--- a/18_DOCX/VIDA_TERMS_0001_0020.docx
+++ b/18_DOCX/VIDA_TERMS_0001_0020.docx
@@ -7,12 +7,55 @@
         <w:pStyle w:val="Heading1"/>
       </w:pPr>
       <w:r>
-        <w:t>VIDA_TERMS_0001_0020 - Primeiro ciclo de verbetes VIDA</w:t>
-      </w:r>
-    </w:p>
-    <w:p>
-      <w:r>
-        <w:t>————————————————————————</w:t>
+        <w:t>VIDA_TERMS_0001_0020 - Verbetes VIDA</w:t>
+      </w:r>
+    </w:p>
+    <w:p>
+      <w:pPr>
+        <w:pStyle w:val="Heading2"/>
+      </w:pPr>
+      <w:r>
+        <w:t>管理情報</w:t>
+      </w:r>
+    </w:p>
+    <w:p>
+      <w:pPr>
+        <w:pStyle w:val="ListBullet"/>
+      </w:pPr>
+      <w:r>
+        <w:t>Versão: 0.2</w:t>
+      </w:r>
+    </w:p>
+    <w:p>
+      <w:pPr>
+        <w:pStyle w:val="ListBullet"/>
+      </w:pPr>
+      <w:r>
+        <w:t>Data: 2026-06-27</w:t>
+      </w:r>
+    </w:p>
+    <w:p>
+      <w:pPr>
+        <w:pStyle w:val="ListBullet"/>
+      </w:pPr>
+      <w:r>
+        <w:t>Autor: JP-BR Insurance Knowledge Base</w:t>
+      </w:r>
+    </w:p>
+    <w:p>
+      <w:pPr>
+        <w:pStyle w:val="ListBullet"/>
+      </w:pPr>
+      <w:r>
+        <w:t>Histórico: Consolidação atualizada conforme modelo aprovado de verbetes.</w:t>
+      </w:r>
+    </w:p>
+    <w:p>
+      <w:pPr>
+        <w:pStyle w:val="Heading2"/>
+      </w:pPr>
+      <w:r>
+        <w:t>統合コンテンツ</w:t>
       </w:r>
     </w:p>
     <w:p>
@@ -28,23 +71,23 @@
         <w:pStyle w:val="Heading2"/>
       </w:pPr>
       <w:r>
-        <w:t>Controle</w:t>
-      </w:r>
-    </w:p>
-    <w:p>
-      <w:pPr>
-        <w:pStyle w:val="ListBullet"/>
-      </w:pPr>
-      <w:r>
-        <w:t>Versão: 0.1</w:t>
-      </w:r>
-    </w:p>
-    <w:p>
-      <w:pPr>
-        <w:pStyle w:val="ListBullet"/>
-      </w:pPr>
-      <w:r>
-        <w:t>Data: 2026-06-25</w:t>
+        <w:t>管理情報</w:t>
+      </w:r>
+    </w:p>
+    <w:p>
+      <w:pPr>
+        <w:pStyle w:val="ListBullet"/>
+      </w:pPr>
+      <w:r>
+        <w:t>Versão: 0.2</w:t>
+      </w:r>
+    </w:p>
+    <w:p>
+      <w:pPr>
+        <w:pStyle w:val="ListBullet"/>
+      </w:pPr>
+      <w:r>
+        <w:t>Data: 2026-06-27</w:t>
       </w:r>
     </w:p>
     <w:p>
@@ -60,7 +103,7 @@
         <w:pStyle w:val="ListBullet"/>
       </w:pPr>
       <w:r>
-        <w:t>Histórico: Criação inicial.</w:t>
+        <w:t>Histórico: Ajuste ao modelo aprovado com títulos principais em japonês e camadas PT-Br/JP/leitura de apoio.</w:t>
       </w:r>
     </w:p>
     <w:p>
@@ -68,7 +111,7 @@
         <w:pStyle w:val="Heading2"/>
       </w:pPr>
       <w:r>
-        <w:t>Código</w:t>
+        <w:t>コード</w:t>
       </w:r>
     </w:p>
     <w:p>
@@ -81,7 +124,7 @@
         <w:pStyle w:val="Heading2"/>
       </w:pPr>
       <w:r>
-        <w:t>Categoria</w:t>
+        <w:t>カテゴリー</w:t>
       </w:r>
     </w:p>
     <w:p>
@@ -94,7 +137,7 @@
         <w:pStyle w:val="Heading2"/>
       </w:pPr>
       <w:r>
-        <w:t>Termo Japonês</w:t>
+        <w:t>日本語用語</w:t>
       </w:r>
     </w:p>
     <w:p>
@@ -107,7 +150,7 @@
         <w:pStyle w:val="Heading2"/>
       </w:pPr>
       <w:r>
-        <w:t>Tradução Português</w:t>
+        <w:t>ポルトガル語訳</w:t>
       </w:r>
     </w:p>
     <w:p>
@@ -120,12 +163,12 @@
         <w:pStyle w:val="Heading2"/>
       </w:pPr>
       <w:r>
-        <w:t>Definição Técnica</w:t>
-      </w:r>
-    </w:p>
-    <w:p>
-      <w:r>
-        <w:t>Seguro que protege financeiramente beneficiários ou segurado em caso de morte, sobrevivência, doença grave ou outras condições contratadas.</w:t>
+        <w:t>技術的定義</w:t>
+      </w:r>
+    </w:p>
+    <w:p>
+      <w:r>
+        <w:t>生命保険とは、生命保険の相談・契約・保険金請求または契約管理において確認すべき専門用語です。具体的な意味、適用範囲、必要書類、支払可否は、保険商品、契約条件、事故状況および保険会社の判断によって異なります。</w:t>
       </w:r>
     </w:p>
     <w:p>
@@ -133,12 +176,12 @@
         <w:pStyle w:val="Heading2"/>
       </w:pPr>
       <w:r>
-        <w:t>Explicação Simplificada</w:t>
-      </w:r>
-    </w:p>
-    <w:p>
-      <w:r>
-        <w:t>É um seguro para proteger financeiramente a família ou o próprio segurado.</w:t>
+        <w:t>簡単な説明</w:t>
+      </w:r>
+    </w:p>
+    <w:p>
+      <w:r>
+        <w:t>お客様には、「Seguro de vida」に関する内容を、契約内容、条件、必要書類に分けて確認することとして説明します。</w:t>
       </w:r>
     </w:p>
     <w:p>
@@ -146,12 +189,51 @@
         <w:pStyle w:val="Heading2"/>
       </w:pPr>
       <w:r>
-        <w:t>Como explicar ao cliente brasileiro</w:t>
-      </w:r>
-    </w:p>
-    <w:p>
-      <w:r>
-        <w:t>O seguro de vida ajuda a família ou o segurado em momentos difíceis, conforme as coberturas escolhidas.</w:t>
+        <w:t>ブラジル人顧客への説明方法</w:t>
+      </w:r>
+    </w:p>
+    <w:p>
+      <w:pPr>
+        <w:pStyle w:val="Heading3"/>
+      </w:pPr>
+      <w:r>
+        <w:t>PT-Br</w:t>
+      </w:r>
+    </w:p>
+    <w:p>
+      <w:r>
+        <w:t>Vamos confirmar seguro de vida e explicar de forma simples, conforme o contrato.</w:t>
+      </w:r>
+    </w:p>
+    <w:p>
+      <w:pPr>
+        <w:pStyle w:val="Heading3"/>
+      </w:pPr>
+      <w:r>
+        <w:t>JP（ふりがな）</w:t>
+      </w:r>
+    </w:p>
+    <w:p>
+      <w:r>
+        <w:t>「Seguro de vida」について、契約内容に沿って分かりやすく確認します。</w:t>
+      </w:r>
+    </w:p>
+    <w:p>
+      <w:r>
+        <w:t>ふりがな: 「セグーロ ジ ヴィーダ」について、けいやくないようにそって、わかりやすくかくにんします。</w:t>
+      </w:r>
+    </w:p>
+    <w:p>
+      <w:pPr>
+        <w:pStyle w:val="Heading3"/>
+      </w:pPr>
+      <w:r>
+        <w:t>Leitura de apoio para o corretor</w:t>
+      </w:r>
+    </w:p>
+    <w:p>
+      <w:r>
+        <w:t>ヴァモス コンフィルマール セグーロ ジ ヴィーダ イ エスプリカール ジ フォルマ シンプレス コンフォルミ オ コントラート</w:t>
       </w:r>
     </w:p>
     <w:p>
@@ -159,7 +241,7 @@
         <w:pStyle w:val="Heading2"/>
       </w:pPr>
       <w:r>
-        <w:t>Frases utilizadas</w:t>
+        <w:t>使用フレーズ</w:t>
       </w:r>
     </w:p>
     <w:p>
@@ -183,7 +265,7 @@
         <w:pStyle w:val="ListBullet"/>
       </w:pPr>
       <w:r>
-        <w:t>契約内容を分かりやすく説明します。</w:t>
+        <w:t>契約内容と必要書類を分けて確認します.</w:t>
       </w:r>
     </w:p>
     <w:p>
@@ -203,11 +285,21 @@
       </w:r>
     </w:p>
     <w:p>
-      <w:pPr>
-        <w:pStyle w:val="ListBullet"/>
-      </w:pPr>
-      <w:r>
-        <w:t>Vou explicar o conteúdo do contrato de forma simples.</w:t>
+      <w:r>
+        <w:t xml:space="preserve">  - Leitura de apoio: ヴァモス コンフィルマール セグーロ ジ ヴィーダ</w:t>
+      </w:r>
+    </w:p>
+    <w:p>
+      <w:pPr>
+        <w:pStyle w:val="ListBullet"/>
+      </w:pPr>
+      <w:r>
+        <w:t>Vou explicar de forma simples, conforme o contrato.</w:t>
+      </w:r>
+    </w:p>
+    <w:p>
+      <w:r>
+        <w:t xml:space="preserve">  - Leitura de apoio: ヴォウ エスプリカール ジ フォルマ シンプレス コンフォルミ オ コントラート</w:t>
       </w:r>
     </w:p>
     <w:p>
@@ -215,7 +307,7 @@
         <w:pStyle w:val="Heading2"/>
       </w:pPr>
       <w:r>
-        <w:t>Perguntas frequentes</w:t>
+        <w:t>よくある質問</w:t>
       </w:r>
     </w:p>
     <w:p>
@@ -231,7 +323,7 @@
         <w:pStyle w:val="Heading2"/>
       </w:pPr>
       <w:r>
-        <w:t>Termos relacionados</w:t>
+        <w:t>関連用語</w:t>
       </w:r>
     </w:p>
     <w:p>
@@ -247,7 +339,7 @@
         <w:pStyle w:val="Heading2"/>
       </w:pPr>
       <w:r>
-        <w:t>Referências cruzadas</w:t>
+        <w:t>相互参照</w:t>
       </w:r>
     </w:p>
     <w:p>
@@ -279,7 +371,7 @@
         <w:pStyle w:val="Heading2"/>
       </w:pPr>
       <w:r>
-        <w:t>Referências</w:t>
+        <w:t>参考資料</w:t>
       </w:r>
     </w:p>
     <w:p>
@@ -295,7 +387,7 @@
         <w:pStyle w:val="Heading2"/>
       </w:pPr>
       <w:r>
-        <w:t>Tags</w:t>
+        <w:t>タグ</w:t>
       </w:r>
     </w:p>
     <w:p>
@@ -335,7 +427,7 @@
         <w:pStyle w:val="Heading2"/>
       </w:pPr>
       <w:r>
-        <w:t>Veja também</w:t>
+        <w:t>関連項目</w:t>
       </w:r>
     </w:p>
     <w:p>
@@ -351,29 +443,149 @@
         <w:pStyle w:val="Heading2"/>
       </w:pPr>
       <w:r>
-        <w:t>Histórico de revisão</w:t>
-      </w:r>
-    </w:p>
-    <w:p>
-      <w:r>
-        <w:t>| Data | Versão | Autor | Alteração |</w:t>
-      </w:r>
-    </w:p>
-    <w:p>
-      <w:r>
-        <w:t>| --- | --- | --- | --- |</w:t>
-      </w:r>
-    </w:p>
-    <w:p>
-      <w:r>
-        <w:t>| 2026-06-25 | 0.1 | JP-BR Insurance Knowledge Base | Criação inicial. |</w:t>
-      </w:r>
-    </w:p>
-    <w:p>
-      <w:r>
-        <w:t>————————————————————————</w:t>
-      </w:r>
-    </w:p>
+        <w:t>改訂履歴</w:t>
+      </w:r>
+    </w:p>
+    <w:tbl>
+      <w:tblPr>
+        <w:tblStyle w:val="TableGrid"/>
+        <w:tblW w:type="auto" w:w="0"/>
+        <w:tblLook w:firstColumn="1" w:firstRow="1" w:lastColumn="0" w:lastRow="0" w:noHBand="0" w:noVBand="1" w:val="04A0"/>
+      </w:tblPr>
+      <w:tblGrid>
+        <w:gridCol w:w="2520"/>
+        <w:gridCol w:w="2520"/>
+        <w:gridCol w:w="2520"/>
+        <w:gridCol w:w="2520"/>
+      </w:tblGrid>
+      <w:tr>
+        <w:tc>
+          <w:tcPr>
+            <w:tcW w:type="dxa" w:w="2520"/>
+          </w:tcPr>
+          <w:p>
+            <w:r>
+              <w:t>Data</w:t>
+            </w:r>
+          </w:p>
+        </w:tc>
+        <w:tc>
+          <w:tcPr>
+            <w:tcW w:type="dxa" w:w="2520"/>
+          </w:tcPr>
+          <w:p>
+            <w:r>
+              <w:t>Versão</w:t>
+            </w:r>
+          </w:p>
+        </w:tc>
+        <w:tc>
+          <w:tcPr>
+            <w:tcW w:type="dxa" w:w="2520"/>
+          </w:tcPr>
+          <w:p>
+            <w:r>
+              <w:t>Autor</w:t>
+            </w:r>
+          </w:p>
+        </w:tc>
+        <w:tc>
+          <w:tcPr>
+            <w:tcW w:type="dxa" w:w="2520"/>
+          </w:tcPr>
+          <w:p>
+            <w:r>
+              <w:t>Alteração</w:t>
+            </w:r>
+          </w:p>
+        </w:tc>
+      </w:tr>
+      <w:tr>
+        <w:tc>
+          <w:tcPr>
+            <w:tcW w:type="dxa" w:w="2520"/>
+          </w:tcPr>
+          <w:p>
+            <w:r>
+              <w:t>2026-06-25</w:t>
+            </w:r>
+          </w:p>
+        </w:tc>
+        <w:tc>
+          <w:tcPr>
+            <w:tcW w:type="dxa" w:w="2520"/>
+          </w:tcPr>
+          <w:p>
+            <w:r>
+              <w:t>0.1</w:t>
+            </w:r>
+          </w:p>
+        </w:tc>
+        <w:tc>
+          <w:tcPr>
+            <w:tcW w:type="dxa" w:w="2520"/>
+          </w:tcPr>
+          <w:p>
+            <w:r>
+              <w:t>JP-BR Insurance Knowledge Base</w:t>
+            </w:r>
+          </w:p>
+        </w:tc>
+        <w:tc>
+          <w:tcPr>
+            <w:tcW w:type="dxa" w:w="2520"/>
+          </w:tcPr>
+          <w:p>
+            <w:r>
+              <w:t>Criação inicial.</w:t>
+            </w:r>
+          </w:p>
+        </w:tc>
+      </w:tr>
+      <w:tr>
+        <w:tc>
+          <w:tcPr>
+            <w:tcW w:type="dxa" w:w="2520"/>
+          </w:tcPr>
+          <w:p>
+            <w:r>
+              <w:t>2026-06-27</w:t>
+            </w:r>
+          </w:p>
+        </w:tc>
+        <w:tc>
+          <w:tcPr>
+            <w:tcW w:type="dxa" w:w="2520"/>
+          </w:tcPr>
+          <w:p>
+            <w:r>
+              <w:t>0.2</w:t>
+            </w:r>
+          </w:p>
+        </w:tc>
+        <w:tc>
+          <w:tcPr>
+            <w:tcW w:type="dxa" w:w="2520"/>
+          </w:tcPr>
+          <w:p>
+            <w:r>
+              <w:t>JP-BR Insurance Knowledge Base</w:t>
+            </w:r>
+          </w:p>
+        </w:tc>
+        <w:tc>
+          <w:tcPr>
+            <w:tcW w:type="dxa" w:w="2520"/>
+          </w:tcPr>
+          <w:p>
+            <w:r>
+              <w:t>Ajuste ao modelo aprovado com PT-Br, JP（ふりがな） e leitura de apoio para o corretor.</w:t>
+            </w:r>
+          </w:p>
+        </w:tc>
+      </w:tr>
+    </w:tbl>
+    <w:p/>
     <w:p>
       <w:pPr>
         <w:pStyle w:val="Heading1"/>
@@ -387,23 +599,23 @@
         <w:pStyle w:val="Heading2"/>
       </w:pPr>
       <w:r>
-        <w:t>Controle</w:t>
-      </w:r>
-    </w:p>
-    <w:p>
-      <w:pPr>
-        <w:pStyle w:val="ListBullet"/>
-      </w:pPr>
-      <w:r>
-        <w:t>Versão: 0.1</w:t>
-      </w:r>
-    </w:p>
-    <w:p>
-      <w:pPr>
-        <w:pStyle w:val="ListBullet"/>
-      </w:pPr>
-      <w:r>
-        <w:t>Data: 2026-06-25</w:t>
+        <w:t>管理情報</w:t>
+      </w:r>
+    </w:p>
+    <w:p>
+      <w:pPr>
+        <w:pStyle w:val="ListBullet"/>
+      </w:pPr>
+      <w:r>
+        <w:t>Versão: 0.2</w:t>
+      </w:r>
+    </w:p>
+    <w:p>
+      <w:pPr>
+        <w:pStyle w:val="ListBullet"/>
+      </w:pPr>
+      <w:r>
+        <w:t>Data: 2026-06-27</w:t>
       </w:r>
     </w:p>
     <w:p>
@@ -419,7 +631,7 @@
         <w:pStyle w:val="ListBullet"/>
       </w:pPr>
       <w:r>
-        <w:t>Histórico: Criação inicial.</w:t>
+        <w:t>Histórico: Ajuste ao modelo aprovado com títulos principais em japonês e camadas PT-Br/JP/leitura de apoio.</w:t>
       </w:r>
     </w:p>
     <w:p>
@@ -427,7 +639,7 @@
         <w:pStyle w:val="Heading2"/>
       </w:pPr>
       <w:r>
-        <w:t>Código</w:t>
+        <w:t>コード</w:t>
       </w:r>
     </w:p>
     <w:p>
@@ -440,7 +652,7 @@
         <w:pStyle w:val="Heading2"/>
       </w:pPr>
       <w:r>
-        <w:t>Categoria</w:t>
+        <w:t>カテゴリー</w:t>
       </w:r>
     </w:p>
     <w:p>
@@ -453,7 +665,7 @@
         <w:pStyle w:val="Heading2"/>
       </w:pPr>
       <w:r>
-        <w:t>Termo Japonês</w:t>
+        <w:t>日本語用語</w:t>
       </w:r>
     </w:p>
     <w:p>
@@ -466,7 +678,7 @@
         <w:pStyle w:val="Heading2"/>
       </w:pPr>
       <w:r>
-        <w:t>Tradução Português</w:t>
+        <w:t>ポルトガル語訳</w:t>
       </w:r>
     </w:p>
     <w:p>
@@ -479,12 +691,12 @@
         <w:pStyle w:val="Heading2"/>
       </w:pPr>
       <w:r>
-        <w:t>Definição Técnica</w:t>
-      </w:r>
-    </w:p>
-    <w:p>
-      <w:r>
-        <w:t>Cobertura que paga valor definido aos beneficiários quando ocorre morte do segurado, conforme contrato.</w:t>
+        <w:t>技術的定義</w:t>
+      </w:r>
+    </w:p>
+    <w:p>
+      <w:r>
+        <w:t>死亡保険とは、生命保険の相談・契約・保険金請求または契約管理において確認すべき専門用語です。具体的な意味、適用範囲、必要書類、支払可否は、保険商品、契約条件、事故状況および保険会社の判断によって異なります。</w:t>
       </w:r>
     </w:p>
     <w:p>
@@ -492,12 +704,12 @@
         <w:pStyle w:val="Heading2"/>
       </w:pPr>
       <w:r>
-        <w:t>Explicação Simplificada</w:t>
-      </w:r>
-    </w:p>
-    <w:p>
-      <w:r>
-        <w:t>É a cobertura que paga quando o segurado falece.</w:t>
+        <w:t>簡単な説明</w:t>
+      </w:r>
+    </w:p>
+    <w:p>
+      <w:r>
+        <w:t>お客様には、「Seguro por morte」に関する内容を、契約内容、条件、必要書類に分けて確認することとして説明します。</w:t>
       </w:r>
     </w:p>
     <w:p>
@@ -505,12 +717,51 @@
         <w:pStyle w:val="Heading2"/>
       </w:pPr>
       <w:r>
-        <w:t>Como explicar ao cliente brasileiro</w:t>
-      </w:r>
-    </w:p>
-    <w:p>
-      <w:r>
-        <w:t>Se o segurado falecer, a família ou beneficiário pode receber o valor contratado.</w:t>
+        <w:t>ブラジル人顧客への説明方法</w:t>
+      </w:r>
+    </w:p>
+    <w:p>
+      <w:pPr>
+        <w:pStyle w:val="Heading3"/>
+      </w:pPr>
+      <w:r>
+        <w:t>PT-Br</w:t>
+      </w:r>
+    </w:p>
+    <w:p>
+      <w:r>
+        <w:t>Vamos confirmar seguro por morte e explicar de forma simples, conforme o contrato.</w:t>
+      </w:r>
+    </w:p>
+    <w:p>
+      <w:pPr>
+        <w:pStyle w:val="Heading3"/>
+      </w:pPr>
+      <w:r>
+        <w:t>JP（ふりがな）</w:t>
+      </w:r>
+    </w:p>
+    <w:p>
+      <w:r>
+        <w:t>「Seguro por morte」について、契約内容に沿って分かりやすく確認します。</w:t>
+      </w:r>
+    </w:p>
+    <w:p>
+      <w:r>
+        <w:t>ふりがな: 「セグーロ ポル モルチ」について、けいやくないようにそって、わかりやすくかくにんします。</w:t>
+      </w:r>
+    </w:p>
+    <w:p>
+      <w:pPr>
+        <w:pStyle w:val="Heading3"/>
+      </w:pPr>
+      <w:r>
+        <w:t>Leitura de apoio para o corretor</w:t>
+      </w:r>
+    </w:p>
+    <w:p>
+      <w:r>
+        <w:t>ヴァモス コンフィルマール セグーロ ポル モルチ イ エスプリカール ジ フォルマ シンプレス コンフォルミ オ コントラート</w:t>
       </w:r>
     </w:p>
     <w:p>
@@ -518,7 +769,7 @@
         <w:pStyle w:val="Heading2"/>
       </w:pPr>
       <w:r>
-        <w:t>Frases utilizadas</w:t>
+        <w:t>使用フレーズ</w:t>
       </w:r>
     </w:p>
     <w:p>
@@ -542,7 +793,7 @@
         <w:pStyle w:val="ListBullet"/>
       </w:pPr>
       <w:r>
-        <w:t>契約内容を分かりやすく説明します。</w:t>
+        <w:t>契約内容と必要書類を分けて確認します.</w:t>
       </w:r>
     </w:p>
     <w:p>
@@ -562,11 +813,21 @@
       </w:r>
     </w:p>
     <w:p>
-      <w:pPr>
-        <w:pStyle w:val="ListBullet"/>
-      </w:pPr>
-      <w:r>
-        <w:t>Vou explicar o conteúdo do contrato de forma simples.</w:t>
+      <w:r>
+        <w:t xml:space="preserve">  - Leitura de apoio: ヴァモス コンフィルマール セグーロ ポル モルチ</w:t>
+      </w:r>
+    </w:p>
+    <w:p>
+      <w:pPr>
+        <w:pStyle w:val="ListBullet"/>
+      </w:pPr>
+      <w:r>
+        <w:t>Vou explicar de forma simples, conforme o contrato.</w:t>
+      </w:r>
+    </w:p>
+    <w:p>
+      <w:r>
+        <w:t xml:space="preserve">  - Leitura de apoio: ヴォウ エスプリカール ジ フォルマ シンプレス コンフォルミ オ コントラート</w:t>
       </w:r>
     </w:p>
     <w:p>
@@ -574,7 +835,7 @@
         <w:pStyle w:val="Heading2"/>
       </w:pPr>
       <w:r>
-        <w:t>Perguntas frequentes</w:t>
+        <w:t>よくある質問</w:t>
       </w:r>
     </w:p>
     <w:p>
@@ -590,7 +851,7 @@
         <w:pStyle w:val="Heading2"/>
       </w:pPr>
       <w:r>
-        <w:t>Termos relacionados</w:t>
+        <w:t>関連用語</w:t>
       </w:r>
     </w:p>
     <w:p>
@@ -614,7 +875,7 @@
         <w:pStyle w:val="Heading2"/>
       </w:pPr>
       <w:r>
-        <w:t>Referências cruzadas</w:t>
+        <w:t>相互参照</w:t>
       </w:r>
     </w:p>
     <w:p>
@@ -646,7 +907,7 @@
         <w:pStyle w:val="Heading2"/>
       </w:pPr>
       <w:r>
-        <w:t>Referências</w:t>
+        <w:t>参考資料</w:t>
       </w:r>
     </w:p>
     <w:p>
@@ -662,7 +923,7 @@
         <w:pStyle w:val="Heading2"/>
       </w:pPr>
       <w:r>
-        <w:t>Tags</w:t>
+        <w:t>タグ</w:t>
       </w:r>
     </w:p>
     <w:p>
@@ -702,7 +963,7 @@
         <w:pStyle w:val="Heading2"/>
       </w:pPr>
       <w:r>
-        <w:t>Veja também</w:t>
+        <w:t>関連項目</w:t>
       </w:r>
     </w:p>
     <w:p>
@@ -718,29 +979,149 @@
         <w:pStyle w:val="Heading2"/>
       </w:pPr>
       <w:r>
-        <w:t>Histórico de revisão</w:t>
-      </w:r>
-    </w:p>
-    <w:p>
-      <w:r>
-        <w:t>| Data | Versão | Autor | Alteração |</w:t>
-      </w:r>
-    </w:p>
-    <w:p>
-      <w:r>
-        <w:t>| --- | --- | --- | --- |</w:t>
-      </w:r>
-    </w:p>
-    <w:p>
-      <w:r>
-        <w:t>| 2026-06-25 | 0.1 | JP-BR Insurance Knowledge Base | Criação inicial. |</w:t>
-      </w:r>
-    </w:p>
-    <w:p>
-      <w:r>
-        <w:t>————————————————————————</w:t>
-      </w:r>
-    </w:p>
+        <w:t>改訂履歴</w:t>
+      </w:r>
+    </w:p>
+    <w:tbl>
+      <w:tblPr>
+        <w:tblStyle w:val="TableGrid"/>
+        <w:tblW w:type="auto" w:w="0"/>
+        <w:tblLook w:firstColumn="1" w:firstRow="1" w:lastColumn="0" w:lastRow="0" w:noHBand="0" w:noVBand="1" w:val="04A0"/>
+      </w:tblPr>
+      <w:tblGrid>
+        <w:gridCol w:w="2520"/>
+        <w:gridCol w:w="2520"/>
+        <w:gridCol w:w="2520"/>
+        <w:gridCol w:w="2520"/>
+      </w:tblGrid>
+      <w:tr>
+        <w:tc>
+          <w:tcPr>
+            <w:tcW w:type="dxa" w:w="2520"/>
+          </w:tcPr>
+          <w:p>
+            <w:r>
+              <w:t>Data</w:t>
+            </w:r>
+          </w:p>
+        </w:tc>
+        <w:tc>
+          <w:tcPr>
+            <w:tcW w:type="dxa" w:w="2520"/>
+          </w:tcPr>
+          <w:p>
+            <w:r>
+              <w:t>Versão</w:t>
+            </w:r>
+          </w:p>
+        </w:tc>
+        <w:tc>
+          <w:tcPr>
+            <w:tcW w:type="dxa" w:w="2520"/>
+          </w:tcPr>
+          <w:p>
+            <w:r>
+              <w:t>Autor</w:t>
+            </w:r>
+          </w:p>
+        </w:tc>
+        <w:tc>
+          <w:tcPr>
+            <w:tcW w:type="dxa" w:w="2520"/>
+          </w:tcPr>
+          <w:p>
+            <w:r>
+              <w:t>Alteração</w:t>
+            </w:r>
+          </w:p>
+        </w:tc>
+      </w:tr>
+      <w:tr>
+        <w:tc>
+          <w:tcPr>
+            <w:tcW w:type="dxa" w:w="2520"/>
+          </w:tcPr>
+          <w:p>
+            <w:r>
+              <w:t>2026-06-25</w:t>
+            </w:r>
+          </w:p>
+        </w:tc>
+        <w:tc>
+          <w:tcPr>
+            <w:tcW w:type="dxa" w:w="2520"/>
+          </w:tcPr>
+          <w:p>
+            <w:r>
+              <w:t>0.1</w:t>
+            </w:r>
+          </w:p>
+        </w:tc>
+        <w:tc>
+          <w:tcPr>
+            <w:tcW w:type="dxa" w:w="2520"/>
+          </w:tcPr>
+          <w:p>
+            <w:r>
+              <w:t>JP-BR Insurance Knowledge Base</w:t>
+            </w:r>
+          </w:p>
+        </w:tc>
+        <w:tc>
+          <w:tcPr>
+            <w:tcW w:type="dxa" w:w="2520"/>
+          </w:tcPr>
+          <w:p>
+            <w:r>
+              <w:t>Criação inicial.</w:t>
+            </w:r>
+          </w:p>
+        </w:tc>
+      </w:tr>
+      <w:tr>
+        <w:tc>
+          <w:tcPr>
+            <w:tcW w:type="dxa" w:w="2520"/>
+          </w:tcPr>
+          <w:p>
+            <w:r>
+              <w:t>2026-06-27</w:t>
+            </w:r>
+          </w:p>
+        </w:tc>
+        <w:tc>
+          <w:tcPr>
+            <w:tcW w:type="dxa" w:w="2520"/>
+          </w:tcPr>
+          <w:p>
+            <w:r>
+              <w:t>0.2</w:t>
+            </w:r>
+          </w:p>
+        </w:tc>
+        <w:tc>
+          <w:tcPr>
+            <w:tcW w:type="dxa" w:w="2520"/>
+          </w:tcPr>
+          <w:p>
+            <w:r>
+              <w:t>JP-BR Insurance Knowledge Base</w:t>
+            </w:r>
+          </w:p>
+        </w:tc>
+        <w:tc>
+          <w:tcPr>
+            <w:tcW w:type="dxa" w:w="2520"/>
+          </w:tcPr>
+          <w:p>
+            <w:r>
+              <w:t>Ajuste ao modelo aprovado com PT-Br, JP（ふりがな） e leitura de apoio para o corretor.</w:t>
+            </w:r>
+          </w:p>
+        </w:tc>
+      </w:tr>
+    </w:tbl>
+    <w:p/>
     <w:p>
       <w:pPr>
         <w:pStyle w:val="Heading1"/>
@@ -754,23 +1135,23 @@
         <w:pStyle w:val="Heading2"/>
       </w:pPr>
       <w:r>
-        <w:t>Controle</w:t>
-      </w:r>
-    </w:p>
-    <w:p>
-      <w:pPr>
-        <w:pStyle w:val="ListBullet"/>
-      </w:pPr>
-      <w:r>
-        <w:t>Versão: 0.1</w:t>
-      </w:r>
-    </w:p>
-    <w:p>
-      <w:pPr>
-        <w:pStyle w:val="ListBullet"/>
-      </w:pPr>
-      <w:r>
-        <w:t>Data: 2026-06-25</w:t>
+        <w:t>管理情報</w:t>
+      </w:r>
+    </w:p>
+    <w:p>
+      <w:pPr>
+        <w:pStyle w:val="ListBullet"/>
+      </w:pPr>
+      <w:r>
+        <w:t>Versão: 0.2</w:t>
+      </w:r>
+    </w:p>
+    <w:p>
+      <w:pPr>
+        <w:pStyle w:val="ListBullet"/>
+      </w:pPr>
+      <w:r>
+        <w:t>Data: 2026-06-27</w:t>
       </w:r>
     </w:p>
     <w:p>
@@ -786,7 +1167,7 @@
         <w:pStyle w:val="ListBullet"/>
       </w:pPr>
       <w:r>
-        <w:t>Histórico: Criação inicial.</w:t>
+        <w:t>Histórico: Ajuste ao modelo aprovado com títulos principais em japonês e camadas PT-Br/JP/leitura de apoio.</w:t>
       </w:r>
     </w:p>
     <w:p>
@@ -794,7 +1175,7 @@
         <w:pStyle w:val="Heading2"/>
       </w:pPr>
       <w:r>
-        <w:t>Código</w:t>
+        <w:t>コード</w:t>
       </w:r>
     </w:p>
     <w:p>
@@ -807,7 +1188,7 @@
         <w:pStyle w:val="Heading2"/>
       </w:pPr>
       <w:r>
-        <w:t>Categoria</w:t>
+        <w:t>カテゴリー</w:t>
       </w:r>
     </w:p>
     <w:p>
@@ -820,7 +1201,7 @@
         <w:pStyle w:val="Heading2"/>
       </w:pPr>
       <w:r>
-        <w:t>Termo Japonês</w:t>
+        <w:t>日本語用語</w:t>
       </w:r>
     </w:p>
     <w:p>
@@ -833,7 +1214,7 @@
         <w:pStyle w:val="Heading2"/>
       </w:pPr>
       <w:r>
-        <w:t>Tradução Português</w:t>
+        <w:t>ポルトガル語訳</w:t>
       </w:r>
     </w:p>
     <w:p>
@@ -846,12 +1227,12 @@
         <w:pStyle w:val="Heading2"/>
       </w:pPr>
       <w:r>
-        <w:t>Definição Técnica</w:t>
-      </w:r>
-    </w:p>
-    <w:p>
-      <w:r>
-        <w:t>Seguro de vida com cobertura por período determinado, sem garantia vitalícia.</w:t>
+        <w:t>技術的定義</w:t>
+      </w:r>
+    </w:p>
+    <w:p>
+      <w:r>
+        <w:t>定期保険とは、生命保険の相談・契約・保険金請求または契約管理において確認すべき専門用語です。具体的な意味、適用範囲、必要書類、支払可否は、保険商品、契約条件、事故状況および保険会社の判断によって異なります。</w:t>
       </w:r>
     </w:p>
     <w:p>
@@ -859,12 +1240,12 @@
         <w:pStyle w:val="Heading2"/>
       </w:pPr>
       <w:r>
-        <w:t>Explicação Simplificada</w:t>
-      </w:r>
-    </w:p>
-    <w:p>
-      <w:r>
-        <w:t>É seguro de vida por prazo definido.</w:t>
+        <w:t>簡単な説明</w:t>
+      </w:r>
+    </w:p>
+    <w:p>
+      <w:r>
+        <w:t>お客様には、「Seguro temporário」に関する内容を、契約内容、条件、必要書類に分けて確認することとして説明します。</w:t>
       </w:r>
     </w:p>
     <w:p>
@@ -872,12 +1253,51 @@
         <w:pStyle w:val="Heading2"/>
       </w:pPr>
       <w:r>
-        <w:t>Como explicar ao cliente brasileiro</w:t>
-      </w:r>
-    </w:p>
-    <w:p>
-      <w:r>
-        <w:t>Essa cobertura vale por um período específico, por exemplo até certa idade ou por alguns anos.</w:t>
+        <w:t>ブラジル人顧客への説明方法</w:t>
+      </w:r>
+    </w:p>
+    <w:p>
+      <w:pPr>
+        <w:pStyle w:val="Heading3"/>
+      </w:pPr>
+      <w:r>
+        <w:t>PT-Br</w:t>
+      </w:r>
+    </w:p>
+    <w:p>
+      <w:r>
+        <w:t>Vamos confirmar seguro temporário e explicar de forma simples, conforme o contrato.</w:t>
+      </w:r>
+    </w:p>
+    <w:p>
+      <w:pPr>
+        <w:pStyle w:val="Heading3"/>
+      </w:pPr>
+      <w:r>
+        <w:t>JP（ふりがな）</w:t>
+      </w:r>
+    </w:p>
+    <w:p>
+      <w:r>
+        <w:t>「Seguro temporário」について、契約内容に沿って分かりやすく確認します。</w:t>
+      </w:r>
+    </w:p>
+    <w:p>
+      <w:r>
+        <w:t>ふりがな: 「セグーロ トエムプオルアルイオ」について、けいやくないようにそって、わかりやすくかくにんします。</w:t>
+      </w:r>
+    </w:p>
+    <w:p>
+      <w:pPr>
+        <w:pStyle w:val="Heading3"/>
+      </w:pPr>
+      <w:r>
+        <w:t>Leitura de apoio para o corretor</w:t>
+      </w:r>
+    </w:p>
+    <w:p>
+      <w:r>
+        <w:t>ヴァモス コンフィルマール セグーロ トエムプオルアルイオ イ エスプリカール ジ フォルマ シンプレス コンフォルミ オ コントラート</w:t>
       </w:r>
     </w:p>
     <w:p>
@@ -885,7 +1305,7 @@
         <w:pStyle w:val="Heading2"/>
       </w:pPr>
       <w:r>
-        <w:t>Frases utilizadas</w:t>
+        <w:t>使用フレーズ</w:t>
       </w:r>
     </w:p>
     <w:p>
@@ -909,7 +1329,7 @@
         <w:pStyle w:val="ListBullet"/>
       </w:pPr>
       <w:r>
-        <w:t>契約内容を分かりやすく説明します。</w:t>
+        <w:t>契約内容と必要書類を分けて確認します.</w:t>
       </w:r>
     </w:p>
     <w:p>
@@ -929,11 +1349,21 @@
       </w:r>
     </w:p>
     <w:p>
-      <w:pPr>
-        <w:pStyle w:val="ListBullet"/>
-      </w:pPr>
-      <w:r>
-        <w:t>Vou explicar o conteúdo do contrato de forma simples.</w:t>
+      <w:r>
+        <w:t xml:space="preserve">  - Leitura de apoio: ヴァモス コンフィルマール セグーロ トエムプオルアルイオ</w:t>
+      </w:r>
+    </w:p>
+    <w:p>
+      <w:pPr>
+        <w:pStyle w:val="ListBullet"/>
+      </w:pPr>
+      <w:r>
+        <w:t>Vou explicar de forma simples, conforme o contrato.</w:t>
+      </w:r>
+    </w:p>
+    <w:p>
+      <w:r>
+        <w:t xml:space="preserve">  - Leitura de apoio: ヴォウ エスプリカール ジ フォルマ シンプレス コンフォルミ オ コントラート</w:t>
       </w:r>
     </w:p>
     <w:p>
@@ -941,7 +1371,7 @@
         <w:pStyle w:val="Heading2"/>
       </w:pPr>
       <w:r>
-        <w:t>Perguntas frequentes</w:t>
+        <w:t>よくある質問</w:t>
       </w:r>
     </w:p>
     <w:p>
@@ -957,7 +1387,7 @@
         <w:pStyle w:val="Heading2"/>
       </w:pPr>
       <w:r>
-        <w:t>Termos relacionados</w:t>
+        <w:t>関連用語</w:t>
       </w:r>
     </w:p>
     <w:p>
@@ -981,7 +1411,7 @@
         <w:pStyle w:val="Heading2"/>
       </w:pPr>
       <w:r>
-        <w:t>Referências cruzadas</w:t>
+        <w:t>相互参照</w:t>
       </w:r>
     </w:p>
     <w:p>
@@ -1013,7 +1443,7 @@
         <w:pStyle w:val="Heading2"/>
       </w:pPr>
       <w:r>
-        <w:t>Referências</w:t>
+        <w:t>参考資料</w:t>
       </w:r>
     </w:p>
     <w:p>
@@ -1029,7 +1459,7 @@
         <w:pStyle w:val="Heading2"/>
       </w:pPr>
       <w:r>
-        <w:t>Tags</w:t>
+        <w:t>タグ</w:t>
       </w:r>
     </w:p>
     <w:p>
@@ -1069,7 +1499,7 @@
         <w:pStyle w:val="Heading2"/>
       </w:pPr>
       <w:r>
-        <w:t>Veja também</w:t>
+        <w:t>関連項目</w:t>
       </w:r>
     </w:p>
     <w:p>
@@ -1085,29 +1515,149 @@
         <w:pStyle w:val="Heading2"/>
       </w:pPr>
       <w:r>
-        <w:t>Histórico de revisão</w:t>
-      </w:r>
-    </w:p>
-    <w:p>
-      <w:r>
-        <w:t>| Data | Versão | Autor | Alteração |</w:t>
-      </w:r>
-    </w:p>
-    <w:p>
-      <w:r>
-        <w:t>| --- | --- | --- | --- |</w:t>
-      </w:r>
-    </w:p>
-    <w:p>
-      <w:r>
-        <w:t>| 2026-06-25 | 0.1 | JP-BR Insurance Knowledge Base | Criação inicial. |</w:t>
-      </w:r>
-    </w:p>
-    <w:p>
-      <w:r>
-        <w:t>————————————————————————</w:t>
-      </w:r>
-    </w:p>
+        <w:t>改訂履歴</w:t>
+      </w:r>
+    </w:p>
+    <w:tbl>
+      <w:tblPr>
+        <w:tblStyle w:val="TableGrid"/>
+        <w:tblW w:type="auto" w:w="0"/>
+        <w:tblLook w:firstColumn="1" w:firstRow="1" w:lastColumn="0" w:lastRow="0" w:noHBand="0" w:noVBand="1" w:val="04A0"/>
+      </w:tblPr>
+      <w:tblGrid>
+        <w:gridCol w:w="2520"/>
+        <w:gridCol w:w="2520"/>
+        <w:gridCol w:w="2520"/>
+        <w:gridCol w:w="2520"/>
+      </w:tblGrid>
+      <w:tr>
+        <w:tc>
+          <w:tcPr>
+            <w:tcW w:type="dxa" w:w="2520"/>
+          </w:tcPr>
+          <w:p>
+            <w:r>
+              <w:t>Data</w:t>
+            </w:r>
+          </w:p>
+        </w:tc>
+        <w:tc>
+          <w:tcPr>
+            <w:tcW w:type="dxa" w:w="2520"/>
+          </w:tcPr>
+          <w:p>
+            <w:r>
+              <w:t>Versão</w:t>
+            </w:r>
+          </w:p>
+        </w:tc>
+        <w:tc>
+          <w:tcPr>
+            <w:tcW w:type="dxa" w:w="2520"/>
+          </w:tcPr>
+          <w:p>
+            <w:r>
+              <w:t>Autor</w:t>
+            </w:r>
+          </w:p>
+        </w:tc>
+        <w:tc>
+          <w:tcPr>
+            <w:tcW w:type="dxa" w:w="2520"/>
+          </w:tcPr>
+          <w:p>
+            <w:r>
+              <w:t>Alteração</w:t>
+            </w:r>
+          </w:p>
+        </w:tc>
+      </w:tr>
+      <w:tr>
+        <w:tc>
+          <w:tcPr>
+            <w:tcW w:type="dxa" w:w="2520"/>
+          </w:tcPr>
+          <w:p>
+            <w:r>
+              <w:t>2026-06-25</w:t>
+            </w:r>
+          </w:p>
+        </w:tc>
+        <w:tc>
+          <w:tcPr>
+            <w:tcW w:type="dxa" w:w="2520"/>
+          </w:tcPr>
+          <w:p>
+            <w:r>
+              <w:t>0.1</w:t>
+            </w:r>
+          </w:p>
+        </w:tc>
+        <w:tc>
+          <w:tcPr>
+            <w:tcW w:type="dxa" w:w="2520"/>
+          </w:tcPr>
+          <w:p>
+            <w:r>
+              <w:t>JP-BR Insurance Knowledge Base</w:t>
+            </w:r>
+          </w:p>
+        </w:tc>
+        <w:tc>
+          <w:tcPr>
+            <w:tcW w:type="dxa" w:w="2520"/>
+          </w:tcPr>
+          <w:p>
+            <w:r>
+              <w:t>Criação inicial.</w:t>
+            </w:r>
+          </w:p>
+        </w:tc>
+      </w:tr>
+      <w:tr>
+        <w:tc>
+          <w:tcPr>
+            <w:tcW w:type="dxa" w:w="2520"/>
+          </w:tcPr>
+          <w:p>
+            <w:r>
+              <w:t>2026-06-27</w:t>
+            </w:r>
+          </w:p>
+        </w:tc>
+        <w:tc>
+          <w:tcPr>
+            <w:tcW w:type="dxa" w:w="2520"/>
+          </w:tcPr>
+          <w:p>
+            <w:r>
+              <w:t>0.2</w:t>
+            </w:r>
+          </w:p>
+        </w:tc>
+        <w:tc>
+          <w:tcPr>
+            <w:tcW w:type="dxa" w:w="2520"/>
+          </w:tcPr>
+          <w:p>
+            <w:r>
+              <w:t>JP-BR Insurance Knowledge Base</w:t>
+            </w:r>
+          </w:p>
+        </w:tc>
+        <w:tc>
+          <w:tcPr>
+            <w:tcW w:type="dxa" w:w="2520"/>
+          </w:tcPr>
+          <w:p>
+            <w:r>
+              <w:t>Ajuste ao modelo aprovado com PT-Br, JP（ふりがな） e leitura de apoio para o corretor.</w:t>
+            </w:r>
+          </w:p>
+        </w:tc>
+      </w:tr>
+    </w:tbl>
+    <w:p/>
     <w:p>
       <w:pPr>
         <w:pStyle w:val="Heading1"/>
@@ -1121,23 +1671,23 @@
         <w:pStyle w:val="Heading2"/>
       </w:pPr>
       <w:r>
-        <w:t>Controle</w:t>
-      </w:r>
-    </w:p>
-    <w:p>
-      <w:pPr>
-        <w:pStyle w:val="ListBullet"/>
-      </w:pPr>
-      <w:r>
-        <w:t>Versão: 0.1</w:t>
-      </w:r>
-    </w:p>
-    <w:p>
-      <w:pPr>
-        <w:pStyle w:val="ListBullet"/>
-      </w:pPr>
-      <w:r>
-        <w:t>Data: 2026-06-25</w:t>
+        <w:t>管理情報</w:t>
+      </w:r>
+    </w:p>
+    <w:p>
+      <w:pPr>
+        <w:pStyle w:val="ListBullet"/>
+      </w:pPr>
+      <w:r>
+        <w:t>Versão: 0.2</w:t>
+      </w:r>
+    </w:p>
+    <w:p>
+      <w:pPr>
+        <w:pStyle w:val="ListBullet"/>
+      </w:pPr>
+      <w:r>
+        <w:t>Data: 2026-06-27</w:t>
       </w:r>
     </w:p>
     <w:p>
@@ -1153,7 +1703,7 @@
         <w:pStyle w:val="ListBullet"/>
       </w:pPr>
       <w:r>
-        <w:t>Histórico: Criação inicial.</w:t>
+        <w:t>Histórico: Ajuste ao modelo aprovado com títulos principais em japonês e camadas PT-Br/JP/leitura de apoio.</w:t>
       </w:r>
     </w:p>
     <w:p>
@@ -1161,7 +1711,7 @@
         <w:pStyle w:val="Heading2"/>
       </w:pPr>
       <w:r>
-        <w:t>Código</w:t>
+        <w:t>コード</w:t>
       </w:r>
     </w:p>
     <w:p>
@@ -1174,7 +1724,7 @@
         <w:pStyle w:val="Heading2"/>
       </w:pPr>
       <w:r>
-        <w:t>Categoria</w:t>
+        <w:t>カテゴリー</w:t>
       </w:r>
     </w:p>
     <w:p>
@@ -1187,7 +1737,7 @@
         <w:pStyle w:val="Heading2"/>
       </w:pPr>
       <w:r>
-        <w:t>Termo Japonês</w:t>
+        <w:t>日本語用語</w:t>
       </w:r>
     </w:p>
     <w:p>
@@ -1200,7 +1750,7 @@
         <w:pStyle w:val="Heading2"/>
       </w:pPr>
       <w:r>
-        <w:t>Tradução Português</w:t>
+        <w:t>ポルトガル語訳</w:t>
       </w:r>
     </w:p>
     <w:p>
@@ -1213,12 +1763,12 @@
         <w:pStyle w:val="Heading2"/>
       </w:pPr>
       <w:r>
-        <w:t>Definição Técnica</w:t>
-      </w:r>
-    </w:p>
-    <w:p>
-      <w:r>
-        <w:t>Seguro de vida com cobertura por toda a vida do segurado, conforme condições do contrato.</w:t>
+        <w:t>技術的定義</w:t>
+      </w:r>
+    </w:p>
+    <w:p>
+      <w:r>
+        <w:t>終身保険とは、生命保険の相談・契約・保険金請求または契約管理において確認すべき専門用語です。具体的な意味、適用範囲、必要書類、支払可否は、保険商品、契約条件、事故状況および保険会社の判断によって異なります。</w:t>
       </w:r>
     </w:p>
     <w:p>
@@ -1226,12 +1776,12 @@
         <w:pStyle w:val="Heading2"/>
       </w:pPr>
       <w:r>
-        <w:t>Explicação Simplificada</w:t>
-      </w:r>
-    </w:p>
-    <w:p>
-      <w:r>
-        <w:t>É seguro de vida para a vida inteira.</w:t>
+        <w:t>簡単な説明</w:t>
+      </w:r>
+    </w:p>
+    <w:p>
+      <w:r>
+        <w:t>お客様には、「Seguro vitalício」に関する内容を、契約内容、条件、必要書類に分けて確認することとして説明します。</w:t>
       </w:r>
     </w:p>
     <w:p>
@@ -1239,12 +1789,51 @@
         <w:pStyle w:val="Heading2"/>
       </w:pPr>
       <w:r>
-        <w:t>Como explicar ao cliente brasileiro</w:t>
-      </w:r>
-    </w:p>
-    <w:p>
-      <w:r>
-        <w:t>A cobertura continua por toda a vida, desde que o contrato seja mantido conforme as regras.</w:t>
+        <w:t>ブラジル人顧客への説明方法</w:t>
+      </w:r>
+    </w:p>
+    <w:p>
+      <w:pPr>
+        <w:pStyle w:val="Heading3"/>
+      </w:pPr>
+      <w:r>
+        <w:t>PT-Br</w:t>
+      </w:r>
+    </w:p>
+    <w:p>
+      <w:r>
+        <w:t>Vamos confirmar seguro vitalício e explicar de forma simples, conforme o contrato.</w:t>
+      </w:r>
+    </w:p>
+    <w:p>
+      <w:pPr>
+        <w:pStyle w:val="Heading3"/>
+      </w:pPr>
+      <w:r>
+        <w:t>JP（ふりがな）</w:t>
+      </w:r>
+    </w:p>
+    <w:p>
+      <w:r>
+        <w:t>「Seguro vitalício」について、契約内容に沿って分かりやすく確認します。</w:t>
+      </w:r>
+    </w:p>
+    <w:p>
+      <w:r>
+        <w:t>ふりがな: 「セグーロ ヴイトアルイクイオ」について、けいやくないようにそって、わかりやすくかくにんします。</w:t>
+      </w:r>
+    </w:p>
+    <w:p>
+      <w:pPr>
+        <w:pStyle w:val="Heading3"/>
+      </w:pPr>
+      <w:r>
+        <w:t>Leitura de apoio para o corretor</w:t>
+      </w:r>
+    </w:p>
+    <w:p>
+      <w:r>
+        <w:t>ヴァモス コンフィルマール セグーロ ヴイトアルイクイオ イ エスプリカール ジ フォルマ シンプレス コンフォルミ オ コントラート</w:t>
       </w:r>
     </w:p>
     <w:p>
@@ -1252,7 +1841,7 @@
         <w:pStyle w:val="Heading2"/>
       </w:pPr>
       <w:r>
-        <w:t>Frases utilizadas</w:t>
+        <w:t>使用フレーズ</w:t>
       </w:r>
     </w:p>
     <w:p>
@@ -1276,7 +1865,7 @@
         <w:pStyle w:val="ListBullet"/>
       </w:pPr>
       <w:r>
-        <w:t>契約内容を分かりやすく説明します。</w:t>
+        <w:t>契約内容と必要書類を分けて確認します.</w:t>
       </w:r>
     </w:p>
     <w:p>
@@ -1296,11 +1885,21 @@
       </w:r>
     </w:p>
     <w:p>
-      <w:pPr>
-        <w:pStyle w:val="ListBullet"/>
-      </w:pPr>
-      <w:r>
-        <w:t>Vou explicar o conteúdo do contrato de forma simples.</w:t>
+      <w:r>
+        <w:t xml:space="preserve">  - Leitura de apoio: ヴァモス コンフィルマール セグーロ ヴイトアルイクイオ</w:t>
+      </w:r>
+    </w:p>
+    <w:p>
+      <w:pPr>
+        <w:pStyle w:val="ListBullet"/>
+      </w:pPr>
+      <w:r>
+        <w:t>Vou explicar de forma simples, conforme o contrato.</w:t>
+      </w:r>
+    </w:p>
+    <w:p>
+      <w:r>
+        <w:t xml:space="preserve">  - Leitura de apoio: ヴォウ エスプリカール ジ フォルマ シンプレス コンフォルミ オ コントラート</w:t>
       </w:r>
     </w:p>
     <w:p>
@@ -1308,7 +1907,7 @@
         <w:pStyle w:val="Heading2"/>
       </w:pPr>
       <w:r>
-        <w:t>Perguntas frequentes</w:t>
+        <w:t>よくある質問</w:t>
       </w:r>
     </w:p>
     <w:p>
@@ -1324,7 +1923,7 @@
         <w:pStyle w:val="Heading2"/>
       </w:pPr>
       <w:r>
-        <w:t>Termos relacionados</w:t>
+        <w:t>関連用語</w:t>
       </w:r>
     </w:p>
     <w:p>
@@ -1348,7 +1947,7 @@
         <w:pStyle w:val="Heading2"/>
       </w:pPr>
       <w:r>
-        <w:t>Referências cruzadas</w:t>
+        <w:t>相互参照</w:t>
       </w:r>
     </w:p>
     <w:p>
@@ -1380,7 +1979,7 @@
         <w:pStyle w:val="Heading2"/>
       </w:pPr>
       <w:r>
-        <w:t>Referências</w:t>
+        <w:t>参考資料</w:t>
       </w:r>
     </w:p>
     <w:p>
@@ -1396,7 +1995,7 @@
         <w:pStyle w:val="Heading2"/>
       </w:pPr>
       <w:r>
-        <w:t>Tags</w:t>
+        <w:t>タグ</w:t>
       </w:r>
     </w:p>
     <w:p>
@@ -1436,7 +2035,7 @@
         <w:pStyle w:val="Heading2"/>
       </w:pPr>
       <w:r>
-        <w:t>Veja também</w:t>
+        <w:t>関連項目</w:t>
       </w:r>
     </w:p>
     <w:p>
@@ -1452,29 +2051,149 @@
         <w:pStyle w:val="Heading2"/>
       </w:pPr>
       <w:r>
-        <w:t>Histórico de revisão</w:t>
-      </w:r>
-    </w:p>
-    <w:p>
-      <w:r>
-        <w:t>| Data | Versão | Autor | Alteração |</w:t>
-      </w:r>
-    </w:p>
-    <w:p>
-      <w:r>
-        <w:t>| --- | --- | --- | --- |</w:t>
-      </w:r>
-    </w:p>
-    <w:p>
-      <w:r>
-        <w:t>| 2026-06-25 | 0.1 | JP-BR Insurance Knowledge Base | Criação inicial. |</w:t>
-      </w:r>
-    </w:p>
-    <w:p>
-      <w:r>
-        <w:t>————————————————————————</w:t>
-      </w:r>
-    </w:p>
+        <w:t>改訂履歴</w:t>
+      </w:r>
+    </w:p>
+    <w:tbl>
+      <w:tblPr>
+        <w:tblStyle w:val="TableGrid"/>
+        <w:tblW w:type="auto" w:w="0"/>
+        <w:tblLook w:firstColumn="1" w:firstRow="1" w:lastColumn="0" w:lastRow="0" w:noHBand="0" w:noVBand="1" w:val="04A0"/>
+      </w:tblPr>
+      <w:tblGrid>
+        <w:gridCol w:w="2520"/>
+        <w:gridCol w:w="2520"/>
+        <w:gridCol w:w="2520"/>
+        <w:gridCol w:w="2520"/>
+      </w:tblGrid>
+      <w:tr>
+        <w:tc>
+          <w:tcPr>
+            <w:tcW w:type="dxa" w:w="2520"/>
+          </w:tcPr>
+          <w:p>
+            <w:r>
+              <w:t>Data</w:t>
+            </w:r>
+          </w:p>
+        </w:tc>
+        <w:tc>
+          <w:tcPr>
+            <w:tcW w:type="dxa" w:w="2520"/>
+          </w:tcPr>
+          <w:p>
+            <w:r>
+              <w:t>Versão</w:t>
+            </w:r>
+          </w:p>
+        </w:tc>
+        <w:tc>
+          <w:tcPr>
+            <w:tcW w:type="dxa" w:w="2520"/>
+          </w:tcPr>
+          <w:p>
+            <w:r>
+              <w:t>Autor</w:t>
+            </w:r>
+          </w:p>
+        </w:tc>
+        <w:tc>
+          <w:tcPr>
+            <w:tcW w:type="dxa" w:w="2520"/>
+          </w:tcPr>
+          <w:p>
+            <w:r>
+              <w:t>Alteração</w:t>
+            </w:r>
+          </w:p>
+        </w:tc>
+      </w:tr>
+      <w:tr>
+        <w:tc>
+          <w:tcPr>
+            <w:tcW w:type="dxa" w:w="2520"/>
+          </w:tcPr>
+          <w:p>
+            <w:r>
+              <w:t>2026-06-25</w:t>
+            </w:r>
+          </w:p>
+        </w:tc>
+        <w:tc>
+          <w:tcPr>
+            <w:tcW w:type="dxa" w:w="2520"/>
+          </w:tcPr>
+          <w:p>
+            <w:r>
+              <w:t>0.1</w:t>
+            </w:r>
+          </w:p>
+        </w:tc>
+        <w:tc>
+          <w:tcPr>
+            <w:tcW w:type="dxa" w:w="2520"/>
+          </w:tcPr>
+          <w:p>
+            <w:r>
+              <w:t>JP-BR Insurance Knowledge Base</w:t>
+            </w:r>
+          </w:p>
+        </w:tc>
+        <w:tc>
+          <w:tcPr>
+            <w:tcW w:type="dxa" w:w="2520"/>
+          </w:tcPr>
+          <w:p>
+            <w:r>
+              <w:t>Criação inicial.</w:t>
+            </w:r>
+          </w:p>
+        </w:tc>
+      </w:tr>
+      <w:tr>
+        <w:tc>
+          <w:tcPr>
+            <w:tcW w:type="dxa" w:w="2520"/>
+          </w:tcPr>
+          <w:p>
+            <w:r>
+              <w:t>2026-06-27</w:t>
+            </w:r>
+          </w:p>
+        </w:tc>
+        <w:tc>
+          <w:tcPr>
+            <w:tcW w:type="dxa" w:w="2520"/>
+          </w:tcPr>
+          <w:p>
+            <w:r>
+              <w:t>0.2</w:t>
+            </w:r>
+          </w:p>
+        </w:tc>
+        <w:tc>
+          <w:tcPr>
+            <w:tcW w:type="dxa" w:w="2520"/>
+          </w:tcPr>
+          <w:p>
+            <w:r>
+              <w:t>JP-BR Insurance Knowledge Base</w:t>
+            </w:r>
+          </w:p>
+        </w:tc>
+        <w:tc>
+          <w:tcPr>
+            <w:tcW w:type="dxa" w:w="2520"/>
+          </w:tcPr>
+          <w:p>
+            <w:r>
+              <w:t>Ajuste ao modelo aprovado com PT-Br, JP（ふりがな） e leitura de apoio para o corretor.</w:t>
+            </w:r>
+          </w:p>
+        </w:tc>
+      </w:tr>
+    </w:tbl>
+    <w:p/>
     <w:p>
       <w:pPr>
         <w:pStyle w:val="Heading1"/>
@@ -1488,23 +2207,23 @@
         <w:pStyle w:val="Heading2"/>
       </w:pPr>
       <w:r>
-        <w:t>Controle</w:t>
-      </w:r>
-    </w:p>
-    <w:p>
-      <w:pPr>
-        <w:pStyle w:val="ListBullet"/>
-      </w:pPr>
-      <w:r>
-        <w:t>Versão: 0.1</w:t>
-      </w:r>
-    </w:p>
-    <w:p>
-      <w:pPr>
-        <w:pStyle w:val="ListBullet"/>
-      </w:pPr>
-      <w:r>
-        <w:t>Data: 2026-06-25</w:t>
+        <w:t>管理情報</w:t>
+      </w:r>
+    </w:p>
+    <w:p>
+      <w:pPr>
+        <w:pStyle w:val="ListBullet"/>
+      </w:pPr>
+      <w:r>
+        <w:t>Versão: 0.2</w:t>
+      </w:r>
+    </w:p>
+    <w:p>
+      <w:pPr>
+        <w:pStyle w:val="ListBullet"/>
+      </w:pPr>
+      <w:r>
+        <w:t>Data: 2026-06-27</w:t>
       </w:r>
     </w:p>
     <w:p>
@@ -1520,7 +2239,7 @@
         <w:pStyle w:val="ListBullet"/>
       </w:pPr>
       <w:r>
-        <w:t>Histórico: Criação inicial.</w:t>
+        <w:t>Histórico: Ajuste ao modelo aprovado com títulos principais em japonês e camadas PT-Br/JP/leitura de apoio.</w:t>
       </w:r>
     </w:p>
     <w:p>
@@ -1528,7 +2247,7 @@
         <w:pStyle w:val="Heading2"/>
       </w:pPr>
       <w:r>
-        <w:t>Código</w:t>
+        <w:t>コード</w:t>
       </w:r>
     </w:p>
     <w:p>
@@ -1541,7 +2260,7 @@
         <w:pStyle w:val="Heading2"/>
       </w:pPr>
       <w:r>
-        <w:t>Categoria</w:t>
+        <w:t>カテゴリー</w:t>
       </w:r>
     </w:p>
     <w:p>
@@ -1554,7 +2273,7 @@
         <w:pStyle w:val="Heading2"/>
       </w:pPr>
       <w:r>
-        <w:t>Termo Japonês</w:t>
+        <w:t>日本語用語</w:t>
       </w:r>
     </w:p>
     <w:p>
@@ -1567,7 +2286,7 @@
         <w:pStyle w:val="Heading2"/>
       </w:pPr>
       <w:r>
-        <w:t>Tradução Português</w:t>
+        <w:t>ポルトガル語訳</w:t>
       </w:r>
     </w:p>
     <w:p>
@@ -1580,12 +2299,12 @@
         <w:pStyle w:val="Heading2"/>
       </w:pPr>
       <w:r>
-        <w:t>Definição Técnica</w:t>
-      </w:r>
-    </w:p>
-    <w:p>
-      <w:r>
-        <w:t>Seguro que combina proteção por morte com pagamento ao final do período se o segurado sobreviver, conforme contrato.</w:t>
+        <w:t>技術的定義</w:t>
+      </w:r>
+    </w:p>
+    <w:p>
+      <w:r>
+        <w:t>養老保険とは、生命保険の相談・契約・保険金請求または契約管理において確認すべき専門用語です。具体的な意味、適用範囲、必要書類、支払可否は、保険商品、契約条件、事故状況および保険会社の判断によって異なります。</w:t>
       </w:r>
     </w:p>
     <w:p>
@@ -1593,12 +2312,12 @@
         <w:pStyle w:val="Heading2"/>
       </w:pPr>
       <w:r>
-        <w:t>Explicação Simplificada</w:t>
-      </w:r>
-    </w:p>
-    <w:p>
-      <w:r>
-        <w:t>É um seguro com proteção e valor no vencimento.</w:t>
+        <w:t>簡単な説明</w:t>
+      </w:r>
+    </w:p>
+    <w:p>
+      <w:r>
+        <w:t>お客様には、「Seguro misto com vencimento」に関する内容を、契約内容、条件、必要書類に分けて確認することとして説明します。</w:t>
       </w:r>
     </w:p>
     <w:p>
@@ -1606,12 +2325,51 @@
         <w:pStyle w:val="Heading2"/>
       </w:pPr>
       <w:r>
-        <w:t>Como explicar ao cliente brasileiro</w:t>
-      </w:r>
-    </w:p>
-    <w:p>
-      <w:r>
-        <w:t>Esse tipo pode pagar em caso de morte ou no vencimento, dependendo das condições.</w:t>
+        <w:t>ブラジル人顧客への説明方法</w:t>
+      </w:r>
+    </w:p>
+    <w:p>
+      <w:pPr>
+        <w:pStyle w:val="Heading3"/>
+      </w:pPr>
+      <w:r>
+        <w:t>PT-Br</w:t>
+      </w:r>
+    </w:p>
+    <w:p>
+      <w:r>
+        <w:t>Vamos confirmar seguro misto com vencimento e explicar de forma simples, conforme o contrato.</w:t>
+      </w:r>
+    </w:p>
+    <w:p>
+      <w:pPr>
+        <w:pStyle w:val="Heading3"/>
+      </w:pPr>
+      <w:r>
+        <w:t>JP（ふりがな）</w:t>
+      </w:r>
+    </w:p>
+    <w:p>
+      <w:r>
+        <w:t>「Seguro misto com vencimento」について、契約内容に沿って分かりやすく確認します。</w:t>
+      </w:r>
+    </w:p>
+    <w:p>
+      <w:r>
+        <w:t>ふりがな: 「セグーロ ムイストオ コン ヴエンクイムエントオ」について、けいやくないようにそって、わかりやすくかくにんします。</w:t>
+      </w:r>
+    </w:p>
+    <w:p>
+      <w:pPr>
+        <w:pStyle w:val="Heading3"/>
+      </w:pPr>
+      <w:r>
+        <w:t>Leitura de apoio para o corretor</w:t>
+      </w:r>
+    </w:p>
+    <w:p>
+      <w:r>
+        <w:t>ヴァモス コンフィルマール セグーロ ムイストオ コン ヴエンクイムエントオ イ エスプリカール ジ フォルマ シンプレス コンフォルミ オ コントラート</w:t>
       </w:r>
     </w:p>
     <w:p>
@@ -1619,7 +2377,7 @@
         <w:pStyle w:val="Heading2"/>
       </w:pPr>
       <w:r>
-        <w:t>Frases utilizadas</w:t>
+        <w:t>使用フレーズ</w:t>
       </w:r>
     </w:p>
     <w:p>
@@ -1643,7 +2401,7 @@
         <w:pStyle w:val="ListBullet"/>
       </w:pPr>
       <w:r>
-        <w:t>契約内容を分かりやすく説明します。</w:t>
+        <w:t>契約内容と必要書類を分けて確認します.</w:t>
       </w:r>
     </w:p>
     <w:p>
@@ -1663,11 +2421,21 @@
       </w:r>
     </w:p>
     <w:p>
-      <w:pPr>
-        <w:pStyle w:val="ListBullet"/>
-      </w:pPr>
-      <w:r>
-        <w:t>Vou explicar o conteúdo do contrato de forma simples.</w:t>
+      <w:r>
+        <w:t xml:space="preserve">  - Leitura de apoio: ヴァモス コンフィルマール セグーロ ムイストオ コン ヴエンクイムエントオ</w:t>
+      </w:r>
+    </w:p>
+    <w:p>
+      <w:pPr>
+        <w:pStyle w:val="ListBullet"/>
+      </w:pPr>
+      <w:r>
+        <w:t>Vou explicar de forma simples, conforme o contrato.</w:t>
+      </w:r>
+    </w:p>
+    <w:p>
+      <w:r>
+        <w:t xml:space="preserve">  - Leitura de apoio: ヴォウ エスプリカール ジ フォルマ シンプレス コンフォルミ オ コントラート</w:t>
       </w:r>
     </w:p>
     <w:p>
@@ -1675,7 +2443,7 @@
         <w:pStyle w:val="Heading2"/>
       </w:pPr>
       <w:r>
-        <w:t>Perguntas frequentes</w:t>
+        <w:t>よくある質問</w:t>
       </w:r>
     </w:p>
     <w:p>
@@ -1691,7 +2459,7 @@
         <w:pStyle w:val="Heading2"/>
       </w:pPr>
       <w:r>
-        <w:t>Termos relacionados</w:t>
+        <w:t>関連用語</w:t>
       </w:r>
     </w:p>
     <w:p>
@@ -1715,7 +2483,7 @@
         <w:pStyle w:val="Heading2"/>
       </w:pPr>
       <w:r>
-        <w:t>Referências cruzadas</w:t>
+        <w:t>相互参照</w:t>
       </w:r>
     </w:p>
     <w:p>
@@ -1747,7 +2515,7 @@
         <w:pStyle w:val="Heading2"/>
       </w:pPr>
       <w:r>
-        <w:t>Referências</w:t>
+        <w:t>参考資料</w:t>
       </w:r>
     </w:p>
     <w:p>
@@ -1763,7 +2531,7 @@
         <w:pStyle w:val="Heading2"/>
       </w:pPr>
       <w:r>
-        <w:t>Tags</w:t>
+        <w:t>タグ</w:t>
       </w:r>
     </w:p>
     <w:p>
@@ -1803,7 +2571,7 @@
         <w:pStyle w:val="Heading2"/>
       </w:pPr>
       <w:r>
-        <w:t>Veja também</w:t>
+        <w:t>関連項目</w:t>
       </w:r>
     </w:p>
     <w:p>
@@ -1819,29 +2587,149 @@
         <w:pStyle w:val="Heading2"/>
       </w:pPr>
       <w:r>
-        <w:t>Histórico de revisão</w:t>
-      </w:r>
-    </w:p>
-    <w:p>
-      <w:r>
-        <w:t>| Data | Versão | Autor | Alteração |</w:t>
-      </w:r>
-    </w:p>
-    <w:p>
-      <w:r>
-        <w:t>| --- | --- | --- | --- |</w:t>
-      </w:r>
-    </w:p>
-    <w:p>
-      <w:r>
-        <w:t>| 2026-06-25 | 0.1 | JP-BR Insurance Knowledge Base | Criação inicial. |</w:t>
-      </w:r>
-    </w:p>
-    <w:p>
-      <w:r>
-        <w:t>————————————————————————</w:t>
-      </w:r>
-    </w:p>
+        <w:t>改訂履歴</w:t>
+      </w:r>
+    </w:p>
+    <w:tbl>
+      <w:tblPr>
+        <w:tblStyle w:val="TableGrid"/>
+        <w:tblW w:type="auto" w:w="0"/>
+        <w:tblLook w:firstColumn="1" w:firstRow="1" w:lastColumn="0" w:lastRow="0" w:noHBand="0" w:noVBand="1" w:val="04A0"/>
+      </w:tblPr>
+      <w:tblGrid>
+        <w:gridCol w:w="2520"/>
+        <w:gridCol w:w="2520"/>
+        <w:gridCol w:w="2520"/>
+        <w:gridCol w:w="2520"/>
+      </w:tblGrid>
+      <w:tr>
+        <w:tc>
+          <w:tcPr>
+            <w:tcW w:type="dxa" w:w="2520"/>
+          </w:tcPr>
+          <w:p>
+            <w:r>
+              <w:t>Data</w:t>
+            </w:r>
+          </w:p>
+        </w:tc>
+        <w:tc>
+          <w:tcPr>
+            <w:tcW w:type="dxa" w:w="2520"/>
+          </w:tcPr>
+          <w:p>
+            <w:r>
+              <w:t>Versão</w:t>
+            </w:r>
+          </w:p>
+        </w:tc>
+        <w:tc>
+          <w:tcPr>
+            <w:tcW w:type="dxa" w:w="2520"/>
+          </w:tcPr>
+          <w:p>
+            <w:r>
+              <w:t>Autor</w:t>
+            </w:r>
+          </w:p>
+        </w:tc>
+        <w:tc>
+          <w:tcPr>
+            <w:tcW w:type="dxa" w:w="2520"/>
+          </w:tcPr>
+          <w:p>
+            <w:r>
+              <w:t>Alteração</w:t>
+            </w:r>
+          </w:p>
+        </w:tc>
+      </w:tr>
+      <w:tr>
+        <w:tc>
+          <w:tcPr>
+            <w:tcW w:type="dxa" w:w="2520"/>
+          </w:tcPr>
+          <w:p>
+            <w:r>
+              <w:t>2026-06-25</w:t>
+            </w:r>
+          </w:p>
+        </w:tc>
+        <w:tc>
+          <w:tcPr>
+            <w:tcW w:type="dxa" w:w="2520"/>
+          </w:tcPr>
+          <w:p>
+            <w:r>
+              <w:t>0.1</w:t>
+            </w:r>
+          </w:p>
+        </w:tc>
+        <w:tc>
+          <w:tcPr>
+            <w:tcW w:type="dxa" w:w="2520"/>
+          </w:tcPr>
+          <w:p>
+            <w:r>
+              <w:t>JP-BR Insurance Knowledge Base</w:t>
+            </w:r>
+          </w:p>
+        </w:tc>
+        <w:tc>
+          <w:tcPr>
+            <w:tcW w:type="dxa" w:w="2520"/>
+          </w:tcPr>
+          <w:p>
+            <w:r>
+              <w:t>Criação inicial.</w:t>
+            </w:r>
+          </w:p>
+        </w:tc>
+      </w:tr>
+      <w:tr>
+        <w:tc>
+          <w:tcPr>
+            <w:tcW w:type="dxa" w:w="2520"/>
+          </w:tcPr>
+          <w:p>
+            <w:r>
+              <w:t>2026-06-27</w:t>
+            </w:r>
+          </w:p>
+        </w:tc>
+        <w:tc>
+          <w:tcPr>
+            <w:tcW w:type="dxa" w:w="2520"/>
+          </w:tcPr>
+          <w:p>
+            <w:r>
+              <w:t>0.2</w:t>
+            </w:r>
+          </w:p>
+        </w:tc>
+        <w:tc>
+          <w:tcPr>
+            <w:tcW w:type="dxa" w:w="2520"/>
+          </w:tcPr>
+          <w:p>
+            <w:r>
+              <w:t>JP-BR Insurance Knowledge Base</w:t>
+            </w:r>
+          </w:p>
+        </w:tc>
+        <w:tc>
+          <w:tcPr>
+            <w:tcW w:type="dxa" w:w="2520"/>
+          </w:tcPr>
+          <w:p>
+            <w:r>
+              <w:t>Ajuste ao modelo aprovado com PT-Br, JP（ふりがな） e leitura de apoio para o corretor.</w:t>
+            </w:r>
+          </w:p>
+        </w:tc>
+      </w:tr>
+    </w:tbl>
+    <w:p/>
     <w:p>
       <w:pPr>
         <w:pStyle w:val="Heading1"/>
@@ -1855,23 +2743,23 @@
         <w:pStyle w:val="Heading2"/>
       </w:pPr>
       <w:r>
-        <w:t>Controle</w:t>
-      </w:r>
-    </w:p>
-    <w:p>
-      <w:pPr>
-        <w:pStyle w:val="ListBullet"/>
-      </w:pPr>
-      <w:r>
-        <w:t>Versão: 0.1</w:t>
-      </w:r>
-    </w:p>
-    <w:p>
-      <w:pPr>
-        <w:pStyle w:val="ListBullet"/>
-      </w:pPr>
-      <w:r>
-        <w:t>Data: 2026-06-25</w:t>
+        <w:t>管理情報</w:t>
+      </w:r>
+    </w:p>
+    <w:p>
+      <w:pPr>
+        <w:pStyle w:val="ListBullet"/>
+      </w:pPr>
+      <w:r>
+        <w:t>Versão: 0.2</w:t>
+      </w:r>
+    </w:p>
+    <w:p>
+      <w:pPr>
+        <w:pStyle w:val="ListBullet"/>
+      </w:pPr>
+      <w:r>
+        <w:t>Data: 2026-06-27</w:t>
       </w:r>
     </w:p>
     <w:p>
@@ -1887,7 +2775,7 @@
         <w:pStyle w:val="ListBullet"/>
       </w:pPr>
       <w:r>
-        <w:t>Histórico: Criação inicial.</w:t>
+        <w:t>Histórico: Ajuste ao modelo aprovado com títulos principais em japonês e camadas PT-Br/JP/leitura de apoio.</w:t>
       </w:r>
     </w:p>
     <w:p>
@@ -1895,7 +2783,7 @@
         <w:pStyle w:val="Heading2"/>
       </w:pPr>
       <w:r>
-        <w:t>Código</w:t>
+        <w:t>コード</w:t>
       </w:r>
     </w:p>
     <w:p>
@@ -1908,7 +2796,7 @@
         <w:pStyle w:val="Heading2"/>
       </w:pPr>
       <w:r>
-        <w:t>Categoria</w:t>
+        <w:t>カテゴリー</w:t>
       </w:r>
     </w:p>
     <w:p>
@@ -1921,7 +2809,7 @@
         <w:pStyle w:val="Heading2"/>
       </w:pPr>
       <w:r>
-        <w:t>Termo Japonês</w:t>
+        <w:t>日本語用語</w:t>
       </w:r>
     </w:p>
     <w:p>
@@ -1934,7 +2822,7 @@
         <w:pStyle w:val="Heading2"/>
       </w:pPr>
       <w:r>
-        <w:t>Tradução Português</w:t>
+        <w:t>ポルトガル語訳</w:t>
       </w:r>
     </w:p>
     <w:p>
@@ -1947,12 +2835,12 @@
         <w:pStyle w:val="Heading2"/>
       </w:pPr>
       <w:r>
-        <w:t>Definição Técnica</w:t>
-      </w:r>
-    </w:p>
-    <w:p>
-      <w:r>
-        <w:t>Seguro voltado a despesas ou benefícios relacionados a internação, cirurgia e tratamentos, conforme contrato.</w:t>
+        <w:t>技術的定義</w:t>
+      </w:r>
+    </w:p>
+    <w:p>
+      <w:r>
+        <w:t>医療保険とは、生命保険の相談・契約・保険金請求または契約管理において確認すべき専門用語です。具体的な意味、適用範囲、必要書類、支払可否は、保険商品、契約条件、事故状況および保険会社の判断によって異なります。</w:t>
       </w:r>
     </w:p>
     <w:p>
@@ -1960,12 +2848,12 @@
         <w:pStyle w:val="Heading2"/>
       </w:pPr>
       <w:r>
-        <w:t>Explicação Simplificada</w:t>
-      </w:r>
-    </w:p>
-    <w:p>
-      <w:r>
-        <w:t>É seguro para situações médicas.</w:t>
+        <w:t>簡単な説明</w:t>
+      </w:r>
+    </w:p>
+    <w:p>
+      <w:r>
+        <w:t>お客様には、「Seguro médico」に関する内容を、契約内容、条件、必要書類に分けて確認することとして説明します。</w:t>
       </w:r>
     </w:p>
     <w:p>
@@ -1973,12 +2861,51 @@
         <w:pStyle w:val="Heading2"/>
       </w:pPr>
       <w:r>
-        <w:t>Como explicar ao cliente brasileiro</w:t>
-      </w:r>
-    </w:p>
-    <w:p>
-      <w:r>
-        <w:t>Ele ajuda em casos de internação, cirurgia ou tratamentos previstos no contrato.</w:t>
+        <w:t>ブラジル人顧客への説明方法</w:t>
+      </w:r>
+    </w:p>
+    <w:p>
+      <w:pPr>
+        <w:pStyle w:val="Heading3"/>
+      </w:pPr>
+      <w:r>
+        <w:t>PT-Br</w:t>
+      </w:r>
+    </w:p>
+    <w:p>
+      <w:r>
+        <w:t>Vamos confirmar seguro médico e explicar de forma simples, conforme o contrato.</w:t>
+      </w:r>
+    </w:p>
+    <w:p>
+      <w:pPr>
+        <w:pStyle w:val="Heading3"/>
+      </w:pPr>
+      <w:r>
+        <w:t>JP（ふりがな）</w:t>
+      </w:r>
+    </w:p>
+    <w:p>
+      <w:r>
+        <w:t>「Seguro médico」について、契約内容に沿って分かりやすく確認します。</w:t>
+      </w:r>
+    </w:p>
+    <w:p>
+      <w:r>
+        <w:t>ふりがな: 「セグーロ メジコ」について、けいやくないようにそって、わかりやすくかくにんします。</w:t>
+      </w:r>
+    </w:p>
+    <w:p>
+      <w:pPr>
+        <w:pStyle w:val="Heading3"/>
+      </w:pPr>
+      <w:r>
+        <w:t>Leitura de apoio para o corretor</w:t>
+      </w:r>
+    </w:p>
+    <w:p>
+      <w:r>
+        <w:t>ヴァモス コンフィルマール セグーロ メジコ イ エスプリカール ジ フォルマ シンプレス コンフォルミ オ コントラート</w:t>
       </w:r>
     </w:p>
     <w:p>
@@ -1986,7 +2913,7 @@
         <w:pStyle w:val="Heading2"/>
       </w:pPr>
       <w:r>
-        <w:t>Frases utilizadas</w:t>
+        <w:t>使用フレーズ</w:t>
       </w:r>
     </w:p>
     <w:p>
@@ -2010,7 +2937,7 @@
         <w:pStyle w:val="ListBullet"/>
       </w:pPr>
       <w:r>
-        <w:t>契約内容を分かりやすく説明します。</w:t>
+        <w:t>契約内容と必要書類を分けて確認します.</w:t>
       </w:r>
     </w:p>
     <w:p>
@@ -2030,11 +2957,21 @@
       </w:r>
     </w:p>
     <w:p>
-      <w:pPr>
-        <w:pStyle w:val="ListBullet"/>
-      </w:pPr>
-      <w:r>
-        <w:t>Vou explicar o conteúdo do contrato de forma simples.</w:t>
+      <w:r>
+        <w:t xml:space="preserve">  - Leitura de apoio: ヴァモス コンフィルマール セグーロ メジコ</w:t>
+      </w:r>
+    </w:p>
+    <w:p>
+      <w:pPr>
+        <w:pStyle w:val="ListBullet"/>
+      </w:pPr>
+      <w:r>
+        <w:t>Vou explicar de forma simples, conforme o contrato.</w:t>
+      </w:r>
+    </w:p>
+    <w:p>
+      <w:r>
+        <w:t xml:space="preserve">  - Leitura de apoio: ヴォウ エスプリカール ジ フォルマ シンプレス コンフォルミ オ コントラート</w:t>
       </w:r>
     </w:p>
     <w:p>
@@ -2042,7 +2979,7 @@
         <w:pStyle w:val="Heading2"/>
       </w:pPr>
       <w:r>
-        <w:t>Perguntas frequentes</w:t>
+        <w:t>よくある質問</w:t>
       </w:r>
     </w:p>
     <w:p>
@@ -2058,7 +2995,7 @@
         <w:pStyle w:val="Heading2"/>
       </w:pPr>
       <w:r>
-        <w:t>Termos relacionados</w:t>
+        <w:t>関連用語</w:t>
       </w:r>
     </w:p>
     <w:p>
@@ -2082,7 +3019,7 @@
         <w:pStyle w:val="Heading2"/>
       </w:pPr>
       <w:r>
-        <w:t>Referências cruzadas</w:t>
+        <w:t>相互参照</w:t>
       </w:r>
     </w:p>
     <w:p>
@@ -2114,7 +3051,7 @@
         <w:pStyle w:val="Heading2"/>
       </w:pPr>
       <w:r>
-        <w:t>Referências</w:t>
+        <w:t>参考資料</w:t>
       </w:r>
     </w:p>
     <w:p>
@@ -2130,7 +3067,7 @@
         <w:pStyle w:val="Heading2"/>
       </w:pPr>
       <w:r>
-        <w:t>Tags</w:t>
+        <w:t>タグ</w:t>
       </w:r>
     </w:p>
     <w:p>
@@ -2170,7 +3107,7 @@
         <w:pStyle w:val="Heading2"/>
       </w:pPr>
       <w:r>
-        <w:t>Veja também</w:t>
+        <w:t>関連項目</w:t>
       </w:r>
     </w:p>
     <w:p>
@@ -2186,29 +3123,149 @@
         <w:pStyle w:val="Heading2"/>
       </w:pPr>
       <w:r>
-        <w:t>Histórico de revisão</w:t>
-      </w:r>
-    </w:p>
-    <w:p>
-      <w:r>
-        <w:t>| Data | Versão | Autor | Alteração |</w:t>
-      </w:r>
-    </w:p>
-    <w:p>
-      <w:r>
-        <w:t>| --- | --- | --- | --- |</w:t>
-      </w:r>
-    </w:p>
-    <w:p>
-      <w:r>
-        <w:t>| 2026-06-25 | 0.1 | JP-BR Insurance Knowledge Base | Criação inicial. |</w:t>
-      </w:r>
-    </w:p>
-    <w:p>
-      <w:r>
-        <w:t>————————————————————————</w:t>
-      </w:r>
-    </w:p>
+        <w:t>改訂履歴</w:t>
+      </w:r>
+    </w:p>
+    <w:tbl>
+      <w:tblPr>
+        <w:tblStyle w:val="TableGrid"/>
+        <w:tblW w:type="auto" w:w="0"/>
+        <w:tblLook w:firstColumn="1" w:firstRow="1" w:lastColumn="0" w:lastRow="0" w:noHBand="0" w:noVBand="1" w:val="04A0"/>
+      </w:tblPr>
+      <w:tblGrid>
+        <w:gridCol w:w="2520"/>
+        <w:gridCol w:w="2520"/>
+        <w:gridCol w:w="2520"/>
+        <w:gridCol w:w="2520"/>
+      </w:tblGrid>
+      <w:tr>
+        <w:tc>
+          <w:tcPr>
+            <w:tcW w:type="dxa" w:w="2520"/>
+          </w:tcPr>
+          <w:p>
+            <w:r>
+              <w:t>Data</w:t>
+            </w:r>
+          </w:p>
+        </w:tc>
+        <w:tc>
+          <w:tcPr>
+            <w:tcW w:type="dxa" w:w="2520"/>
+          </w:tcPr>
+          <w:p>
+            <w:r>
+              <w:t>Versão</w:t>
+            </w:r>
+          </w:p>
+        </w:tc>
+        <w:tc>
+          <w:tcPr>
+            <w:tcW w:type="dxa" w:w="2520"/>
+          </w:tcPr>
+          <w:p>
+            <w:r>
+              <w:t>Autor</w:t>
+            </w:r>
+          </w:p>
+        </w:tc>
+        <w:tc>
+          <w:tcPr>
+            <w:tcW w:type="dxa" w:w="2520"/>
+          </w:tcPr>
+          <w:p>
+            <w:r>
+              <w:t>Alteração</w:t>
+            </w:r>
+          </w:p>
+        </w:tc>
+      </w:tr>
+      <w:tr>
+        <w:tc>
+          <w:tcPr>
+            <w:tcW w:type="dxa" w:w="2520"/>
+          </w:tcPr>
+          <w:p>
+            <w:r>
+              <w:t>2026-06-25</w:t>
+            </w:r>
+          </w:p>
+        </w:tc>
+        <w:tc>
+          <w:tcPr>
+            <w:tcW w:type="dxa" w:w="2520"/>
+          </w:tcPr>
+          <w:p>
+            <w:r>
+              <w:t>0.1</w:t>
+            </w:r>
+          </w:p>
+        </w:tc>
+        <w:tc>
+          <w:tcPr>
+            <w:tcW w:type="dxa" w:w="2520"/>
+          </w:tcPr>
+          <w:p>
+            <w:r>
+              <w:t>JP-BR Insurance Knowledge Base</w:t>
+            </w:r>
+          </w:p>
+        </w:tc>
+        <w:tc>
+          <w:tcPr>
+            <w:tcW w:type="dxa" w:w="2520"/>
+          </w:tcPr>
+          <w:p>
+            <w:r>
+              <w:t>Criação inicial.</w:t>
+            </w:r>
+          </w:p>
+        </w:tc>
+      </w:tr>
+      <w:tr>
+        <w:tc>
+          <w:tcPr>
+            <w:tcW w:type="dxa" w:w="2520"/>
+          </w:tcPr>
+          <w:p>
+            <w:r>
+              <w:t>2026-06-27</w:t>
+            </w:r>
+          </w:p>
+        </w:tc>
+        <w:tc>
+          <w:tcPr>
+            <w:tcW w:type="dxa" w:w="2520"/>
+          </w:tcPr>
+          <w:p>
+            <w:r>
+              <w:t>0.2</w:t>
+            </w:r>
+          </w:p>
+        </w:tc>
+        <w:tc>
+          <w:tcPr>
+            <w:tcW w:type="dxa" w:w="2520"/>
+          </w:tcPr>
+          <w:p>
+            <w:r>
+              <w:t>JP-BR Insurance Knowledge Base</w:t>
+            </w:r>
+          </w:p>
+        </w:tc>
+        <w:tc>
+          <w:tcPr>
+            <w:tcW w:type="dxa" w:w="2520"/>
+          </w:tcPr>
+          <w:p>
+            <w:r>
+              <w:t>Ajuste ao modelo aprovado com PT-Br, JP（ふりがな） e leitura de apoio para o corretor.</w:t>
+            </w:r>
+          </w:p>
+        </w:tc>
+      </w:tr>
+    </w:tbl>
+    <w:p/>
     <w:p>
       <w:pPr>
         <w:pStyle w:val="Heading1"/>
@@ -2222,23 +3279,23 @@
         <w:pStyle w:val="Heading2"/>
       </w:pPr>
       <w:r>
-        <w:t>Controle</w:t>
-      </w:r>
-    </w:p>
-    <w:p>
-      <w:pPr>
-        <w:pStyle w:val="ListBullet"/>
-      </w:pPr>
-      <w:r>
-        <w:t>Versão: 0.1</w:t>
-      </w:r>
-    </w:p>
-    <w:p>
-      <w:pPr>
-        <w:pStyle w:val="ListBullet"/>
-      </w:pPr>
-      <w:r>
-        <w:t>Data: 2026-06-25</w:t>
+        <w:t>管理情報</w:t>
+      </w:r>
+    </w:p>
+    <w:p>
+      <w:pPr>
+        <w:pStyle w:val="ListBullet"/>
+      </w:pPr>
+      <w:r>
+        <w:t>Versão: 0.2</w:t>
+      </w:r>
+    </w:p>
+    <w:p>
+      <w:pPr>
+        <w:pStyle w:val="ListBullet"/>
+      </w:pPr>
+      <w:r>
+        <w:t>Data: 2026-06-27</w:t>
       </w:r>
     </w:p>
     <w:p>
@@ -2254,7 +3311,7 @@
         <w:pStyle w:val="ListBullet"/>
       </w:pPr>
       <w:r>
-        <w:t>Histórico: Criação inicial.</w:t>
+        <w:t>Histórico: Ajuste ao modelo aprovado com títulos principais em japonês e camadas PT-Br/JP/leitura de apoio.</w:t>
       </w:r>
     </w:p>
     <w:p>
@@ -2262,7 +3319,7 @@
         <w:pStyle w:val="Heading2"/>
       </w:pPr>
       <w:r>
-        <w:t>Código</w:t>
+        <w:t>コード</w:t>
       </w:r>
     </w:p>
     <w:p>
@@ -2275,7 +3332,7 @@
         <w:pStyle w:val="Heading2"/>
       </w:pPr>
       <w:r>
-        <w:t>Categoria</w:t>
+        <w:t>カテゴリー</w:t>
       </w:r>
     </w:p>
     <w:p>
@@ -2288,7 +3345,7 @@
         <w:pStyle w:val="Heading2"/>
       </w:pPr>
       <w:r>
-        <w:t>Termo Japonês</w:t>
+        <w:t>日本語用語</w:t>
       </w:r>
     </w:p>
     <w:p>
@@ -2301,7 +3358,7 @@
         <w:pStyle w:val="Heading2"/>
       </w:pPr>
       <w:r>
-        <w:t>Tradução Português</w:t>
+        <w:t>ポルトガル語訳</w:t>
       </w:r>
     </w:p>
     <w:p>
@@ -2314,12 +3371,12 @@
         <w:pStyle w:val="Heading2"/>
       </w:pPr>
       <w:r>
-        <w:t>Definição Técnica</w:t>
-      </w:r>
-    </w:p>
-    <w:p>
-      <w:r>
-        <w:t>Seguro focado em diagnóstico, tratamento, internação ou benefícios relacionados a câncer, conforme contrato.</w:t>
+        <w:t>技術的定義</w:t>
+      </w:r>
+    </w:p>
+    <w:p>
+      <w:r>
+        <w:t>がん保険とは、生命保険の相談・契約・保険金請求または契約管理において確認すべき専門用語です。具体的な意味、適用範囲、必要書類、支払可否は、保険商品、契約条件、事故状況および保険会社の判断によって異なります。</w:t>
       </w:r>
     </w:p>
     <w:p>
@@ -2327,12 +3384,12 @@
         <w:pStyle w:val="Heading2"/>
       </w:pPr>
       <w:r>
-        <w:t>Explicação Simplificada</w:t>
-      </w:r>
-    </w:p>
-    <w:p>
-      <w:r>
-        <w:t>É seguro específico para câncer.</w:t>
+        <w:t>簡単な説明</w:t>
+      </w:r>
+    </w:p>
+    <w:p>
+      <w:r>
+        <w:t>お客様には、「Seguro contra câncer」に関する内容を、契約内容、条件、必要書類に分けて確認することとして説明します。</w:t>
       </w:r>
     </w:p>
     <w:p>
@@ -2340,12 +3397,51 @@
         <w:pStyle w:val="Heading2"/>
       </w:pPr>
       <w:r>
-        <w:t>Como explicar ao cliente brasileiro</w:t>
-      </w:r>
-    </w:p>
-    <w:p>
-      <w:r>
-        <w:t>Se houver diagnóstico ou tratamento de câncer, essa cobertura pode ajudar conforme as regras contratadas.</w:t>
+        <w:t>ブラジル人顧客への説明方法</w:t>
+      </w:r>
+    </w:p>
+    <w:p>
+      <w:pPr>
+        <w:pStyle w:val="Heading3"/>
+      </w:pPr>
+      <w:r>
+        <w:t>PT-Br</w:t>
+      </w:r>
+    </w:p>
+    <w:p>
+      <w:r>
+        <w:t>Vamos confirmar seguro contra câncer e explicar de forma simples, conforme o contrato.</w:t>
+      </w:r>
+    </w:p>
+    <w:p>
+      <w:pPr>
+        <w:pStyle w:val="Heading3"/>
+      </w:pPr>
+      <w:r>
+        <w:t>JP（ふりがな）</w:t>
+      </w:r>
+    </w:p>
+    <w:p>
+      <w:r>
+        <w:t>「Seguro contra câncer」について、契約内容に沿って分かりやすく確認します。</w:t>
+      </w:r>
+    </w:p>
+    <w:p>
+      <w:r>
+        <w:t>ふりがな: 「セグーロ コントラ カンセル」について、けいやくないようにそって、わかりやすくかくにんします。</w:t>
+      </w:r>
+    </w:p>
+    <w:p>
+      <w:pPr>
+        <w:pStyle w:val="Heading3"/>
+      </w:pPr>
+      <w:r>
+        <w:t>Leitura de apoio para o corretor</w:t>
+      </w:r>
+    </w:p>
+    <w:p>
+      <w:r>
+        <w:t>ヴァモス コンフィルマール セグーロ コントラ カンセル イ エスプリカール ジ フォルマ シンプレス コンフォルミ オ コントラート</w:t>
       </w:r>
     </w:p>
     <w:p>
@@ -2353,7 +3449,7 @@
         <w:pStyle w:val="Heading2"/>
       </w:pPr>
       <w:r>
-        <w:t>Frases utilizadas</w:t>
+        <w:t>使用フレーズ</w:t>
       </w:r>
     </w:p>
     <w:p>
@@ -2377,7 +3473,7 @@
         <w:pStyle w:val="ListBullet"/>
       </w:pPr>
       <w:r>
-        <w:t>契約内容を分かりやすく説明します。</w:t>
+        <w:t>契約内容と必要書類を分けて確認します.</w:t>
       </w:r>
     </w:p>
     <w:p>
@@ -2397,11 +3493,21 @@
       </w:r>
     </w:p>
     <w:p>
-      <w:pPr>
-        <w:pStyle w:val="ListBullet"/>
-      </w:pPr>
-      <w:r>
-        <w:t>Vou explicar o conteúdo do contrato de forma simples.</w:t>
+      <w:r>
+        <w:t xml:space="preserve">  - Leitura de apoio: ヴァモス コンフィルマール セグーロ コントラ カンセル</w:t>
+      </w:r>
+    </w:p>
+    <w:p>
+      <w:pPr>
+        <w:pStyle w:val="ListBullet"/>
+      </w:pPr>
+      <w:r>
+        <w:t>Vou explicar de forma simples, conforme o contrato.</w:t>
+      </w:r>
+    </w:p>
+    <w:p>
+      <w:r>
+        <w:t xml:space="preserve">  - Leitura de apoio: ヴォウ エスプリカール ジ フォルマ シンプレス コンフォルミ オ コントラート</w:t>
       </w:r>
     </w:p>
     <w:p>
@@ -2409,7 +3515,7 @@
         <w:pStyle w:val="Heading2"/>
       </w:pPr>
       <w:r>
-        <w:t>Perguntas frequentes</w:t>
+        <w:t>よくある質問</w:t>
       </w:r>
     </w:p>
     <w:p>
@@ -2425,7 +3531,7 @@
         <w:pStyle w:val="Heading2"/>
       </w:pPr>
       <w:r>
-        <w:t>Termos relacionados</w:t>
+        <w:t>関連用語</w:t>
       </w:r>
     </w:p>
     <w:p>
@@ -2449,7 +3555,7 @@
         <w:pStyle w:val="Heading2"/>
       </w:pPr>
       <w:r>
-        <w:t>Referências cruzadas</w:t>
+        <w:t>相互参照</w:t>
       </w:r>
     </w:p>
     <w:p>
@@ -2481,7 +3587,7 @@
         <w:pStyle w:val="Heading2"/>
       </w:pPr>
       <w:r>
-        <w:t>Referências</w:t>
+        <w:t>参考資料</w:t>
       </w:r>
     </w:p>
     <w:p>
@@ -2497,7 +3603,7 @@
         <w:pStyle w:val="Heading2"/>
       </w:pPr>
       <w:r>
-        <w:t>Tags</w:t>
+        <w:t>タグ</w:t>
       </w:r>
     </w:p>
     <w:p>
@@ -2537,7 +3643,7 @@
         <w:pStyle w:val="Heading2"/>
       </w:pPr>
       <w:r>
-        <w:t>Veja também</w:t>
+        <w:t>関連項目</w:t>
       </w:r>
     </w:p>
     <w:p>
@@ -2553,29 +3659,149 @@
         <w:pStyle w:val="Heading2"/>
       </w:pPr>
       <w:r>
-        <w:t>Histórico de revisão</w:t>
-      </w:r>
-    </w:p>
-    <w:p>
-      <w:r>
-        <w:t>| Data | Versão | Autor | Alteração |</w:t>
-      </w:r>
-    </w:p>
-    <w:p>
-      <w:r>
-        <w:t>| --- | --- | --- | --- |</w:t>
-      </w:r>
-    </w:p>
-    <w:p>
-      <w:r>
-        <w:t>| 2026-06-25 | 0.1 | JP-BR Insurance Knowledge Base | Criação inicial. |</w:t>
-      </w:r>
-    </w:p>
-    <w:p>
-      <w:r>
-        <w:t>————————————————————————</w:t>
-      </w:r>
-    </w:p>
+        <w:t>改訂履歴</w:t>
+      </w:r>
+    </w:p>
+    <w:tbl>
+      <w:tblPr>
+        <w:tblStyle w:val="TableGrid"/>
+        <w:tblW w:type="auto" w:w="0"/>
+        <w:tblLook w:firstColumn="1" w:firstRow="1" w:lastColumn="0" w:lastRow="0" w:noHBand="0" w:noVBand="1" w:val="04A0"/>
+      </w:tblPr>
+      <w:tblGrid>
+        <w:gridCol w:w="2520"/>
+        <w:gridCol w:w="2520"/>
+        <w:gridCol w:w="2520"/>
+        <w:gridCol w:w="2520"/>
+      </w:tblGrid>
+      <w:tr>
+        <w:tc>
+          <w:tcPr>
+            <w:tcW w:type="dxa" w:w="2520"/>
+          </w:tcPr>
+          <w:p>
+            <w:r>
+              <w:t>Data</w:t>
+            </w:r>
+          </w:p>
+        </w:tc>
+        <w:tc>
+          <w:tcPr>
+            <w:tcW w:type="dxa" w:w="2520"/>
+          </w:tcPr>
+          <w:p>
+            <w:r>
+              <w:t>Versão</w:t>
+            </w:r>
+          </w:p>
+        </w:tc>
+        <w:tc>
+          <w:tcPr>
+            <w:tcW w:type="dxa" w:w="2520"/>
+          </w:tcPr>
+          <w:p>
+            <w:r>
+              <w:t>Autor</w:t>
+            </w:r>
+          </w:p>
+        </w:tc>
+        <w:tc>
+          <w:tcPr>
+            <w:tcW w:type="dxa" w:w="2520"/>
+          </w:tcPr>
+          <w:p>
+            <w:r>
+              <w:t>Alteração</w:t>
+            </w:r>
+          </w:p>
+        </w:tc>
+      </w:tr>
+      <w:tr>
+        <w:tc>
+          <w:tcPr>
+            <w:tcW w:type="dxa" w:w="2520"/>
+          </w:tcPr>
+          <w:p>
+            <w:r>
+              <w:t>2026-06-25</w:t>
+            </w:r>
+          </w:p>
+        </w:tc>
+        <w:tc>
+          <w:tcPr>
+            <w:tcW w:type="dxa" w:w="2520"/>
+          </w:tcPr>
+          <w:p>
+            <w:r>
+              <w:t>0.1</w:t>
+            </w:r>
+          </w:p>
+        </w:tc>
+        <w:tc>
+          <w:tcPr>
+            <w:tcW w:type="dxa" w:w="2520"/>
+          </w:tcPr>
+          <w:p>
+            <w:r>
+              <w:t>JP-BR Insurance Knowledge Base</w:t>
+            </w:r>
+          </w:p>
+        </w:tc>
+        <w:tc>
+          <w:tcPr>
+            <w:tcW w:type="dxa" w:w="2520"/>
+          </w:tcPr>
+          <w:p>
+            <w:r>
+              <w:t>Criação inicial.</w:t>
+            </w:r>
+          </w:p>
+        </w:tc>
+      </w:tr>
+      <w:tr>
+        <w:tc>
+          <w:tcPr>
+            <w:tcW w:type="dxa" w:w="2520"/>
+          </w:tcPr>
+          <w:p>
+            <w:r>
+              <w:t>2026-06-27</w:t>
+            </w:r>
+          </w:p>
+        </w:tc>
+        <w:tc>
+          <w:tcPr>
+            <w:tcW w:type="dxa" w:w="2520"/>
+          </w:tcPr>
+          <w:p>
+            <w:r>
+              <w:t>0.2</w:t>
+            </w:r>
+          </w:p>
+        </w:tc>
+        <w:tc>
+          <w:tcPr>
+            <w:tcW w:type="dxa" w:w="2520"/>
+          </w:tcPr>
+          <w:p>
+            <w:r>
+              <w:t>JP-BR Insurance Knowledge Base</w:t>
+            </w:r>
+          </w:p>
+        </w:tc>
+        <w:tc>
+          <w:tcPr>
+            <w:tcW w:type="dxa" w:w="2520"/>
+          </w:tcPr>
+          <w:p>
+            <w:r>
+              <w:t>Ajuste ao modelo aprovado com PT-Br, JP（ふりがな） e leitura de apoio para o corretor.</w:t>
+            </w:r>
+          </w:p>
+        </w:tc>
+      </w:tr>
+    </w:tbl>
+    <w:p/>
     <w:p>
       <w:pPr>
         <w:pStyle w:val="Heading1"/>
@@ -2589,23 +3815,23 @@
         <w:pStyle w:val="Heading2"/>
       </w:pPr>
       <w:r>
-        <w:t>Controle</w:t>
-      </w:r>
-    </w:p>
-    <w:p>
-      <w:pPr>
-        <w:pStyle w:val="ListBullet"/>
-      </w:pPr>
-      <w:r>
-        <w:t>Versão: 0.1</w:t>
-      </w:r>
-    </w:p>
-    <w:p>
-      <w:pPr>
-        <w:pStyle w:val="ListBullet"/>
-      </w:pPr>
-      <w:r>
-        <w:t>Data: 2026-06-25</w:t>
+        <w:t>管理情報</w:t>
+      </w:r>
+    </w:p>
+    <w:p>
+      <w:pPr>
+        <w:pStyle w:val="ListBullet"/>
+      </w:pPr>
+      <w:r>
+        <w:t>Versão: 0.2</w:t>
+      </w:r>
+    </w:p>
+    <w:p>
+      <w:pPr>
+        <w:pStyle w:val="ListBullet"/>
+      </w:pPr>
+      <w:r>
+        <w:t>Data: 2026-06-27</w:t>
       </w:r>
     </w:p>
     <w:p>
@@ -2621,7 +3847,7 @@
         <w:pStyle w:val="ListBullet"/>
       </w:pPr>
       <w:r>
-        <w:t>Histórico: Criação inicial.</w:t>
+        <w:t>Histórico: Ajuste ao modelo aprovado com títulos principais em japonês e camadas PT-Br/JP/leitura de apoio.</w:t>
       </w:r>
     </w:p>
     <w:p>
@@ -2629,7 +3855,7 @@
         <w:pStyle w:val="Heading2"/>
       </w:pPr>
       <w:r>
-        <w:t>Código</w:t>
+        <w:t>コード</w:t>
       </w:r>
     </w:p>
     <w:p>
@@ -2642,7 +3868,7 @@
         <w:pStyle w:val="Heading2"/>
       </w:pPr>
       <w:r>
-        <w:t>Categoria</w:t>
+        <w:t>カテゴリー</w:t>
       </w:r>
     </w:p>
     <w:p>
@@ -2655,7 +3881,7 @@
         <w:pStyle w:val="Heading2"/>
       </w:pPr>
       <w:r>
-        <w:t>Termo Japonês</w:t>
+        <w:t>日本語用語</w:t>
       </w:r>
     </w:p>
     <w:p>
@@ -2668,7 +3894,7 @@
         <w:pStyle w:val="Heading2"/>
       </w:pPr>
       <w:r>
-        <w:t>Tradução Português</w:t>
+        <w:t>ポルトガル語訳</w:t>
       </w:r>
     </w:p>
     <w:p>
@@ -2681,12 +3907,12 @@
         <w:pStyle w:val="Heading2"/>
       </w:pPr>
       <w:r>
-        <w:t>Definição Técnica</w:t>
-      </w:r>
-    </w:p>
-    <w:p>
-      <w:r>
-        <w:t>Seguro que oferece benefício quando o segurado fica impossibilitado de trabalhar por doença ou acidente, conforme contrato.</w:t>
+        <w:t>技術的定義</w:t>
+      </w:r>
+    </w:p>
+    <w:p>
+      <w:r>
+        <w:t>就業不能保険とは、生命保険の相談・契約・保険金請求または契約管理において確認すべき専門用語です。具体的な意味、適用範囲、必要書類、支払可否は、保険商品、契約条件、事故状況および保険会社の判断によって異なります。</w:t>
       </w:r>
     </w:p>
     <w:p>
@@ -2694,12 +3920,12 @@
         <w:pStyle w:val="Heading2"/>
       </w:pPr>
       <w:r>
-        <w:t>Explicação Simplificada</w:t>
-      </w:r>
-    </w:p>
-    <w:p>
-      <w:r>
-        <w:t>É seguro para quando a pessoa não consegue trabalhar.</w:t>
+        <w:t>簡単な説明</w:t>
+      </w:r>
+    </w:p>
+    <w:p>
+      <w:r>
+        <w:t>お客様には、「Seguro por incapacidade de trabalhar」に関する内容を、契約内容、条件、必要書類に分けて確認することとして説明します。</w:t>
       </w:r>
     </w:p>
     <w:p>
@@ -2707,12 +3933,51 @@
         <w:pStyle w:val="Heading2"/>
       </w:pPr>
       <w:r>
-        <w:t>Como explicar ao cliente brasileiro</w:t>
-      </w:r>
-    </w:p>
-    <w:p>
-      <w:r>
-        <w:t>Se você não puder trabalhar por uma condição prevista, esse seguro pode ajudar na renda.</w:t>
+        <w:t>ブラジル人顧客への説明方法</w:t>
+      </w:r>
+    </w:p>
+    <w:p>
+      <w:pPr>
+        <w:pStyle w:val="Heading3"/>
+      </w:pPr>
+      <w:r>
+        <w:t>PT-Br</w:t>
+      </w:r>
+    </w:p>
+    <w:p>
+      <w:r>
+        <w:t>Vamos confirmar seguro por incapacidade de trabalhar e explicar de forma simples, conforme o contrato.</w:t>
+      </w:r>
+    </w:p>
+    <w:p>
+      <w:pPr>
+        <w:pStyle w:val="Heading3"/>
+      </w:pPr>
+      <w:r>
+        <w:t>JP（ふりがな）</w:t>
+      </w:r>
+    </w:p>
+    <w:p>
+      <w:r>
+        <w:t>「Seguro por incapacidade de trabalhar」について、契約内容に沿って分かりやすく確認します。</w:t>
+      </w:r>
+    </w:p>
+    <w:p>
+      <w:r>
+        <w:t>ふりがな: 「セグーロ ポル インクアプアクイドアドエ ジ トルアブアリアル」について、けいやくないようにそって、わかりやすくかくにんします。</w:t>
+      </w:r>
+    </w:p>
+    <w:p>
+      <w:pPr>
+        <w:pStyle w:val="Heading3"/>
+      </w:pPr>
+      <w:r>
+        <w:t>Leitura de apoio para o corretor</w:t>
+      </w:r>
+    </w:p>
+    <w:p>
+      <w:r>
+        <w:t>ヴァモス コンフィルマール セグーロ ポル インクアプアクイドアドエ ジ トルアブアリアル イ エスプリカール ジ フォルマ シンプレス コンフォルミ オ コントラート</w:t>
       </w:r>
     </w:p>
     <w:p>
@@ -2720,7 +3985,7 @@
         <w:pStyle w:val="Heading2"/>
       </w:pPr>
       <w:r>
-        <w:t>Frases utilizadas</w:t>
+        <w:t>使用フレーズ</w:t>
       </w:r>
     </w:p>
     <w:p>
@@ -2744,7 +4009,7 @@
         <w:pStyle w:val="ListBullet"/>
       </w:pPr>
       <w:r>
-        <w:t>契約内容を分かりやすく説明します。</w:t>
+        <w:t>契約内容と必要書類を分けて確認します.</w:t>
       </w:r>
     </w:p>
     <w:p>
@@ -2764,11 +4029,21 @@
       </w:r>
     </w:p>
     <w:p>
-      <w:pPr>
-        <w:pStyle w:val="ListBullet"/>
-      </w:pPr>
-      <w:r>
-        <w:t>Vou explicar o conteúdo do contrato de forma simples.</w:t>
+      <w:r>
+        <w:t xml:space="preserve">  - Leitura de apoio: ヴァモス コンフィルマール セグーロ ポル インクアプアクイドアドエ ジ トルアブアリアル</w:t>
+      </w:r>
+    </w:p>
+    <w:p>
+      <w:pPr>
+        <w:pStyle w:val="ListBullet"/>
+      </w:pPr>
+      <w:r>
+        <w:t>Vou explicar de forma simples, conforme o contrato.</w:t>
+      </w:r>
+    </w:p>
+    <w:p>
+      <w:r>
+        <w:t xml:space="preserve">  - Leitura de apoio: ヴォウ エスプリカール ジ フォルマ シンプレス コンフォルミ オ コントラート</w:t>
       </w:r>
     </w:p>
     <w:p>
@@ -2776,7 +4051,7 @@
         <w:pStyle w:val="Heading2"/>
       </w:pPr>
       <w:r>
-        <w:t>Perguntas frequentes</w:t>
+        <w:t>よくある質問</w:t>
       </w:r>
     </w:p>
     <w:p>
@@ -2792,7 +4067,7 @@
         <w:pStyle w:val="Heading2"/>
       </w:pPr>
       <w:r>
-        <w:t>Termos relacionados</w:t>
+        <w:t>関連用語</w:t>
       </w:r>
     </w:p>
     <w:p>
@@ -2816,7 +4091,7 @@
         <w:pStyle w:val="Heading2"/>
       </w:pPr>
       <w:r>
-        <w:t>Referências cruzadas</w:t>
+        <w:t>相互参照</w:t>
       </w:r>
     </w:p>
     <w:p>
@@ -2848,7 +4123,7 @@
         <w:pStyle w:val="Heading2"/>
       </w:pPr>
       <w:r>
-        <w:t>Referências</w:t>
+        <w:t>参考資料</w:t>
       </w:r>
     </w:p>
     <w:p>
@@ -2864,7 +4139,7 @@
         <w:pStyle w:val="Heading2"/>
       </w:pPr>
       <w:r>
-        <w:t>Tags</w:t>
+        <w:t>タグ</w:t>
       </w:r>
     </w:p>
     <w:p>
@@ -2904,7 +4179,7 @@
         <w:pStyle w:val="Heading2"/>
       </w:pPr>
       <w:r>
-        <w:t>Veja também</w:t>
+        <w:t>関連項目</w:t>
       </w:r>
     </w:p>
     <w:p>
@@ -2920,29 +4195,149 @@
         <w:pStyle w:val="Heading2"/>
       </w:pPr>
       <w:r>
-        <w:t>Histórico de revisão</w:t>
-      </w:r>
-    </w:p>
-    <w:p>
-      <w:r>
-        <w:t>| Data | Versão | Autor | Alteração |</w:t>
-      </w:r>
-    </w:p>
-    <w:p>
-      <w:r>
-        <w:t>| --- | --- | --- | --- |</w:t>
-      </w:r>
-    </w:p>
-    <w:p>
-      <w:r>
-        <w:t>| 2026-06-25 | 0.1 | JP-BR Insurance Knowledge Base | Criação inicial. |</w:t>
-      </w:r>
-    </w:p>
-    <w:p>
-      <w:r>
-        <w:t>————————————————————————</w:t>
-      </w:r>
-    </w:p>
+        <w:t>改訂履歴</w:t>
+      </w:r>
+    </w:p>
+    <w:tbl>
+      <w:tblPr>
+        <w:tblStyle w:val="TableGrid"/>
+        <w:tblW w:type="auto" w:w="0"/>
+        <w:tblLook w:firstColumn="1" w:firstRow="1" w:lastColumn="0" w:lastRow="0" w:noHBand="0" w:noVBand="1" w:val="04A0"/>
+      </w:tblPr>
+      <w:tblGrid>
+        <w:gridCol w:w="2520"/>
+        <w:gridCol w:w="2520"/>
+        <w:gridCol w:w="2520"/>
+        <w:gridCol w:w="2520"/>
+      </w:tblGrid>
+      <w:tr>
+        <w:tc>
+          <w:tcPr>
+            <w:tcW w:type="dxa" w:w="2520"/>
+          </w:tcPr>
+          <w:p>
+            <w:r>
+              <w:t>Data</w:t>
+            </w:r>
+          </w:p>
+        </w:tc>
+        <w:tc>
+          <w:tcPr>
+            <w:tcW w:type="dxa" w:w="2520"/>
+          </w:tcPr>
+          <w:p>
+            <w:r>
+              <w:t>Versão</w:t>
+            </w:r>
+          </w:p>
+        </w:tc>
+        <w:tc>
+          <w:tcPr>
+            <w:tcW w:type="dxa" w:w="2520"/>
+          </w:tcPr>
+          <w:p>
+            <w:r>
+              <w:t>Autor</w:t>
+            </w:r>
+          </w:p>
+        </w:tc>
+        <w:tc>
+          <w:tcPr>
+            <w:tcW w:type="dxa" w:w="2520"/>
+          </w:tcPr>
+          <w:p>
+            <w:r>
+              <w:t>Alteração</w:t>
+            </w:r>
+          </w:p>
+        </w:tc>
+      </w:tr>
+      <w:tr>
+        <w:tc>
+          <w:tcPr>
+            <w:tcW w:type="dxa" w:w="2520"/>
+          </w:tcPr>
+          <w:p>
+            <w:r>
+              <w:t>2026-06-25</w:t>
+            </w:r>
+          </w:p>
+        </w:tc>
+        <w:tc>
+          <w:tcPr>
+            <w:tcW w:type="dxa" w:w="2520"/>
+          </w:tcPr>
+          <w:p>
+            <w:r>
+              <w:t>0.1</w:t>
+            </w:r>
+          </w:p>
+        </w:tc>
+        <w:tc>
+          <w:tcPr>
+            <w:tcW w:type="dxa" w:w="2520"/>
+          </w:tcPr>
+          <w:p>
+            <w:r>
+              <w:t>JP-BR Insurance Knowledge Base</w:t>
+            </w:r>
+          </w:p>
+        </w:tc>
+        <w:tc>
+          <w:tcPr>
+            <w:tcW w:type="dxa" w:w="2520"/>
+          </w:tcPr>
+          <w:p>
+            <w:r>
+              <w:t>Criação inicial.</w:t>
+            </w:r>
+          </w:p>
+        </w:tc>
+      </w:tr>
+      <w:tr>
+        <w:tc>
+          <w:tcPr>
+            <w:tcW w:type="dxa" w:w="2520"/>
+          </w:tcPr>
+          <w:p>
+            <w:r>
+              <w:t>2026-06-27</w:t>
+            </w:r>
+          </w:p>
+        </w:tc>
+        <w:tc>
+          <w:tcPr>
+            <w:tcW w:type="dxa" w:w="2520"/>
+          </w:tcPr>
+          <w:p>
+            <w:r>
+              <w:t>0.2</w:t>
+            </w:r>
+          </w:p>
+        </w:tc>
+        <w:tc>
+          <w:tcPr>
+            <w:tcW w:type="dxa" w:w="2520"/>
+          </w:tcPr>
+          <w:p>
+            <w:r>
+              <w:t>JP-BR Insurance Knowledge Base</w:t>
+            </w:r>
+          </w:p>
+        </w:tc>
+        <w:tc>
+          <w:tcPr>
+            <w:tcW w:type="dxa" w:w="2520"/>
+          </w:tcPr>
+          <w:p>
+            <w:r>
+              <w:t>Ajuste ao modelo aprovado com PT-Br, JP（ふりがな） e leitura de apoio para o corretor.</w:t>
+            </w:r>
+          </w:p>
+        </w:tc>
+      </w:tr>
+    </w:tbl>
+    <w:p/>
     <w:p>
       <w:pPr>
         <w:pStyle w:val="Heading1"/>
@@ -2956,23 +4351,23 @@
         <w:pStyle w:val="Heading2"/>
       </w:pPr>
       <w:r>
-        <w:t>Controle</w:t>
-      </w:r>
-    </w:p>
-    <w:p>
-      <w:pPr>
-        <w:pStyle w:val="ListBullet"/>
-      </w:pPr>
-      <w:r>
-        <w:t>Versão: 0.1</w:t>
-      </w:r>
-    </w:p>
-    <w:p>
-      <w:pPr>
-        <w:pStyle w:val="ListBullet"/>
-      </w:pPr>
-      <w:r>
-        <w:t>Data: 2026-06-25</w:t>
+        <w:t>管理情報</w:t>
+      </w:r>
+    </w:p>
+    <w:p>
+      <w:pPr>
+        <w:pStyle w:val="ListBullet"/>
+      </w:pPr>
+      <w:r>
+        <w:t>Versão: 0.2</w:t>
+      </w:r>
+    </w:p>
+    <w:p>
+      <w:pPr>
+        <w:pStyle w:val="ListBullet"/>
+      </w:pPr>
+      <w:r>
+        <w:t>Data: 2026-06-27</w:t>
       </w:r>
     </w:p>
     <w:p>
@@ -2988,7 +4383,7 @@
         <w:pStyle w:val="ListBullet"/>
       </w:pPr>
       <w:r>
-        <w:t>Histórico: Criação inicial.</w:t>
+        <w:t>Histórico: Ajuste ao modelo aprovado com títulos principais em japonês e camadas PT-Br/JP/leitura de apoio.</w:t>
       </w:r>
     </w:p>
     <w:p>
@@ -2996,7 +4391,7 @@
         <w:pStyle w:val="Heading2"/>
       </w:pPr>
       <w:r>
-        <w:t>Código</w:t>
+        <w:t>コード</w:t>
       </w:r>
     </w:p>
     <w:p>
@@ -3009,7 +4404,7 @@
         <w:pStyle w:val="Heading2"/>
       </w:pPr>
       <w:r>
-        <w:t>Categoria</w:t>
+        <w:t>カテゴリー</w:t>
       </w:r>
     </w:p>
     <w:p>
@@ -3022,7 +4417,7 @@
         <w:pStyle w:val="Heading2"/>
       </w:pPr>
       <w:r>
-        <w:t>Termo Japonês</w:t>
+        <w:t>日本語用語</w:t>
       </w:r>
     </w:p>
     <w:p>
@@ -3035,7 +4430,7 @@
         <w:pStyle w:val="Heading2"/>
       </w:pPr>
       <w:r>
-        <w:t>Tradução Português</w:t>
+        <w:t>ポルトガル語訳</w:t>
       </w:r>
     </w:p>
     <w:p>
@@ -3048,12 +4443,12 @@
         <w:pStyle w:val="Heading2"/>
       </w:pPr>
       <w:r>
-        <w:t>Definição Técnica</w:t>
-      </w:r>
-    </w:p>
-    <w:p>
-      <w:r>
-        <w:t>Pessoa que firma o contrato e assume obrigações como pagamento do prêmio.</w:t>
+        <w:t>技術的定義</w:t>
+      </w:r>
+    </w:p>
+    <w:p>
+      <w:r>
+        <w:t>保険契約者とは、生命保険の相談・契約・保険金請求または契約管理において確認すべき専門用語です。具体的な意味、適用範囲、必要書類、支払可否は、保険商品、契約条件、事故状況および保険会社の判断によって異なります。</w:t>
       </w:r>
     </w:p>
     <w:p>
@@ -3061,12 +4456,12 @@
         <w:pStyle w:val="Heading2"/>
       </w:pPr>
       <w:r>
-        <w:t>Explicação Simplificada</w:t>
-      </w:r>
-    </w:p>
-    <w:p>
-      <w:r>
-        <w:t>É quem faz o contrato.</w:t>
+        <w:t>簡単な説明</w:t>
+      </w:r>
+    </w:p>
+    <w:p>
+      <w:r>
+        <w:t>お客様には、「Contratante do seguro de vida」に関する内容を、契約内容、条件、必要書類に分けて確認することとして説明します。</w:t>
       </w:r>
     </w:p>
     <w:p>
@@ -3074,12 +4469,51 @@
         <w:pStyle w:val="Heading2"/>
       </w:pPr>
       <w:r>
-        <w:t>Como explicar ao cliente brasileiro</w:t>
-      </w:r>
-    </w:p>
-    <w:p>
-      <w:r>
-        <w:t>O contratante é a pessoa responsável pelo contrato e pelo pagamento.</w:t>
+        <w:t>ブラジル人顧客への説明方法</w:t>
+      </w:r>
+    </w:p>
+    <w:p>
+      <w:pPr>
+        <w:pStyle w:val="Heading3"/>
+      </w:pPr>
+      <w:r>
+        <w:t>PT-Br</w:t>
+      </w:r>
+    </w:p>
+    <w:p>
+      <w:r>
+        <w:t>Vamos confirmar contratante do seguro de vida e explicar de forma simples, conforme o contrato.</w:t>
+      </w:r>
+    </w:p>
+    <w:p>
+      <w:pPr>
+        <w:pStyle w:val="Heading3"/>
+      </w:pPr>
+      <w:r>
+        <w:t>JP（ふりがな）</w:t>
+      </w:r>
+    </w:p>
+    <w:p>
+      <w:r>
+        <w:t>「Contratante do seguro de vida」について、契約内容に沿って分かりやすく確認します。</w:t>
+      </w:r>
+    </w:p>
+    <w:p>
+      <w:r>
+        <w:t>ふりがな: 「クオントルアトアントエ ド セグーロ ジ ヴィーダ」について、けいやくないようにそって、わかりやすくかくにんします。</w:t>
+      </w:r>
+    </w:p>
+    <w:p>
+      <w:pPr>
+        <w:pStyle w:val="Heading3"/>
+      </w:pPr>
+      <w:r>
+        <w:t>Leitura de apoio para o corretor</w:t>
+      </w:r>
+    </w:p>
+    <w:p>
+      <w:r>
+        <w:t>ヴァモス コンフィルマール クオントルアトアントエ ド セグーロ ジ ヴィーダ イ エスプリカール ジ フォルマ シンプレス コンフォルミ オ コントラート</w:t>
       </w:r>
     </w:p>
     <w:p>
@@ -3087,7 +4521,7 @@
         <w:pStyle w:val="Heading2"/>
       </w:pPr>
       <w:r>
-        <w:t>Frases utilizadas</w:t>
+        <w:t>使用フレーズ</w:t>
       </w:r>
     </w:p>
     <w:p>
@@ -3111,7 +4545,7 @@
         <w:pStyle w:val="ListBullet"/>
       </w:pPr>
       <w:r>
-        <w:t>契約内容を分かりやすく説明します。</w:t>
+        <w:t>契約内容と必要書類を分けて確認します.</w:t>
       </w:r>
     </w:p>
     <w:p>
@@ -3131,11 +4565,21 @@
       </w:r>
     </w:p>
     <w:p>
-      <w:pPr>
-        <w:pStyle w:val="ListBullet"/>
-      </w:pPr>
-      <w:r>
-        <w:t>Vou explicar o conteúdo do contrato de forma simples.</w:t>
+      <w:r>
+        <w:t xml:space="preserve">  - Leitura de apoio: ヴァモス コンフィルマール クオントルアトアントエ ド セグーロ ジ ヴィーダ</w:t>
+      </w:r>
+    </w:p>
+    <w:p>
+      <w:pPr>
+        <w:pStyle w:val="ListBullet"/>
+      </w:pPr>
+      <w:r>
+        <w:t>Vou explicar de forma simples, conforme o contrato.</w:t>
+      </w:r>
+    </w:p>
+    <w:p>
+      <w:r>
+        <w:t xml:space="preserve">  - Leitura de apoio: ヴォウ エスプリカール ジ フォルマ シンプレス コンフォルミ オ コントラート</w:t>
       </w:r>
     </w:p>
     <w:p>
@@ -3143,7 +4587,7 @@
         <w:pStyle w:val="Heading2"/>
       </w:pPr>
       <w:r>
-        <w:t>Perguntas frequentes</w:t>
+        <w:t>よくある質問</w:t>
       </w:r>
     </w:p>
     <w:p>
@@ -3159,7 +4603,7 @@
         <w:pStyle w:val="Heading2"/>
       </w:pPr>
       <w:r>
-        <w:t>Termos relacionados</w:t>
+        <w:t>関連用語</w:t>
       </w:r>
     </w:p>
     <w:p>
@@ -3183,7 +4627,7 @@
         <w:pStyle w:val="Heading2"/>
       </w:pPr>
       <w:r>
-        <w:t>Referências cruzadas</w:t>
+        <w:t>相互参照</w:t>
       </w:r>
     </w:p>
     <w:p>
@@ -3215,7 +4659,7 @@
         <w:pStyle w:val="Heading2"/>
       </w:pPr>
       <w:r>
-        <w:t>Referências</w:t>
+        <w:t>参考資料</w:t>
       </w:r>
     </w:p>
     <w:p>
@@ -3231,7 +4675,7 @@
         <w:pStyle w:val="Heading2"/>
       </w:pPr>
       <w:r>
-        <w:t>Tags</w:t>
+        <w:t>タグ</w:t>
       </w:r>
     </w:p>
     <w:p>
@@ -3271,7 +4715,7 @@
         <w:pStyle w:val="Heading2"/>
       </w:pPr>
       <w:r>
-        <w:t>Veja também</w:t>
+        <w:t>関連項目</w:t>
       </w:r>
     </w:p>
     <w:p>
@@ -3287,29 +4731,149 @@
         <w:pStyle w:val="Heading2"/>
       </w:pPr>
       <w:r>
-        <w:t>Histórico de revisão</w:t>
-      </w:r>
-    </w:p>
-    <w:p>
-      <w:r>
-        <w:t>| Data | Versão | Autor | Alteração |</w:t>
-      </w:r>
-    </w:p>
-    <w:p>
-      <w:r>
-        <w:t>| --- | --- | --- | --- |</w:t>
-      </w:r>
-    </w:p>
-    <w:p>
-      <w:r>
-        <w:t>| 2026-06-25 | 0.1 | JP-BR Insurance Knowledge Base | Criação inicial. |</w:t>
-      </w:r>
-    </w:p>
-    <w:p>
-      <w:r>
-        <w:t>————————————————————————</w:t>
-      </w:r>
-    </w:p>
+        <w:t>改訂履歴</w:t>
+      </w:r>
+    </w:p>
+    <w:tbl>
+      <w:tblPr>
+        <w:tblStyle w:val="TableGrid"/>
+        <w:tblW w:type="auto" w:w="0"/>
+        <w:tblLook w:firstColumn="1" w:firstRow="1" w:lastColumn="0" w:lastRow="0" w:noHBand="0" w:noVBand="1" w:val="04A0"/>
+      </w:tblPr>
+      <w:tblGrid>
+        <w:gridCol w:w="2520"/>
+        <w:gridCol w:w="2520"/>
+        <w:gridCol w:w="2520"/>
+        <w:gridCol w:w="2520"/>
+      </w:tblGrid>
+      <w:tr>
+        <w:tc>
+          <w:tcPr>
+            <w:tcW w:type="dxa" w:w="2520"/>
+          </w:tcPr>
+          <w:p>
+            <w:r>
+              <w:t>Data</w:t>
+            </w:r>
+          </w:p>
+        </w:tc>
+        <w:tc>
+          <w:tcPr>
+            <w:tcW w:type="dxa" w:w="2520"/>
+          </w:tcPr>
+          <w:p>
+            <w:r>
+              <w:t>Versão</w:t>
+            </w:r>
+          </w:p>
+        </w:tc>
+        <w:tc>
+          <w:tcPr>
+            <w:tcW w:type="dxa" w:w="2520"/>
+          </w:tcPr>
+          <w:p>
+            <w:r>
+              <w:t>Autor</w:t>
+            </w:r>
+          </w:p>
+        </w:tc>
+        <w:tc>
+          <w:tcPr>
+            <w:tcW w:type="dxa" w:w="2520"/>
+          </w:tcPr>
+          <w:p>
+            <w:r>
+              <w:t>Alteração</w:t>
+            </w:r>
+          </w:p>
+        </w:tc>
+      </w:tr>
+      <w:tr>
+        <w:tc>
+          <w:tcPr>
+            <w:tcW w:type="dxa" w:w="2520"/>
+          </w:tcPr>
+          <w:p>
+            <w:r>
+              <w:t>2026-06-25</w:t>
+            </w:r>
+          </w:p>
+        </w:tc>
+        <w:tc>
+          <w:tcPr>
+            <w:tcW w:type="dxa" w:w="2520"/>
+          </w:tcPr>
+          <w:p>
+            <w:r>
+              <w:t>0.1</w:t>
+            </w:r>
+          </w:p>
+        </w:tc>
+        <w:tc>
+          <w:tcPr>
+            <w:tcW w:type="dxa" w:w="2520"/>
+          </w:tcPr>
+          <w:p>
+            <w:r>
+              <w:t>JP-BR Insurance Knowledge Base</w:t>
+            </w:r>
+          </w:p>
+        </w:tc>
+        <w:tc>
+          <w:tcPr>
+            <w:tcW w:type="dxa" w:w="2520"/>
+          </w:tcPr>
+          <w:p>
+            <w:r>
+              <w:t>Criação inicial.</w:t>
+            </w:r>
+          </w:p>
+        </w:tc>
+      </w:tr>
+      <w:tr>
+        <w:tc>
+          <w:tcPr>
+            <w:tcW w:type="dxa" w:w="2520"/>
+          </w:tcPr>
+          <w:p>
+            <w:r>
+              <w:t>2026-06-27</w:t>
+            </w:r>
+          </w:p>
+        </w:tc>
+        <w:tc>
+          <w:tcPr>
+            <w:tcW w:type="dxa" w:w="2520"/>
+          </w:tcPr>
+          <w:p>
+            <w:r>
+              <w:t>0.2</w:t>
+            </w:r>
+          </w:p>
+        </w:tc>
+        <w:tc>
+          <w:tcPr>
+            <w:tcW w:type="dxa" w:w="2520"/>
+          </w:tcPr>
+          <w:p>
+            <w:r>
+              <w:t>JP-BR Insurance Knowledge Base</w:t>
+            </w:r>
+          </w:p>
+        </w:tc>
+        <w:tc>
+          <w:tcPr>
+            <w:tcW w:type="dxa" w:w="2520"/>
+          </w:tcPr>
+          <w:p>
+            <w:r>
+              <w:t>Ajuste ao modelo aprovado com PT-Br, JP（ふりがな） e leitura de apoio para o corretor.</w:t>
+            </w:r>
+          </w:p>
+        </w:tc>
+      </w:tr>
+    </w:tbl>
+    <w:p/>
     <w:p>
       <w:pPr>
         <w:pStyle w:val="Heading1"/>
@@ -3323,23 +4887,23 @@
         <w:pStyle w:val="Heading2"/>
       </w:pPr>
       <w:r>
-        <w:t>Controle</w:t>
-      </w:r>
-    </w:p>
-    <w:p>
-      <w:pPr>
-        <w:pStyle w:val="ListBullet"/>
-      </w:pPr>
-      <w:r>
-        <w:t>Versão: 0.1</w:t>
-      </w:r>
-    </w:p>
-    <w:p>
-      <w:pPr>
-        <w:pStyle w:val="ListBullet"/>
-      </w:pPr>
-      <w:r>
-        <w:t>Data: 2026-06-25</w:t>
+        <w:t>管理情報</w:t>
+      </w:r>
+    </w:p>
+    <w:p>
+      <w:pPr>
+        <w:pStyle w:val="ListBullet"/>
+      </w:pPr>
+      <w:r>
+        <w:t>Versão: 0.2</w:t>
+      </w:r>
+    </w:p>
+    <w:p>
+      <w:pPr>
+        <w:pStyle w:val="ListBullet"/>
+      </w:pPr>
+      <w:r>
+        <w:t>Data: 2026-06-27</w:t>
       </w:r>
     </w:p>
     <w:p>
@@ -3355,7 +4919,7 @@
         <w:pStyle w:val="ListBullet"/>
       </w:pPr>
       <w:r>
-        <w:t>Histórico: Criação inicial.</w:t>
+        <w:t>Histórico: Ajuste ao modelo aprovado com títulos principais em japonês e camadas PT-Br/JP/leitura de apoio.</w:t>
       </w:r>
     </w:p>
     <w:p>
@@ -3363,7 +4927,7 @@
         <w:pStyle w:val="Heading2"/>
       </w:pPr>
       <w:r>
-        <w:t>Código</w:t>
+        <w:t>コード</w:t>
       </w:r>
     </w:p>
     <w:p>
@@ -3376,7 +4940,7 @@
         <w:pStyle w:val="Heading2"/>
       </w:pPr>
       <w:r>
-        <w:t>Categoria</w:t>
+        <w:t>カテゴリー</w:t>
       </w:r>
     </w:p>
     <w:p>
@@ -3389,7 +4953,7 @@
         <w:pStyle w:val="Heading2"/>
       </w:pPr>
       <w:r>
-        <w:t>Termo Japonês</w:t>
+        <w:t>日本語用語</w:t>
       </w:r>
     </w:p>
     <w:p>
@@ -3402,7 +4966,7 @@
         <w:pStyle w:val="Heading2"/>
       </w:pPr>
       <w:r>
-        <w:t>Tradução Português</w:t>
+        <w:t>ポルトガル語訳</w:t>
       </w:r>
     </w:p>
     <w:p>
@@ -3415,12 +4979,12 @@
         <w:pStyle w:val="Heading2"/>
       </w:pPr>
       <w:r>
-        <w:t>Definição Técnica</w:t>
-      </w:r>
-    </w:p>
-    <w:p>
-      <w:r>
-        <w:t>Pessoa cuja vida, saúde ou condição é objeto da cobertura do seguro.</w:t>
+        <w:t>技術的定義</w:t>
+      </w:r>
+    </w:p>
+    <w:p>
+      <w:r>
+        <w:t>被保険者とは、生命保険の相談・契約・保険金請求または契約管理において確認すべき専門用語です。具体的な意味、適用範囲、必要書類、支払可否は、保険商品、契約条件、事故状況および保険会社の判断によって異なります。</w:t>
       </w:r>
     </w:p>
     <w:p>
@@ -3428,12 +4992,12 @@
         <w:pStyle w:val="Heading2"/>
       </w:pPr>
       <w:r>
-        <w:t>Explicação Simplificada</w:t>
-      </w:r>
-    </w:p>
-    <w:p>
-      <w:r>
-        <w:t>É a pessoa protegida pelo seguro.</w:t>
+        <w:t>簡単な説明</w:t>
+      </w:r>
+    </w:p>
+    <w:p>
+      <w:r>
+        <w:t>お客様には、「Segurado do seguro de vida」に関する内容を、契約内容、条件、必要書類に分けて確認することとして説明します。</w:t>
       </w:r>
     </w:p>
     <w:p>
@@ -3441,12 +5005,51 @@
         <w:pStyle w:val="Heading2"/>
       </w:pPr>
       <w:r>
-        <w:t>Como explicar ao cliente brasileiro</w:t>
-      </w:r>
-    </w:p>
-    <w:p>
-      <w:r>
-        <w:t>O segurado é a pessoa que está protegida pela cobertura.</w:t>
+        <w:t>ブラジル人顧客への説明方法</w:t>
+      </w:r>
+    </w:p>
+    <w:p>
+      <w:pPr>
+        <w:pStyle w:val="Heading3"/>
+      </w:pPr>
+      <w:r>
+        <w:t>PT-Br</w:t>
+      </w:r>
+    </w:p>
+    <w:p>
+      <w:r>
+        <w:t>Vamos confirmar segurado do seguro de vida e explicar de forma simples, conforme o contrato.</w:t>
+      </w:r>
+    </w:p>
+    <w:p>
+      <w:pPr>
+        <w:pStyle w:val="Heading3"/>
+      </w:pPr>
+      <w:r>
+        <w:t>JP（ふりがな）</w:t>
+      </w:r>
+    </w:p>
+    <w:p>
+      <w:r>
+        <w:t>「Segurado do seguro de vida」について、契約内容に沿って分かりやすく確認します。</w:t>
+      </w:r>
+    </w:p>
+    <w:p>
+      <w:r>
+        <w:t>ふりがな: 「セグラード ド セグーロ ジ ヴィーダ」について、けいやくないようにそって、わかりやすくかくにんします。</w:t>
+      </w:r>
+    </w:p>
+    <w:p>
+      <w:pPr>
+        <w:pStyle w:val="Heading3"/>
+      </w:pPr>
+      <w:r>
+        <w:t>Leitura de apoio para o corretor</w:t>
+      </w:r>
+    </w:p>
+    <w:p>
+      <w:r>
+        <w:t>ヴァモス コンフィルマール セグラード ド セグーロ ジ ヴィーダ イ エスプリカール ジ フォルマ シンプレス コンフォルミ オ コントラート</w:t>
       </w:r>
     </w:p>
     <w:p>
@@ -3454,7 +5057,7 @@
         <w:pStyle w:val="Heading2"/>
       </w:pPr>
       <w:r>
-        <w:t>Frases utilizadas</w:t>
+        <w:t>使用フレーズ</w:t>
       </w:r>
     </w:p>
     <w:p>
@@ -3478,7 +5081,7 @@
         <w:pStyle w:val="ListBullet"/>
       </w:pPr>
       <w:r>
-        <w:t>契約内容を分かりやすく説明します。</w:t>
+        <w:t>契約内容と必要書類を分けて確認します.</w:t>
       </w:r>
     </w:p>
     <w:p>
@@ -3498,11 +5101,21 @@
       </w:r>
     </w:p>
     <w:p>
-      <w:pPr>
-        <w:pStyle w:val="ListBullet"/>
-      </w:pPr>
-      <w:r>
-        <w:t>Vou explicar o conteúdo do contrato de forma simples.</w:t>
+      <w:r>
+        <w:t xml:space="preserve">  - Leitura de apoio: ヴァモス コンフィルマール セグラード ド セグーロ ジ ヴィーダ</w:t>
+      </w:r>
+    </w:p>
+    <w:p>
+      <w:pPr>
+        <w:pStyle w:val="ListBullet"/>
+      </w:pPr>
+      <w:r>
+        <w:t>Vou explicar de forma simples, conforme o contrato.</w:t>
+      </w:r>
+    </w:p>
+    <w:p>
+      <w:r>
+        <w:t xml:space="preserve">  - Leitura de apoio: ヴォウ エスプリカール ジ フォルマ シンプレス コンフォルミ オ コントラート</w:t>
       </w:r>
     </w:p>
     <w:p>
@@ -3510,7 +5123,7 @@
         <w:pStyle w:val="Heading2"/>
       </w:pPr>
       <w:r>
-        <w:t>Perguntas frequentes</w:t>
+        <w:t>よくある質問</w:t>
       </w:r>
     </w:p>
     <w:p>
@@ -3526,7 +5139,7 @@
         <w:pStyle w:val="Heading2"/>
       </w:pPr>
       <w:r>
-        <w:t>Termos relacionados</w:t>
+        <w:t>関連用語</w:t>
       </w:r>
     </w:p>
     <w:p>
@@ -3550,7 +5163,7 @@
         <w:pStyle w:val="Heading2"/>
       </w:pPr>
       <w:r>
-        <w:t>Referências cruzadas</w:t>
+        <w:t>相互参照</w:t>
       </w:r>
     </w:p>
     <w:p>
@@ -3582,7 +5195,7 @@
         <w:pStyle w:val="Heading2"/>
       </w:pPr>
       <w:r>
-        <w:t>Referências</w:t>
+        <w:t>参考資料</w:t>
       </w:r>
     </w:p>
     <w:p>
@@ -3598,7 +5211,7 @@
         <w:pStyle w:val="Heading2"/>
       </w:pPr>
       <w:r>
-        <w:t>Tags</w:t>
+        <w:t>タグ</w:t>
       </w:r>
     </w:p>
     <w:p>
@@ -3638,7 +5251,7 @@
         <w:pStyle w:val="Heading2"/>
       </w:pPr>
       <w:r>
-        <w:t>Veja também</w:t>
+        <w:t>関連項目</w:t>
       </w:r>
     </w:p>
     <w:p>
@@ -3654,29 +5267,149 @@
         <w:pStyle w:val="Heading2"/>
       </w:pPr>
       <w:r>
-        <w:t>Histórico de revisão</w:t>
-      </w:r>
-    </w:p>
-    <w:p>
-      <w:r>
-        <w:t>| Data | Versão | Autor | Alteração |</w:t>
-      </w:r>
-    </w:p>
-    <w:p>
-      <w:r>
-        <w:t>| --- | --- | --- | --- |</w:t>
-      </w:r>
-    </w:p>
-    <w:p>
-      <w:r>
-        <w:t>| 2026-06-25 | 0.1 | JP-BR Insurance Knowledge Base | Criação inicial. |</w:t>
-      </w:r>
-    </w:p>
-    <w:p>
-      <w:r>
-        <w:t>————————————————————————</w:t>
-      </w:r>
-    </w:p>
+        <w:t>改訂履歴</w:t>
+      </w:r>
+    </w:p>
+    <w:tbl>
+      <w:tblPr>
+        <w:tblStyle w:val="TableGrid"/>
+        <w:tblW w:type="auto" w:w="0"/>
+        <w:tblLook w:firstColumn="1" w:firstRow="1" w:lastColumn="0" w:lastRow="0" w:noHBand="0" w:noVBand="1" w:val="04A0"/>
+      </w:tblPr>
+      <w:tblGrid>
+        <w:gridCol w:w="2520"/>
+        <w:gridCol w:w="2520"/>
+        <w:gridCol w:w="2520"/>
+        <w:gridCol w:w="2520"/>
+      </w:tblGrid>
+      <w:tr>
+        <w:tc>
+          <w:tcPr>
+            <w:tcW w:type="dxa" w:w="2520"/>
+          </w:tcPr>
+          <w:p>
+            <w:r>
+              <w:t>Data</w:t>
+            </w:r>
+          </w:p>
+        </w:tc>
+        <w:tc>
+          <w:tcPr>
+            <w:tcW w:type="dxa" w:w="2520"/>
+          </w:tcPr>
+          <w:p>
+            <w:r>
+              <w:t>Versão</w:t>
+            </w:r>
+          </w:p>
+        </w:tc>
+        <w:tc>
+          <w:tcPr>
+            <w:tcW w:type="dxa" w:w="2520"/>
+          </w:tcPr>
+          <w:p>
+            <w:r>
+              <w:t>Autor</w:t>
+            </w:r>
+          </w:p>
+        </w:tc>
+        <w:tc>
+          <w:tcPr>
+            <w:tcW w:type="dxa" w:w="2520"/>
+          </w:tcPr>
+          <w:p>
+            <w:r>
+              <w:t>Alteração</w:t>
+            </w:r>
+          </w:p>
+        </w:tc>
+      </w:tr>
+      <w:tr>
+        <w:tc>
+          <w:tcPr>
+            <w:tcW w:type="dxa" w:w="2520"/>
+          </w:tcPr>
+          <w:p>
+            <w:r>
+              <w:t>2026-06-25</w:t>
+            </w:r>
+          </w:p>
+        </w:tc>
+        <w:tc>
+          <w:tcPr>
+            <w:tcW w:type="dxa" w:w="2520"/>
+          </w:tcPr>
+          <w:p>
+            <w:r>
+              <w:t>0.1</w:t>
+            </w:r>
+          </w:p>
+        </w:tc>
+        <w:tc>
+          <w:tcPr>
+            <w:tcW w:type="dxa" w:w="2520"/>
+          </w:tcPr>
+          <w:p>
+            <w:r>
+              <w:t>JP-BR Insurance Knowledge Base</w:t>
+            </w:r>
+          </w:p>
+        </w:tc>
+        <w:tc>
+          <w:tcPr>
+            <w:tcW w:type="dxa" w:w="2520"/>
+          </w:tcPr>
+          <w:p>
+            <w:r>
+              <w:t>Criação inicial.</w:t>
+            </w:r>
+          </w:p>
+        </w:tc>
+      </w:tr>
+      <w:tr>
+        <w:tc>
+          <w:tcPr>
+            <w:tcW w:type="dxa" w:w="2520"/>
+          </w:tcPr>
+          <w:p>
+            <w:r>
+              <w:t>2026-06-27</w:t>
+            </w:r>
+          </w:p>
+        </w:tc>
+        <w:tc>
+          <w:tcPr>
+            <w:tcW w:type="dxa" w:w="2520"/>
+          </w:tcPr>
+          <w:p>
+            <w:r>
+              <w:t>0.2</w:t>
+            </w:r>
+          </w:p>
+        </w:tc>
+        <w:tc>
+          <w:tcPr>
+            <w:tcW w:type="dxa" w:w="2520"/>
+          </w:tcPr>
+          <w:p>
+            <w:r>
+              <w:t>JP-BR Insurance Knowledge Base</w:t>
+            </w:r>
+          </w:p>
+        </w:tc>
+        <w:tc>
+          <w:tcPr>
+            <w:tcW w:type="dxa" w:w="2520"/>
+          </w:tcPr>
+          <w:p>
+            <w:r>
+              <w:t>Ajuste ao modelo aprovado com PT-Br, JP（ふりがな） e leitura de apoio para o corretor.</w:t>
+            </w:r>
+          </w:p>
+        </w:tc>
+      </w:tr>
+    </w:tbl>
+    <w:p/>
     <w:p>
       <w:pPr>
         <w:pStyle w:val="Heading1"/>
@@ -3690,23 +5423,23 @@
         <w:pStyle w:val="Heading2"/>
       </w:pPr>
       <w:r>
-        <w:t>Controle</w:t>
-      </w:r>
-    </w:p>
-    <w:p>
-      <w:pPr>
-        <w:pStyle w:val="ListBullet"/>
-      </w:pPr>
-      <w:r>
-        <w:t>Versão: 0.1</w:t>
-      </w:r>
-    </w:p>
-    <w:p>
-      <w:pPr>
-        <w:pStyle w:val="ListBullet"/>
-      </w:pPr>
-      <w:r>
-        <w:t>Data: 2026-06-25</w:t>
+        <w:t>管理情報</w:t>
+      </w:r>
+    </w:p>
+    <w:p>
+      <w:pPr>
+        <w:pStyle w:val="ListBullet"/>
+      </w:pPr>
+      <w:r>
+        <w:t>Versão: 0.2</w:t>
+      </w:r>
+    </w:p>
+    <w:p>
+      <w:pPr>
+        <w:pStyle w:val="ListBullet"/>
+      </w:pPr>
+      <w:r>
+        <w:t>Data: 2026-06-27</w:t>
       </w:r>
     </w:p>
     <w:p>
@@ -3722,7 +5455,7 @@
         <w:pStyle w:val="ListBullet"/>
       </w:pPr>
       <w:r>
-        <w:t>Histórico: Criação inicial.</w:t>
+        <w:t>Histórico: Ajuste ao modelo aprovado com títulos principais em japonês e camadas PT-Br/JP/leitura de apoio.</w:t>
       </w:r>
     </w:p>
     <w:p>
@@ -3730,7 +5463,7 @@
         <w:pStyle w:val="Heading2"/>
       </w:pPr>
       <w:r>
-        <w:t>Código</w:t>
+        <w:t>コード</w:t>
       </w:r>
     </w:p>
     <w:p>
@@ -3743,7 +5476,7 @@
         <w:pStyle w:val="Heading2"/>
       </w:pPr>
       <w:r>
-        <w:t>Categoria</w:t>
+        <w:t>カテゴリー</w:t>
       </w:r>
     </w:p>
     <w:p>
@@ -3756,7 +5489,7 @@
         <w:pStyle w:val="Heading2"/>
       </w:pPr>
       <w:r>
-        <w:t>Termo Japonês</w:t>
+        <w:t>日本語用語</w:t>
       </w:r>
     </w:p>
     <w:p>
@@ -3769,7 +5502,7 @@
         <w:pStyle w:val="Heading2"/>
       </w:pPr>
       <w:r>
-        <w:t>Tradução Português</w:t>
+        <w:t>ポルトガル語訳</w:t>
       </w:r>
     </w:p>
     <w:p>
@@ -3782,12 +5515,12 @@
         <w:pStyle w:val="Heading2"/>
       </w:pPr>
       <w:r>
-        <w:t>Definição Técnica</w:t>
-      </w:r>
-    </w:p>
-    <w:p>
-      <w:r>
-        <w:t>Pessoa ou entidade indicada para receber o valor do seguro em caso previsto no contrato.</w:t>
+        <w:t>技術的定義</w:t>
+      </w:r>
+    </w:p>
+    <w:p>
+      <w:r>
+        <w:t>受取人とは、生命保険の相談・契約・保険金請求または契約管理において確認すべき専門用語です。具体的な意味、適用範囲、必要書類、支払可否は、保険商品、契約条件、事故状況および保険会社の判断によって異なります。</w:t>
       </w:r>
     </w:p>
     <w:p>
@@ -3795,12 +5528,12 @@
         <w:pStyle w:val="Heading2"/>
       </w:pPr>
       <w:r>
-        <w:t>Explicação Simplificada</w:t>
-      </w:r>
-    </w:p>
-    <w:p>
-      <w:r>
-        <w:t>É quem recebe o dinheiro do seguro.</w:t>
+        <w:t>簡単な説明</w:t>
+      </w:r>
+    </w:p>
+    <w:p>
+      <w:r>
+        <w:t>お客様には、「Beneficiário」に関する内容を、契約内容、条件、必要書類に分けて確認することとして説明します。</w:t>
       </w:r>
     </w:p>
     <w:p>
@@ -3808,12 +5541,51 @@
         <w:pStyle w:val="Heading2"/>
       </w:pPr>
       <w:r>
-        <w:t>Como explicar ao cliente brasileiro</w:t>
-      </w:r>
-    </w:p>
-    <w:p>
-      <w:r>
-        <w:t>O beneficiário precisa ser definido corretamente, porque é ele quem receberá o valor quando houver direito.</w:t>
+        <w:t>ブラジル人顧客への説明方法</w:t>
+      </w:r>
+    </w:p>
+    <w:p>
+      <w:pPr>
+        <w:pStyle w:val="Heading3"/>
+      </w:pPr>
+      <w:r>
+        <w:t>PT-Br</w:t>
+      </w:r>
+    </w:p>
+    <w:p>
+      <w:r>
+        <w:t>Vamos confirmar beneficiário e explicar de forma simples, conforme o contrato.</w:t>
+      </w:r>
+    </w:p>
+    <w:p>
+      <w:pPr>
+        <w:pStyle w:val="Heading3"/>
+      </w:pPr>
+      <w:r>
+        <w:t>JP（ふりがな）</w:t>
+      </w:r>
+    </w:p>
+    <w:p>
+      <w:r>
+        <w:t>「Beneficiário」について、契約内容に沿って分かりやすく確認します。</w:t>
+      </w:r>
+    </w:p>
+    <w:p>
+      <w:r>
+        <w:t>ふりがな: 「ブエンエフイクイアルイオ」について、けいやくないようにそって、わかりやすくかくにんします。</w:t>
+      </w:r>
+    </w:p>
+    <w:p>
+      <w:pPr>
+        <w:pStyle w:val="Heading3"/>
+      </w:pPr>
+      <w:r>
+        <w:t>Leitura de apoio para o corretor</w:t>
+      </w:r>
+    </w:p>
+    <w:p>
+      <w:r>
+        <w:t>ヴァモス コンフィルマール ブエンエフイクイアルイオ イ エスプリカール ジ フォルマ シンプレス コンフォルミ オ コントラート</w:t>
       </w:r>
     </w:p>
     <w:p>
@@ -3821,7 +5593,7 @@
         <w:pStyle w:val="Heading2"/>
       </w:pPr>
       <w:r>
-        <w:t>Frases utilizadas</w:t>
+        <w:t>使用フレーズ</w:t>
       </w:r>
     </w:p>
     <w:p>
@@ -3845,7 +5617,7 @@
         <w:pStyle w:val="ListBullet"/>
       </w:pPr>
       <w:r>
-        <w:t>契約内容を分かりやすく説明します。</w:t>
+        <w:t>契約内容と必要書類を分けて確認します.</w:t>
       </w:r>
     </w:p>
     <w:p>
@@ -3865,11 +5637,21 @@
       </w:r>
     </w:p>
     <w:p>
-      <w:pPr>
-        <w:pStyle w:val="ListBullet"/>
-      </w:pPr>
-      <w:r>
-        <w:t>Vou explicar o conteúdo do contrato de forma simples.</w:t>
+      <w:r>
+        <w:t xml:space="preserve">  - Leitura de apoio: ヴァモス コンフィルマール ブエンエフイクイアルイオ</w:t>
+      </w:r>
+    </w:p>
+    <w:p>
+      <w:pPr>
+        <w:pStyle w:val="ListBullet"/>
+      </w:pPr>
+      <w:r>
+        <w:t>Vou explicar de forma simples, conforme o contrato.</w:t>
+      </w:r>
+    </w:p>
+    <w:p>
+      <w:r>
+        <w:t xml:space="preserve">  - Leitura de apoio: ヴォウ エスプリカール ジ フォルマ シンプレス コンフォルミ オ コントラート</w:t>
       </w:r>
     </w:p>
     <w:p>
@@ -3877,7 +5659,7 @@
         <w:pStyle w:val="Heading2"/>
       </w:pPr>
       <w:r>
-        <w:t>Perguntas frequentes</w:t>
+        <w:t>よくある質問</w:t>
       </w:r>
     </w:p>
     <w:p>
@@ -3893,7 +5675,7 @@
         <w:pStyle w:val="Heading2"/>
       </w:pPr>
       <w:r>
-        <w:t>Termos relacionados</w:t>
+        <w:t>関連用語</w:t>
       </w:r>
     </w:p>
     <w:p>
@@ -3917,7 +5699,7 @@
         <w:pStyle w:val="Heading2"/>
       </w:pPr>
       <w:r>
-        <w:t>Referências cruzadas</w:t>
+        <w:t>相互参照</w:t>
       </w:r>
     </w:p>
     <w:p>
@@ -3949,7 +5731,7 @@
         <w:pStyle w:val="Heading2"/>
       </w:pPr>
       <w:r>
-        <w:t>Referências</w:t>
+        <w:t>参考資料</w:t>
       </w:r>
     </w:p>
     <w:p>
@@ -3965,7 +5747,7 @@
         <w:pStyle w:val="Heading2"/>
       </w:pPr>
       <w:r>
-        <w:t>Tags</w:t>
+        <w:t>タグ</w:t>
       </w:r>
     </w:p>
     <w:p>
@@ -4005,7 +5787,7 @@
         <w:pStyle w:val="Heading2"/>
       </w:pPr>
       <w:r>
-        <w:t>Veja também</w:t>
+        <w:t>関連項目</w:t>
       </w:r>
     </w:p>
     <w:p>
@@ -4021,29 +5803,149 @@
         <w:pStyle w:val="Heading2"/>
       </w:pPr>
       <w:r>
-        <w:t>Histórico de revisão</w:t>
-      </w:r>
-    </w:p>
-    <w:p>
-      <w:r>
-        <w:t>| Data | Versão | Autor | Alteração |</w:t>
-      </w:r>
-    </w:p>
-    <w:p>
-      <w:r>
-        <w:t>| --- | --- | --- | --- |</w:t>
-      </w:r>
-    </w:p>
-    <w:p>
-      <w:r>
-        <w:t>| 2026-06-25 | 0.1 | JP-BR Insurance Knowledge Base | Criação inicial. |</w:t>
-      </w:r>
-    </w:p>
-    <w:p>
-      <w:r>
-        <w:t>————————————————————————</w:t>
-      </w:r>
-    </w:p>
+        <w:t>改訂履歴</w:t>
+      </w:r>
+    </w:p>
+    <w:tbl>
+      <w:tblPr>
+        <w:tblStyle w:val="TableGrid"/>
+        <w:tblW w:type="auto" w:w="0"/>
+        <w:tblLook w:firstColumn="1" w:firstRow="1" w:lastColumn="0" w:lastRow="0" w:noHBand="0" w:noVBand="1" w:val="04A0"/>
+      </w:tblPr>
+      <w:tblGrid>
+        <w:gridCol w:w="2520"/>
+        <w:gridCol w:w="2520"/>
+        <w:gridCol w:w="2520"/>
+        <w:gridCol w:w="2520"/>
+      </w:tblGrid>
+      <w:tr>
+        <w:tc>
+          <w:tcPr>
+            <w:tcW w:type="dxa" w:w="2520"/>
+          </w:tcPr>
+          <w:p>
+            <w:r>
+              <w:t>Data</w:t>
+            </w:r>
+          </w:p>
+        </w:tc>
+        <w:tc>
+          <w:tcPr>
+            <w:tcW w:type="dxa" w:w="2520"/>
+          </w:tcPr>
+          <w:p>
+            <w:r>
+              <w:t>Versão</w:t>
+            </w:r>
+          </w:p>
+        </w:tc>
+        <w:tc>
+          <w:tcPr>
+            <w:tcW w:type="dxa" w:w="2520"/>
+          </w:tcPr>
+          <w:p>
+            <w:r>
+              <w:t>Autor</w:t>
+            </w:r>
+          </w:p>
+        </w:tc>
+        <w:tc>
+          <w:tcPr>
+            <w:tcW w:type="dxa" w:w="2520"/>
+          </w:tcPr>
+          <w:p>
+            <w:r>
+              <w:t>Alteração</w:t>
+            </w:r>
+          </w:p>
+        </w:tc>
+      </w:tr>
+      <w:tr>
+        <w:tc>
+          <w:tcPr>
+            <w:tcW w:type="dxa" w:w="2520"/>
+          </w:tcPr>
+          <w:p>
+            <w:r>
+              <w:t>2026-06-25</w:t>
+            </w:r>
+          </w:p>
+        </w:tc>
+        <w:tc>
+          <w:tcPr>
+            <w:tcW w:type="dxa" w:w="2520"/>
+          </w:tcPr>
+          <w:p>
+            <w:r>
+              <w:t>0.1</w:t>
+            </w:r>
+          </w:p>
+        </w:tc>
+        <w:tc>
+          <w:tcPr>
+            <w:tcW w:type="dxa" w:w="2520"/>
+          </w:tcPr>
+          <w:p>
+            <w:r>
+              <w:t>JP-BR Insurance Knowledge Base</w:t>
+            </w:r>
+          </w:p>
+        </w:tc>
+        <w:tc>
+          <w:tcPr>
+            <w:tcW w:type="dxa" w:w="2520"/>
+          </w:tcPr>
+          <w:p>
+            <w:r>
+              <w:t>Criação inicial.</w:t>
+            </w:r>
+          </w:p>
+        </w:tc>
+      </w:tr>
+      <w:tr>
+        <w:tc>
+          <w:tcPr>
+            <w:tcW w:type="dxa" w:w="2520"/>
+          </w:tcPr>
+          <w:p>
+            <w:r>
+              <w:t>2026-06-27</w:t>
+            </w:r>
+          </w:p>
+        </w:tc>
+        <w:tc>
+          <w:tcPr>
+            <w:tcW w:type="dxa" w:w="2520"/>
+          </w:tcPr>
+          <w:p>
+            <w:r>
+              <w:t>0.2</w:t>
+            </w:r>
+          </w:p>
+        </w:tc>
+        <w:tc>
+          <w:tcPr>
+            <w:tcW w:type="dxa" w:w="2520"/>
+          </w:tcPr>
+          <w:p>
+            <w:r>
+              <w:t>JP-BR Insurance Knowledge Base</w:t>
+            </w:r>
+          </w:p>
+        </w:tc>
+        <w:tc>
+          <w:tcPr>
+            <w:tcW w:type="dxa" w:w="2520"/>
+          </w:tcPr>
+          <w:p>
+            <w:r>
+              <w:t>Ajuste ao modelo aprovado com PT-Br, JP（ふりがな） e leitura de apoio para o corretor.</w:t>
+            </w:r>
+          </w:p>
+        </w:tc>
+      </w:tr>
+    </w:tbl>
+    <w:p/>
     <w:p>
       <w:pPr>
         <w:pStyle w:val="Heading1"/>
@@ -4057,23 +5959,23 @@
         <w:pStyle w:val="Heading2"/>
       </w:pPr>
       <w:r>
-        <w:t>Controle</w:t>
-      </w:r>
-    </w:p>
-    <w:p>
-      <w:pPr>
-        <w:pStyle w:val="ListBullet"/>
-      </w:pPr>
-      <w:r>
-        <w:t>Versão: 0.1</w:t>
-      </w:r>
-    </w:p>
-    <w:p>
-      <w:pPr>
-        <w:pStyle w:val="ListBullet"/>
-      </w:pPr>
-      <w:r>
-        <w:t>Data: 2026-06-25</w:t>
+        <w:t>管理情報</w:t>
+      </w:r>
+    </w:p>
+    <w:p>
+      <w:pPr>
+        <w:pStyle w:val="ListBullet"/>
+      </w:pPr>
+      <w:r>
+        <w:t>Versão: 0.2</w:t>
+      </w:r>
+    </w:p>
+    <w:p>
+      <w:pPr>
+        <w:pStyle w:val="ListBullet"/>
+      </w:pPr>
+      <w:r>
+        <w:t>Data: 2026-06-27</w:t>
       </w:r>
     </w:p>
     <w:p>
@@ -4089,7 +5991,7 @@
         <w:pStyle w:val="ListBullet"/>
       </w:pPr>
       <w:r>
-        <w:t>Histórico: Criação inicial.</w:t>
+        <w:t>Histórico: Ajuste ao modelo aprovado com títulos principais em japonês e camadas PT-Br/JP/leitura de apoio.</w:t>
       </w:r>
     </w:p>
     <w:p>
@@ -4097,7 +5999,7 @@
         <w:pStyle w:val="Heading2"/>
       </w:pPr>
       <w:r>
-        <w:t>Código</w:t>
+        <w:t>コード</w:t>
       </w:r>
     </w:p>
     <w:p>
@@ -4110,7 +6012,7 @@
         <w:pStyle w:val="Heading2"/>
       </w:pPr>
       <w:r>
-        <w:t>Categoria</w:t>
+        <w:t>カテゴリー</w:t>
       </w:r>
     </w:p>
     <w:p>
@@ -4123,7 +6025,7 @@
         <w:pStyle w:val="Heading2"/>
       </w:pPr>
       <w:r>
-        <w:t>Termo Japonês</w:t>
+        <w:t>日本語用語</w:t>
       </w:r>
     </w:p>
     <w:p>
@@ -4136,7 +6038,7 @@
         <w:pStyle w:val="Heading2"/>
       </w:pPr>
       <w:r>
-        <w:t>Tradução Português</w:t>
+        <w:t>ポルトガル語訳</w:t>
       </w:r>
     </w:p>
     <w:p>
@@ -4149,12 +6051,12 @@
         <w:pStyle w:val="Heading2"/>
       </w:pPr>
       <w:r>
-        <w:t>Definição Técnica</w:t>
-      </w:r>
-    </w:p>
-    <w:p>
-      <w:r>
-        <w:t>Valor pago pela seguradora quando ocorre evento coberto, como morte ou outro evento previsto.</w:t>
+        <w:t>技術的定義</w:t>
+      </w:r>
+    </w:p>
+    <w:p>
+      <w:r>
+        <w:t>保険金とは、生命保険の相談・契約・保険金請求または契約管理において確認すべき専門用語です。具体的な意味、適用範囲、必要書類、支払可否は、保険商品、契約条件、事故状況および保険会社の判断によって異なります。</w:t>
       </w:r>
     </w:p>
     <w:p>
@@ -4162,12 +6064,12 @@
         <w:pStyle w:val="Heading2"/>
       </w:pPr>
       <w:r>
-        <w:t>Explicação Simplificada</w:t>
-      </w:r>
-    </w:p>
-    <w:p>
-      <w:r>
-        <w:t>É o valor pago pelo seguro.</w:t>
+        <w:t>簡単な説明</w:t>
+      </w:r>
+    </w:p>
+    <w:p>
+      <w:r>
+        <w:t>お客様には、「Valor de indenização do seguro de vida」に関する内容を、契約内容、条件、必要書類に分けて確認することとして説明します。</w:t>
       </w:r>
     </w:p>
     <w:p>
@@ -4175,12 +6077,51 @@
         <w:pStyle w:val="Heading2"/>
       </w:pPr>
       <w:r>
-        <w:t>Como explicar ao cliente brasileiro</w:t>
-      </w:r>
-    </w:p>
-    <w:p>
-      <w:r>
-        <w:t>Quando acontece uma situação coberta, a seguradora paga o valor definido no contrato.</w:t>
+        <w:t>ブラジル人顧客への説明方法</w:t>
+      </w:r>
+    </w:p>
+    <w:p>
+      <w:pPr>
+        <w:pStyle w:val="Heading3"/>
+      </w:pPr>
+      <w:r>
+        <w:t>PT-Br</w:t>
+      </w:r>
+    </w:p>
+    <w:p>
+      <w:r>
+        <w:t>Vamos confirmar valor de indenização do seguro de vida e explicar de forma simples, conforme o contrato.</w:t>
+      </w:r>
+    </w:p>
+    <w:p>
+      <w:pPr>
+        <w:pStyle w:val="Heading3"/>
+      </w:pPr>
+      <w:r>
+        <w:t>JP（ふりがな）</w:t>
+      </w:r>
+    </w:p>
+    <w:p>
+      <w:r>
+        <w:t>「Valor de indenização do seguro de vida」について、契約内容に沿って分かりやすく確認します。</w:t>
+      </w:r>
+    </w:p>
+    <w:p>
+      <w:r>
+        <w:t>ふりがな: 「ヴァロール ジ インドエンイズアサォン ド セグーロ ジ ヴィーダ」について、けいやくないようにそって、わかりやすくかくにんします。</w:t>
+      </w:r>
+    </w:p>
+    <w:p>
+      <w:pPr>
+        <w:pStyle w:val="Heading3"/>
+      </w:pPr>
+      <w:r>
+        <w:t>Leitura de apoio para o corretor</w:t>
+      </w:r>
+    </w:p>
+    <w:p>
+      <w:r>
+        <w:t>ヴァモス コンフィルマール ヴァロール ジ インドエンイズアサォン ド セグーロ ジ ヴィーダ イ エスプリカール ジ フォルマ シンプレス コンフォルミ オ コントラート</w:t>
       </w:r>
     </w:p>
     <w:p>
@@ -4188,7 +6129,7 @@
         <w:pStyle w:val="Heading2"/>
       </w:pPr>
       <w:r>
-        <w:t>Frases utilizadas</w:t>
+        <w:t>使用フレーズ</w:t>
       </w:r>
     </w:p>
     <w:p>
@@ -4212,7 +6153,7 @@
         <w:pStyle w:val="ListBullet"/>
       </w:pPr>
       <w:r>
-        <w:t>契約内容を分かりやすく説明します。</w:t>
+        <w:t>契約内容と必要書類を分けて確認します.</w:t>
       </w:r>
     </w:p>
     <w:p>
@@ -4232,11 +6173,21 @@
       </w:r>
     </w:p>
     <w:p>
-      <w:pPr>
-        <w:pStyle w:val="ListBullet"/>
-      </w:pPr>
-      <w:r>
-        <w:t>Vou explicar o conteúdo do contrato de forma simples.</w:t>
+      <w:r>
+        <w:t xml:space="preserve">  - Leitura de apoio: ヴァモス コンフィルマール ヴァロール ジ インドエンイズアサォン ド セグーロ ジ ヴィーダ</w:t>
+      </w:r>
+    </w:p>
+    <w:p>
+      <w:pPr>
+        <w:pStyle w:val="ListBullet"/>
+      </w:pPr>
+      <w:r>
+        <w:t>Vou explicar de forma simples, conforme o contrato.</w:t>
+      </w:r>
+    </w:p>
+    <w:p>
+      <w:r>
+        <w:t xml:space="preserve">  - Leitura de apoio: ヴォウ エスプリカール ジ フォルマ シンプレス コンフォルミ オ コントラート</w:t>
       </w:r>
     </w:p>
     <w:p>
@@ -4244,7 +6195,7 @@
         <w:pStyle w:val="Heading2"/>
       </w:pPr>
       <w:r>
-        <w:t>Perguntas frequentes</w:t>
+        <w:t>よくある質問</w:t>
       </w:r>
     </w:p>
     <w:p>
@@ -4260,7 +6211,7 @@
         <w:pStyle w:val="Heading2"/>
       </w:pPr>
       <w:r>
-        <w:t>Termos relacionados</w:t>
+        <w:t>関連用語</w:t>
       </w:r>
     </w:p>
     <w:p>
@@ -4284,7 +6235,7 @@
         <w:pStyle w:val="Heading2"/>
       </w:pPr>
       <w:r>
-        <w:t>Referências cruzadas</w:t>
+        <w:t>相互参照</w:t>
       </w:r>
     </w:p>
     <w:p>
@@ -4316,7 +6267,7 @@
         <w:pStyle w:val="Heading2"/>
       </w:pPr>
       <w:r>
-        <w:t>Referências</w:t>
+        <w:t>参考資料</w:t>
       </w:r>
     </w:p>
     <w:p>
@@ -4332,7 +6283,7 @@
         <w:pStyle w:val="Heading2"/>
       </w:pPr>
       <w:r>
-        <w:t>Tags</w:t>
+        <w:t>タグ</w:t>
       </w:r>
     </w:p>
     <w:p>
@@ -4372,7 +6323,7 @@
         <w:pStyle w:val="Heading2"/>
       </w:pPr>
       <w:r>
-        <w:t>Veja também</w:t>
+        <w:t>関連項目</w:t>
       </w:r>
     </w:p>
     <w:p>
@@ -4388,29 +6339,149 @@
         <w:pStyle w:val="Heading2"/>
       </w:pPr>
       <w:r>
-        <w:t>Histórico de revisão</w:t>
-      </w:r>
-    </w:p>
-    <w:p>
-      <w:r>
-        <w:t>| Data | Versão | Autor | Alteração |</w:t>
-      </w:r>
-    </w:p>
-    <w:p>
-      <w:r>
-        <w:t>| --- | --- | --- | --- |</w:t>
-      </w:r>
-    </w:p>
-    <w:p>
-      <w:r>
-        <w:t>| 2026-06-25 | 0.1 | JP-BR Insurance Knowledge Base | Criação inicial. |</w:t>
-      </w:r>
-    </w:p>
-    <w:p>
-      <w:r>
-        <w:t>————————————————————————</w:t>
-      </w:r>
-    </w:p>
+        <w:t>改訂履歴</w:t>
+      </w:r>
+    </w:p>
+    <w:tbl>
+      <w:tblPr>
+        <w:tblStyle w:val="TableGrid"/>
+        <w:tblW w:type="auto" w:w="0"/>
+        <w:tblLook w:firstColumn="1" w:firstRow="1" w:lastColumn="0" w:lastRow="0" w:noHBand="0" w:noVBand="1" w:val="04A0"/>
+      </w:tblPr>
+      <w:tblGrid>
+        <w:gridCol w:w="2520"/>
+        <w:gridCol w:w="2520"/>
+        <w:gridCol w:w="2520"/>
+        <w:gridCol w:w="2520"/>
+      </w:tblGrid>
+      <w:tr>
+        <w:tc>
+          <w:tcPr>
+            <w:tcW w:type="dxa" w:w="2520"/>
+          </w:tcPr>
+          <w:p>
+            <w:r>
+              <w:t>Data</w:t>
+            </w:r>
+          </w:p>
+        </w:tc>
+        <w:tc>
+          <w:tcPr>
+            <w:tcW w:type="dxa" w:w="2520"/>
+          </w:tcPr>
+          <w:p>
+            <w:r>
+              <w:t>Versão</w:t>
+            </w:r>
+          </w:p>
+        </w:tc>
+        <w:tc>
+          <w:tcPr>
+            <w:tcW w:type="dxa" w:w="2520"/>
+          </w:tcPr>
+          <w:p>
+            <w:r>
+              <w:t>Autor</w:t>
+            </w:r>
+          </w:p>
+        </w:tc>
+        <w:tc>
+          <w:tcPr>
+            <w:tcW w:type="dxa" w:w="2520"/>
+          </w:tcPr>
+          <w:p>
+            <w:r>
+              <w:t>Alteração</w:t>
+            </w:r>
+          </w:p>
+        </w:tc>
+      </w:tr>
+      <w:tr>
+        <w:tc>
+          <w:tcPr>
+            <w:tcW w:type="dxa" w:w="2520"/>
+          </w:tcPr>
+          <w:p>
+            <w:r>
+              <w:t>2026-06-25</w:t>
+            </w:r>
+          </w:p>
+        </w:tc>
+        <w:tc>
+          <w:tcPr>
+            <w:tcW w:type="dxa" w:w="2520"/>
+          </w:tcPr>
+          <w:p>
+            <w:r>
+              <w:t>0.1</w:t>
+            </w:r>
+          </w:p>
+        </w:tc>
+        <w:tc>
+          <w:tcPr>
+            <w:tcW w:type="dxa" w:w="2520"/>
+          </w:tcPr>
+          <w:p>
+            <w:r>
+              <w:t>JP-BR Insurance Knowledge Base</w:t>
+            </w:r>
+          </w:p>
+        </w:tc>
+        <w:tc>
+          <w:tcPr>
+            <w:tcW w:type="dxa" w:w="2520"/>
+          </w:tcPr>
+          <w:p>
+            <w:r>
+              <w:t>Criação inicial.</w:t>
+            </w:r>
+          </w:p>
+        </w:tc>
+      </w:tr>
+      <w:tr>
+        <w:tc>
+          <w:tcPr>
+            <w:tcW w:type="dxa" w:w="2520"/>
+          </w:tcPr>
+          <w:p>
+            <w:r>
+              <w:t>2026-06-27</w:t>
+            </w:r>
+          </w:p>
+        </w:tc>
+        <w:tc>
+          <w:tcPr>
+            <w:tcW w:type="dxa" w:w="2520"/>
+          </w:tcPr>
+          <w:p>
+            <w:r>
+              <w:t>0.2</w:t>
+            </w:r>
+          </w:p>
+        </w:tc>
+        <w:tc>
+          <w:tcPr>
+            <w:tcW w:type="dxa" w:w="2520"/>
+          </w:tcPr>
+          <w:p>
+            <w:r>
+              <w:t>JP-BR Insurance Knowledge Base</w:t>
+            </w:r>
+          </w:p>
+        </w:tc>
+        <w:tc>
+          <w:tcPr>
+            <w:tcW w:type="dxa" w:w="2520"/>
+          </w:tcPr>
+          <w:p>
+            <w:r>
+              <w:t>Ajuste ao modelo aprovado com PT-Br, JP（ふりがな） e leitura de apoio para o corretor.</w:t>
+            </w:r>
+          </w:p>
+        </w:tc>
+      </w:tr>
+    </w:tbl>
+    <w:p/>
     <w:p>
       <w:pPr>
         <w:pStyle w:val="Heading1"/>
@@ -4424,23 +6495,23 @@
         <w:pStyle w:val="Heading2"/>
       </w:pPr>
       <w:r>
-        <w:t>Controle</w:t>
-      </w:r>
-    </w:p>
-    <w:p>
-      <w:pPr>
-        <w:pStyle w:val="ListBullet"/>
-      </w:pPr>
-      <w:r>
-        <w:t>Versão: 0.1</w:t>
-      </w:r>
-    </w:p>
-    <w:p>
-      <w:pPr>
-        <w:pStyle w:val="ListBullet"/>
-      </w:pPr>
-      <w:r>
-        <w:t>Data: 2026-06-25</w:t>
+        <w:t>管理情報</w:t>
+      </w:r>
+    </w:p>
+    <w:p>
+      <w:pPr>
+        <w:pStyle w:val="ListBullet"/>
+      </w:pPr>
+      <w:r>
+        <w:t>Versão: 0.2</w:t>
+      </w:r>
+    </w:p>
+    <w:p>
+      <w:pPr>
+        <w:pStyle w:val="ListBullet"/>
+      </w:pPr>
+      <w:r>
+        <w:t>Data: 2026-06-27</w:t>
       </w:r>
     </w:p>
     <w:p>
@@ -4456,7 +6527,7 @@
         <w:pStyle w:val="ListBullet"/>
       </w:pPr>
       <w:r>
-        <w:t>Histórico: Criação inicial.</w:t>
+        <w:t>Histórico: Ajuste ao modelo aprovado com títulos principais em japonês e camadas PT-Br/JP/leitura de apoio.</w:t>
       </w:r>
     </w:p>
     <w:p>
@@ -4464,7 +6535,7 @@
         <w:pStyle w:val="Heading2"/>
       </w:pPr>
       <w:r>
-        <w:t>Código</w:t>
+        <w:t>コード</w:t>
       </w:r>
     </w:p>
     <w:p>
@@ -4477,7 +6548,7 @@
         <w:pStyle w:val="Heading2"/>
       </w:pPr>
       <w:r>
-        <w:t>Categoria</w:t>
+        <w:t>カテゴリー</w:t>
       </w:r>
     </w:p>
     <w:p>
@@ -4490,7 +6561,7 @@
         <w:pStyle w:val="Heading2"/>
       </w:pPr>
       <w:r>
-        <w:t>Termo Japonês</w:t>
+        <w:t>日本語用語</w:t>
       </w:r>
     </w:p>
     <w:p>
@@ -4503,7 +6574,7 @@
         <w:pStyle w:val="Heading2"/>
       </w:pPr>
       <w:r>
-        <w:t>Tradução Português</w:t>
+        <w:t>ポルトガル語訳</w:t>
       </w:r>
     </w:p>
     <w:p>
@@ -4516,12 +6587,12 @@
         <w:pStyle w:val="Heading2"/>
       </w:pPr>
       <w:r>
-        <w:t>Definição Técnica</w:t>
-      </w:r>
-    </w:p>
-    <w:p>
-      <w:r>
-        <w:t>Valor pago em situações como internação, cirurgia, diagnóstico ou incapacidade, conforme cobertura contratada.</w:t>
+        <w:t>技術的定義</w:t>
+      </w:r>
+    </w:p>
+    <w:p>
+      <w:r>
+        <w:t>給付金とは、生命保険の相談・契約・保険金請求または契約管理において確認すべき専門用語です。具体的な意味、適用範囲、必要書類、支払可否は、保険商品、契約条件、事故状況および保険会社の判断によって異なります。</w:t>
       </w:r>
     </w:p>
     <w:p>
@@ -4529,12 +6600,12 @@
         <w:pStyle w:val="Heading2"/>
       </w:pPr>
       <w:r>
-        <w:t>Explicação Simplificada</w:t>
-      </w:r>
-    </w:p>
-    <w:p>
-      <w:r>
-        <w:t>É um benefício pago em situações específicas.</w:t>
+        <w:t>簡単な説明</w:t>
+      </w:r>
+    </w:p>
+    <w:p>
+      <w:r>
+        <w:t>お客様には、「Benefício pago pelo seguro」に関する内容を、契約内容、条件、必要書類に分けて確認することとして説明します。</w:t>
       </w:r>
     </w:p>
     <w:p>
@@ -4542,12 +6613,51 @@
         <w:pStyle w:val="Heading2"/>
       </w:pPr>
       <w:r>
-        <w:t>Como explicar ao cliente brasileiro</w:t>
-      </w:r>
-    </w:p>
-    <w:p>
-      <w:r>
-        <w:t>Algumas coberturas pagam benefício por internação, cirurgia ou diagnóstico, conforme contrato.</w:t>
+        <w:t>ブラジル人顧客への説明方法</w:t>
+      </w:r>
+    </w:p>
+    <w:p>
+      <w:pPr>
+        <w:pStyle w:val="Heading3"/>
+      </w:pPr>
+      <w:r>
+        <w:t>PT-Br</w:t>
+      </w:r>
+    </w:p>
+    <w:p>
+      <w:r>
+        <w:t>Vamos confirmar benefício pago pelo seguro e explicar de forma simples, conforme o contrato.</w:t>
+      </w:r>
+    </w:p>
+    <w:p>
+      <w:pPr>
+        <w:pStyle w:val="Heading3"/>
+      </w:pPr>
+      <w:r>
+        <w:t>JP（ふりがな）</w:t>
+      </w:r>
+    </w:p>
+    <w:p>
+      <w:r>
+        <w:t>「Benefício pago pelo seguro」について、契約内容に沿って分かりやすく確認します。</w:t>
+      </w:r>
+    </w:p>
+    <w:p>
+      <w:r>
+        <w:t>ふりがな: 「ベネフィシオ パーゴ プエルオ セグーロ」について、けいやくないようにそって、わかりやすくかくにんします。</w:t>
+      </w:r>
+    </w:p>
+    <w:p>
+      <w:pPr>
+        <w:pStyle w:val="Heading3"/>
+      </w:pPr>
+      <w:r>
+        <w:t>Leitura de apoio para o corretor</w:t>
+      </w:r>
+    </w:p>
+    <w:p>
+      <w:r>
+        <w:t>ヴァモス コンフィルマール ベネフィシオ パーゴ プエルオ セグーロ イ エスプリカール ジ フォルマ シンプレス コンフォルミ オ コントラート</w:t>
       </w:r>
     </w:p>
     <w:p>
@@ -4555,7 +6665,7 @@
         <w:pStyle w:val="Heading2"/>
       </w:pPr>
       <w:r>
-        <w:t>Frases utilizadas</w:t>
+        <w:t>使用フレーズ</w:t>
       </w:r>
     </w:p>
     <w:p>
@@ -4579,7 +6689,7 @@
         <w:pStyle w:val="ListBullet"/>
       </w:pPr>
       <w:r>
-        <w:t>契約内容を分かりやすく説明します。</w:t>
+        <w:t>契約内容と必要書類を分けて確認します.</w:t>
       </w:r>
     </w:p>
     <w:p>
@@ -4599,11 +6709,21 @@
       </w:r>
     </w:p>
     <w:p>
-      <w:pPr>
-        <w:pStyle w:val="ListBullet"/>
-      </w:pPr>
-      <w:r>
-        <w:t>Vou explicar o conteúdo do contrato de forma simples.</w:t>
+      <w:r>
+        <w:t xml:space="preserve">  - Leitura de apoio: ヴァモス コンフィルマール ベネフィシオ パーゴ プエルオ セグーロ</w:t>
+      </w:r>
+    </w:p>
+    <w:p>
+      <w:pPr>
+        <w:pStyle w:val="ListBullet"/>
+      </w:pPr>
+      <w:r>
+        <w:t>Vou explicar de forma simples, conforme o contrato.</w:t>
+      </w:r>
+    </w:p>
+    <w:p>
+      <w:r>
+        <w:t xml:space="preserve">  - Leitura de apoio: ヴォウ エスプリカール ジ フォルマ シンプレス コンフォルミ オ コントラート</w:t>
       </w:r>
     </w:p>
     <w:p>
@@ -4611,7 +6731,7 @@
         <w:pStyle w:val="Heading2"/>
       </w:pPr>
       <w:r>
-        <w:t>Perguntas frequentes</w:t>
+        <w:t>よくある質問</w:t>
       </w:r>
     </w:p>
     <w:p>
@@ -4627,7 +6747,7 @@
         <w:pStyle w:val="Heading2"/>
       </w:pPr>
       <w:r>
-        <w:t>Termos relacionados</w:t>
+        <w:t>関連用語</w:t>
       </w:r>
     </w:p>
     <w:p>
@@ -4651,7 +6771,7 @@
         <w:pStyle w:val="Heading2"/>
       </w:pPr>
       <w:r>
-        <w:t>Referências cruzadas</w:t>
+        <w:t>相互参照</w:t>
       </w:r>
     </w:p>
     <w:p>
@@ -4683,7 +6803,7 @@
         <w:pStyle w:val="Heading2"/>
       </w:pPr>
       <w:r>
-        <w:t>Referências</w:t>
+        <w:t>参考資料</w:t>
       </w:r>
     </w:p>
     <w:p>
@@ -4699,7 +6819,7 @@
         <w:pStyle w:val="Heading2"/>
       </w:pPr>
       <w:r>
-        <w:t>Tags</w:t>
+        <w:t>タグ</w:t>
       </w:r>
     </w:p>
     <w:p>
@@ -4739,7 +6859,7 @@
         <w:pStyle w:val="Heading2"/>
       </w:pPr>
       <w:r>
-        <w:t>Veja também</w:t>
+        <w:t>関連項目</w:t>
       </w:r>
     </w:p>
     <w:p>
@@ -4755,29 +6875,149 @@
         <w:pStyle w:val="Heading2"/>
       </w:pPr>
       <w:r>
-        <w:t>Histórico de revisão</w:t>
-      </w:r>
-    </w:p>
-    <w:p>
-      <w:r>
-        <w:t>| Data | Versão | Autor | Alteração |</w:t>
-      </w:r>
-    </w:p>
-    <w:p>
-      <w:r>
-        <w:t>| --- | --- | --- | --- |</w:t>
-      </w:r>
-    </w:p>
-    <w:p>
-      <w:r>
-        <w:t>| 2026-06-25 | 0.1 | JP-BR Insurance Knowledge Base | Criação inicial. |</w:t>
-      </w:r>
-    </w:p>
-    <w:p>
-      <w:r>
-        <w:t>————————————————————————</w:t>
-      </w:r>
-    </w:p>
+        <w:t>改訂履歴</w:t>
+      </w:r>
+    </w:p>
+    <w:tbl>
+      <w:tblPr>
+        <w:tblStyle w:val="TableGrid"/>
+        <w:tblW w:type="auto" w:w="0"/>
+        <w:tblLook w:firstColumn="1" w:firstRow="1" w:lastColumn="0" w:lastRow="0" w:noHBand="0" w:noVBand="1" w:val="04A0"/>
+      </w:tblPr>
+      <w:tblGrid>
+        <w:gridCol w:w="2520"/>
+        <w:gridCol w:w="2520"/>
+        <w:gridCol w:w="2520"/>
+        <w:gridCol w:w="2520"/>
+      </w:tblGrid>
+      <w:tr>
+        <w:tc>
+          <w:tcPr>
+            <w:tcW w:type="dxa" w:w="2520"/>
+          </w:tcPr>
+          <w:p>
+            <w:r>
+              <w:t>Data</w:t>
+            </w:r>
+          </w:p>
+        </w:tc>
+        <w:tc>
+          <w:tcPr>
+            <w:tcW w:type="dxa" w:w="2520"/>
+          </w:tcPr>
+          <w:p>
+            <w:r>
+              <w:t>Versão</w:t>
+            </w:r>
+          </w:p>
+        </w:tc>
+        <w:tc>
+          <w:tcPr>
+            <w:tcW w:type="dxa" w:w="2520"/>
+          </w:tcPr>
+          <w:p>
+            <w:r>
+              <w:t>Autor</w:t>
+            </w:r>
+          </w:p>
+        </w:tc>
+        <w:tc>
+          <w:tcPr>
+            <w:tcW w:type="dxa" w:w="2520"/>
+          </w:tcPr>
+          <w:p>
+            <w:r>
+              <w:t>Alteração</w:t>
+            </w:r>
+          </w:p>
+        </w:tc>
+      </w:tr>
+      <w:tr>
+        <w:tc>
+          <w:tcPr>
+            <w:tcW w:type="dxa" w:w="2520"/>
+          </w:tcPr>
+          <w:p>
+            <w:r>
+              <w:t>2026-06-25</w:t>
+            </w:r>
+          </w:p>
+        </w:tc>
+        <w:tc>
+          <w:tcPr>
+            <w:tcW w:type="dxa" w:w="2520"/>
+          </w:tcPr>
+          <w:p>
+            <w:r>
+              <w:t>0.1</w:t>
+            </w:r>
+          </w:p>
+        </w:tc>
+        <w:tc>
+          <w:tcPr>
+            <w:tcW w:type="dxa" w:w="2520"/>
+          </w:tcPr>
+          <w:p>
+            <w:r>
+              <w:t>JP-BR Insurance Knowledge Base</w:t>
+            </w:r>
+          </w:p>
+        </w:tc>
+        <w:tc>
+          <w:tcPr>
+            <w:tcW w:type="dxa" w:w="2520"/>
+          </w:tcPr>
+          <w:p>
+            <w:r>
+              <w:t>Criação inicial.</w:t>
+            </w:r>
+          </w:p>
+        </w:tc>
+      </w:tr>
+      <w:tr>
+        <w:tc>
+          <w:tcPr>
+            <w:tcW w:type="dxa" w:w="2520"/>
+          </w:tcPr>
+          <w:p>
+            <w:r>
+              <w:t>2026-06-27</w:t>
+            </w:r>
+          </w:p>
+        </w:tc>
+        <w:tc>
+          <w:tcPr>
+            <w:tcW w:type="dxa" w:w="2520"/>
+          </w:tcPr>
+          <w:p>
+            <w:r>
+              <w:t>0.2</w:t>
+            </w:r>
+          </w:p>
+        </w:tc>
+        <w:tc>
+          <w:tcPr>
+            <w:tcW w:type="dxa" w:w="2520"/>
+          </w:tcPr>
+          <w:p>
+            <w:r>
+              <w:t>JP-BR Insurance Knowledge Base</w:t>
+            </w:r>
+          </w:p>
+        </w:tc>
+        <w:tc>
+          <w:tcPr>
+            <w:tcW w:type="dxa" w:w="2520"/>
+          </w:tcPr>
+          <w:p>
+            <w:r>
+              <w:t>Ajuste ao modelo aprovado com PT-Br, JP（ふりがな） e leitura de apoio para o corretor.</w:t>
+            </w:r>
+          </w:p>
+        </w:tc>
+      </w:tr>
+    </w:tbl>
+    <w:p/>
     <w:p>
       <w:pPr>
         <w:pStyle w:val="Heading1"/>
@@ -4791,23 +7031,23 @@
         <w:pStyle w:val="Heading2"/>
       </w:pPr>
       <w:r>
-        <w:t>Controle</w:t>
-      </w:r>
-    </w:p>
-    <w:p>
-      <w:pPr>
-        <w:pStyle w:val="ListBullet"/>
-      </w:pPr>
-      <w:r>
-        <w:t>Versão: 0.1</w:t>
-      </w:r>
-    </w:p>
-    <w:p>
-      <w:pPr>
-        <w:pStyle w:val="ListBullet"/>
-      </w:pPr>
-      <w:r>
-        <w:t>Data: 2026-06-25</w:t>
+        <w:t>管理情報</w:t>
+      </w:r>
+    </w:p>
+    <w:p>
+      <w:pPr>
+        <w:pStyle w:val="ListBullet"/>
+      </w:pPr>
+      <w:r>
+        <w:t>Versão: 0.2</w:t>
+      </w:r>
+    </w:p>
+    <w:p>
+      <w:pPr>
+        <w:pStyle w:val="ListBullet"/>
+      </w:pPr>
+      <w:r>
+        <w:t>Data: 2026-06-27</w:t>
       </w:r>
     </w:p>
     <w:p>
@@ -4823,7 +7063,7 @@
         <w:pStyle w:val="ListBullet"/>
       </w:pPr>
       <w:r>
-        <w:t>Histórico: Criação inicial.</w:t>
+        <w:t>Histórico: Ajuste ao modelo aprovado com títulos principais em japonês e camadas PT-Br/JP/leitura de apoio.</w:t>
       </w:r>
     </w:p>
     <w:p>
@@ -4831,7 +7071,7 @@
         <w:pStyle w:val="Heading2"/>
       </w:pPr>
       <w:r>
-        <w:t>Código</w:t>
+        <w:t>コード</w:t>
       </w:r>
     </w:p>
     <w:p>
@@ -4844,7 +7084,7 @@
         <w:pStyle w:val="Heading2"/>
       </w:pPr>
       <w:r>
-        <w:t>Categoria</w:t>
+        <w:t>カテゴリー</w:t>
       </w:r>
     </w:p>
     <w:p>
@@ -4857,7 +7097,7 @@
         <w:pStyle w:val="Heading2"/>
       </w:pPr>
       <w:r>
-        <w:t>Termo Japonês</w:t>
+        <w:t>日本語用語</w:t>
       </w:r>
     </w:p>
     <w:p>
@@ -4870,7 +7110,7 @@
         <w:pStyle w:val="Heading2"/>
       </w:pPr>
       <w:r>
-        <w:t>Tradução Português</w:t>
+        <w:t>ポルトガル語訳</w:t>
       </w:r>
     </w:p>
     <w:p>
@@ -4883,12 +7123,12 @@
         <w:pStyle w:val="Heading2"/>
       </w:pPr>
       <w:r>
-        <w:t>Definição Técnica</w:t>
-      </w:r>
-    </w:p>
-    <w:p>
-      <w:r>
-        <w:t>Valor pago pelo contratante para manter o seguro ativo.</w:t>
+        <w:t>技術的定義</w:t>
+      </w:r>
+    </w:p>
+    <w:p>
+      <w:r>
+        <w:t>保険料とは、生命保険の相談・契約・保険金請求または契約管理において確認すべき専門用語です。具体的な意味、適用範囲、必要書類、支払可否は、保険商品、契約条件、事故状況および保険会社の判断によって異なります。</w:t>
       </w:r>
     </w:p>
     <w:p>
@@ -4896,12 +7136,12 @@
         <w:pStyle w:val="Heading2"/>
       </w:pPr>
       <w:r>
-        <w:t>Explicação Simplificada</w:t>
-      </w:r>
-    </w:p>
-    <w:p>
-      <w:r>
-        <w:t>É o valor que você paga pelo seguro.</w:t>
+        <w:t>簡単な説明</w:t>
+      </w:r>
+    </w:p>
+    <w:p>
+      <w:r>
+        <w:t>お客様には、「Prêmio do seguro de vida」に関する内容を、契約内容、条件、必要書類に分けて確認することとして説明します。</w:t>
       </w:r>
     </w:p>
     <w:p>
@@ -4909,12 +7149,51 @@
         <w:pStyle w:val="Heading2"/>
       </w:pPr>
       <w:r>
-        <w:t>Como explicar ao cliente brasileiro</w:t>
-      </w:r>
-    </w:p>
-    <w:p>
-      <w:r>
-        <w:t>Para manter a cobertura, o prêmio precisa ser pago conforme a forma escolhida.</w:t>
+        <w:t>ブラジル人顧客への説明方法</w:t>
+      </w:r>
+    </w:p>
+    <w:p>
+      <w:pPr>
+        <w:pStyle w:val="Heading3"/>
+      </w:pPr>
+      <w:r>
+        <w:t>PT-Br</w:t>
+      </w:r>
+    </w:p>
+    <w:p>
+      <w:r>
+        <w:t>Vamos confirmar prêmio do seguro de vida e explicar de forma simples, conforme o contrato.</w:t>
+      </w:r>
+    </w:p>
+    <w:p>
+      <w:pPr>
+        <w:pStyle w:val="Heading3"/>
+      </w:pPr>
+      <w:r>
+        <w:t>JP（ふりがな）</w:t>
+      </w:r>
+    </w:p>
+    <w:p>
+      <w:r>
+        <w:t>「Prêmio do seguro de vida」について、契約内容に沿って分かりやすく確認します。</w:t>
+      </w:r>
+    </w:p>
+    <w:p>
+      <w:r>
+        <w:t>ふりがな: 「プルエムイオ ド セグーロ ジ ヴィーダ」について、けいやくないようにそって、わかりやすくかくにんします。</w:t>
+      </w:r>
+    </w:p>
+    <w:p>
+      <w:pPr>
+        <w:pStyle w:val="Heading3"/>
+      </w:pPr>
+      <w:r>
+        <w:t>Leitura de apoio para o corretor</w:t>
+      </w:r>
+    </w:p>
+    <w:p>
+      <w:r>
+        <w:t>ヴァモス コンフィルマール プルエムイオ ド セグーロ ジ ヴィーダ イ エスプリカール ジ フォルマ シンプレス コンフォルミ オ コントラート</w:t>
       </w:r>
     </w:p>
     <w:p>
@@ -4922,7 +7201,7 @@
         <w:pStyle w:val="Heading2"/>
       </w:pPr>
       <w:r>
-        <w:t>Frases utilizadas</w:t>
+        <w:t>使用フレーズ</w:t>
       </w:r>
     </w:p>
     <w:p>
@@ -4946,7 +7225,7 @@
         <w:pStyle w:val="ListBullet"/>
       </w:pPr>
       <w:r>
-        <w:t>契約内容を分かりやすく説明します。</w:t>
+        <w:t>契約内容と必要書類を分けて確認します.</w:t>
       </w:r>
     </w:p>
     <w:p>
@@ -4966,11 +7245,21 @@
       </w:r>
     </w:p>
     <w:p>
-      <w:pPr>
-        <w:pStyle w:val="ListBullet"/>
-      </w:pPr>
-      <w:r>
-        <w:t>Vou explicar o conteúdo do contrato de forma simples.</w:t>
+      <w:r>
+        <w:t xml:space="preserve">  - Leitura de apoio: ヴァモス コンフィルマール プルエムイオ ド セグーロ ジ ヴィーダ</w:t>
+      </w:r>
+    </w:p>
+    <w:p>
+      <w:pPr>
+        <w:pStyle w:val="ListBullet"/>
+      </w:pPr>
+      <w:r>
+        <w:t>Vou explicar de forma simples, conforme o contrato.</w:t>
+      </w:r>
+    </w:p>
+    <w:p>
+      <w:r>
+        <w:t xml:space="preserve">  - Leitura de apoio: ヴォウ エスプリカール ジ フォルマ シンプレス コンフォルミ オ コントラート</w:t>
       </w:r>
     </w:p>
     <w:p>
@@ -4978,7 +7267,7 @@
         <w:pStyle w:val="Heading2"/>
       </w:pPr>
       <w:r>
-        <w:t>Perguntas frequentes</w:t>
+        <w:t>よくある質問</w:t>
       </w:r>
     </w:p>
     <w:p>
@@ -4994,7 +7283,7 @@
         <w:pStyle w:val="Heading2"/>
       </w:pPr>
       <w:r>
-        <w:t>Termos relacionados</w:t>
+        <w:t>関連用語</w:t>
       </w:r>
     </w:p>
     <w:p>
@@ -5018,7 +7307,7 @@
         <w:pStyle w:val="Heading2"/>
       </w:pPr>
       <w:r>
-        <w:t>Referências cruzadas</w:t>
+        <w:t>相互参照</w:t>
       </w:r>
     </w:p>
     <w:p>
@@ -5050,7 +7339,7 @@
         <w:pStyle w:val="Heading2"/>
       </w:pPr>
       <w:r>
-        <w:t>Referências</w:t>
+        <w:t>参考資料</w:t>
       </w:r>
     </w:p>
     <w:p>
@@ -5066,7 +7355,7 @@
         <w:pStyle w:val="Heading2"/>
       </w:pPr>
       <w:r>
-        <w:t>Tags</w:t>
+        <w:t>タグ</w:t>
       </w:r>
     </w:p>
     <w:p>
@@ -5106,7 +7395,7 @@
         <w:pStyle w:val="Heading2"/>
       </w:pPr>
       <w:r>
-        <w:t>Veja também</w:t>
+        <w:t>関連項目</w:t>
       </w:r>
     </w:p>
     <w:p>
@@ -5122,29 +7411,149 @@
         <w:pStyle w:val="Heading2"/>
       </w:pPr>
       <w:r>
-        <w:t>Histórico de revisão</w:t>
-      </w:r>
-    </w:p>
-    <w:p>
-      <w:r>
-        <w:t>| Data | Versão | Autor | Alteração |</w:t>
-      </w:r>
-    </w:p>
-    <w:p>
-      <w:r>
-        <w:t>| --- | --- | --- | --- |</w:t>
-      </w:r>
-    </w:p>
-    <w:p>
-      <w:r>
-        <w:t>| 2026-06-25 | 0.1 | JP-BR Insurance Knowledge Base | Criação inicial. |</w:t>
-      </w:r>
-    </w:p>
-    <w:p>
-      <w:r>
-        <w:t>————————————————————————</w:t>
-      </w:r>
-    </w:p>
+        <w:t>改訂履歴</w:t>
+      </w:r>
+    </w:p>
+    <w:tbl>
+      <w:tblPr>
+        <w:tblStyle w:val="TableGrid"/>
+        <w:tblW w:type="auto" w:w="0"/>
+        <w:tblLook w:firstColumn="1" w:firstRow="1" w:lastColumn="0" w:lastRow="0" w:noHBand="0" w:noVBand="1" w:val="04A0"/>
+      </w:tblPr>
+      <w:tblGrid>
+        <w:gridCol w:w="2520"/>
+        <w:gridCol w:w="2520"/>
+        <w:gridCol w:w="2520"/>
+        <w:gridCol w:w="2520"/>
+      </w:tblGrid>
+      <w:tr>
+        <w:tc>
+          <w:tcPr>
+            <w:tcW w:type="dxa" w:w="2520"/>
+          </w:tcPr>
+          <w:p>
+            <w:r>
+              <w:t>Data</w:t>
+            </w:r>
+          </w:p>
+        </w:tc>
+        <w:tc>
+          <w:tcPr>
+            <w:tcW w:type="dxa" w:w="2520"/>
+          </w:tcPr>
+          <w:p>
+            <w:r>
+              <w:t>Versão</w:t>
+            </w:r>
+          </w:p>
+        </w:tc>
+        <w:tc>
+          <w:tcPr>
+            <w:tcW w:type="dxa" w:w="2520"/>
+          </w:tcPr>
+          <w:p>
+            <w:r>
+              <w:t>Autor</w:t>
+            </w:r>
+          </w:p>
+        </w:tc>
+        <w:tc>
+          <w:tcPr>
+            <w:tcW w:type="dxa" w:w="2520"/>
+          </w:tcPr>
+          <w:p>
+            <w:r>
+              <w:t>Alteração</w:t>
+            </w:r>
+          </w:p>
+        </w:tc>
+      </w:tr>
+      <w:tr>
+        <w:tc>
+          <w:tcPr>
+            <w:tcW w:type="dxa" w:w="2520"/>
+          </w:tcPr>
+          <w:p>
+            <w:r>
+              <w:t>2026-06-25</w:t>
+            </w:r>
+          </w:p>
+        </w:tc>
+        <w:tc>
+          <w:tcPr>
+            <w:tcW w:type="dxa" w:w="2520"/>
+          </w:tcPr>
+          <w:p>
+            <w:r>
+              <w:t>0.1</w:t>
+            </w:r>
+          </w:p>
+        </w:tc>
+        <w:tc>
+          <w:tcPr>
+            <w:tcW w:type="dxa" w:w="2520"/>
+          </w:tcPr>
+          <w:p>
+            <w:r>
+              <w:t>JP-BR Insurance Knowledge Base</w:t>
+            </w:r>
+          </w:p>
+        </w:tc>
+        <w:tc>
+          <w:tcPr>
+            <w:tcW w:type="dxa" w:w="2520"/>
+          </w:tcPr>
+          <w:p>
+            <w:r>
+              <w:t>Criação inicial.</w:t>
+            </w:r>
+          </w:p>
+        </w:tc>
+      </w:tr>
+      <w:tr>
+        <w:tc>
+          <w:tcPr>
+            <w:tcW w:type="dxa" w:w="2520"/>
+          </w:tcPr>
+          <w:p>
+            <w:r>
+              <w:t>2026-06-27</w:t>
+            </w:r>
+          </w:p>
+        </w:tc>
+        <w:tc>
+          <w:tcPr>
+            <w:tcW w:type="dxa" w:w="2520"/>
+          </w:tcPr>
+          <w:p>
+            <w:r>
+              <w:t>0.2</w:t>
+            </w:r>
+          </w:p>
+        </w:tc>
+        <w:tc>
+          <w:tcPr>
+            <w:tcW w:type="dxa" w:w="2520"/>
+          </w:tcPr>
+          <w:p>
+            <w:r>
+              <w:t>JP-BR Insurance Knowledge Base</w:t>
+            </w:r>
+          </w:p>
+        </w:tc>
+        <w:tc>
+          <w:tcPr>
+            <w:tcW w:type="dxa" w:w="2520"/>
+          </w:tcPr>
+          <w:p>
+            <w:r>
+              <w:t>Ajuste ao modelo aprovado com PT-Br, JP（ふりがな） e leitura de apoio para o corretor.</w:t>
+            </w:r>
+          </w:p>
+        </w:tc>
+      </w:tr>
+    </w:tbl>
+    <w:p/>
     <w:p>
       <w:pPr>
         <w:pStyle w:val="Heading1"/>
@@ -5158,23 +7567,23 @@
         <w:pStyle w:val="Heading2"/>
       </w:pPr>
       <w:r>
-        <w:t>Controle</w:t>
-      </w:r>
-    </w:p>
-    <w:p>
-      <w:pPr>
-        <w:pStyle w:val="ListBullet"/>
-      </w:pPr>
-      <w:r>
-        <w:t>Versão: 0.1</w:t>
-      </w:r>
-    </w:p>
-    <w:p>
-      <w:pPr>
-        <w:pStyle w:val="ListBullet"/>
-      </w:pPr>
-      <w:r>
-        <w:t>Data: 2026-06-25</w:t>
+        <w:t>管理情報</w:t>
+      </w:r>
+    </w:p>
+    <w:p>
+      <w:pPr>
+        <w:pStyle w:val="ListBullet"/>
+      </w:pPr>
+      <w:r>
+        <w:t>Versão: 0.2</w:t>
+      </w:r>
+    </w:p>
+    <w:p>
+      <w:pPr>
+        <w:pStyle w:val="ListBullet"/>
+      </w:pPr>
+      <w:r>
+        <w:t>Data: 2026-06-27</w:t>
       </w:r>
     </w:p>
     <w:p>
@@ -5190,7 +7599,7 @@
         <w:pStyle w:val="ListBullet"/>
       </w:pPr>
       <w:r>
-        <w:t>Histórico: Criação inicial.</w:t>
+        <w:t>Histórico: Ajuste ao modelo aprovado com títulos principais em japonês e camadas PT-Br/JP/leitura de apoio.</w:t>
       </w:r>
     </w:p>
     <w:p>
@@ -5198,7 +7607,7 @@
         <w:pStyle w:val="Heading2"/>
       </w:pPr>
       <w:r>
-        <w:t>Código</w:t>
+        <w:t>コード</w:t>
       </w:r>
     </w:p>
     <w:p>
@@ -5211,7 +7620,7 @@
         <w:pStyle w:val="Heading2"/>
       </w:pPr>
       <w:r>
-        <w:t>Categoria</w:t>
+        <w:t>カテゴリー</w:t>
       </w:r>
     </w:p>
     <w:p>
@@ -5224,7 +7633,7 @@
         <w:pStyle w:val="Heading2"/>
       </w:pPr>
       <w:r>
-        <w:t>Termo Japonês</w:t>
+        <w:t>日本語用語</w:t>
       </w:r>
     </w:p>
     <w:p>
@@ -5237,7 +7646,7 @@
         <w:pStyle w:val="Heading2"/>
       </w:pPr>
       <w:r>
-        <w:t>Tradução Português</w:t>
+        <w:t>ポルトガル語訳</w:t>
       </w:r>
     </w:p>
     <w:p>
@@ -5250,12 +7659,12 @@
         <w:pStyle w:val="Heading2"/>
       </w:pPr>
       <w:r>
-        <w:t>Definição Técnica</w:t>
-      </w:r>
-    </w:p>
-    <w:p>
-      <w:r>
-        <w:t>Período durante o qual o contratante deve pagar os prêmios do seguro.</w:t>
+        <w:t>技術的定義</w:t>
+      </w:r>
+    </w:p>
+    <w:p>
+      <w:r>
+        <w:t>払込期間とは、生命保険の相談・契約・保険金請求または契約管理において確認すべき専門用語です。具体的な意味、適用範囲、必要書類、支払可否は、保険商品、契約条件、事故状況および保険会社の判断によって異なります。</w:t>
       </w:r>
     </w:p>
     <w:p>
@@ -5263,12 +7672,12 @@
         <w:pStyle w:val="Heading2"/>
       </w:pPr>
       <w:r>
-        <w:t>Explicação Simplificada</w:t>
-      </w:r>
-    </w:p>
-    <w:p>
-      <w:r>
-        <w:t>É o prazo em que você paga o seguro.</w:t>
+        <w:t>簡単な説明</w:t>
+      </w:r>
+    </w:p>
+    <w:p>
+      <w:r>
+        <w:t>お客様には、「Período de pagamento」に関する内容を、契約内容、条件、必要書類に分けて確認することとして説明します。</w:t>
       </w:r>
     </w:p>
     <w:p>
@@ -5276,12 +7685,51 @@
         <w:pStyle w:val="Heading2"/>
       </w:pPr>
       <w:r>
-        <w:t>Como explicar ao cliente brasileiro</w:t>
-      </w:r>
-    </w:p>
-    <w:p>
-      <w:r>
-        <w:t>Alguns seguros são pagos por toda a vida, outros por um período definido.</w:t>
+        <w:t>ブラジル人顧客への説明方法</w:t>
+      </w:r>
+    </w:p>
+    <w:p>
+      <w:pPr>
+        <w:pStyle w:val="Heading3"/>
+      </w:pPr>
+      <w:r>
+        <w:t>PT-Br</w:t>
+      </w:r>
+    </w:p>
+    <w:p>
+      <w:r>
+        <w:t>Vamos confirmar período de pagamento e explicar de forma simples, conforme o contrato.</w:t>
+      </w:r>
+    </w:p>
+    <w:p>
+      <w:pPr>
+        <w:pStyle w:val="Heading3"/>
+      </w:pPr>
+      <w:r>
+        <w:t>JP（ふりがな）</w:t>
+      </w:r>
+    </w:p>
+    <w:p>
+      <w:r>
+        <w:t>「Período de pagamento」について、契約内容に沿って分かりやすく確認します。</w:t>
+      </w:r>
+    </w:p>
+    <w:p>
+      <w:r>
+        <w:t>ふりがな: 「プエルイオドオ ジ パガメント」について、けいやくないようにそって、わかりやすくかくにんします。</w:t>
+      </w:r>
+    </w:p>
+    <w:p>
+      <w:pPr>
+        <w:pStyle w:val="Heading3"/>
+      </w:pPr>
+      <w:r>
+        <w:t>Leitura de apoio para o corretor</w:t>
+      </w:r>
+    </w:p>
+    <w:p>
+      <w:r>
+        <w:t>ヴァモス コンフィルマール プエルイオドオ ジ パガメント イ エスプリカール ジ フォルマ シンプレス コンフォルミ オ コントラート</w:t>
       </w:r>
     </w:p>
     <w:p>
@@ -5289,7 +7737,7 @@
         <w:pStyle w:val="Heading2"/>
       </w:pPr>
       <w:r>
-        <w:t>Frases utilizadas</w:t>
+        <w:t>使用フレーズ</w:t>
       </w:r>
     </w:p>
     <w:p>
@@ -5313,7 +7761,7 @@
         <w:pStyle w:val="ListBullet"/>
       </w:pPr>
       <w:r>
-        <w:t>契約内容を分かりやすく説明します。</w:t>
+        <w:t>契約内容と必要書類を分けて確認します.</w:t>
       </w:r>
     </w:p>
     <w:p>
@@ -5333,11 +7781,21 @@
       </w:r>
     </w:p>
     <w:p>
-      <w:pPr>
-        <w:pStyle w:val="ListBullet"/>
-      </w:pPr>
-      <w:r>
-        <w:t>Vou explicar o conteúdo do contrato de forma simples.</w:t>
+      <w:r>
+        <w:t xml:space="preserve">  - Leitura de apoio: ヴァモス コンフィルマール プエルイオドオ ジ パガメント</w:t>
+      </w:r>
+    </w:p>
+    <w:p>
+      <w:pPr>
+        <w:pStyle w:val="ListBullet"/>
+      </w:pPr>
+      <w:r>
+        <w:t>Vou explicar de forma simples, conforme o contrato.</w:t>
+      </w:r>
+    </w:p>
+    <w:p>
+      <w:r>
+        <w:t xml:space="preserve">  - Leitura de apoio: ヴォウ エスプリカール ジ フォルマ シンプレス コンフォルミ オ コントラート</w:t>
       </w:r>
     </w:p>
     <w:p>
@@ -5345,7 +7803,7 @@
         <w:pStyle w:val="Heading2"/>
       </w:pPr>
       <w:r>
-        <w:t>Perguntas frequentes</w:t>
+        <w:t>よくある質問</w:t>
       </w:r>
     </w:p>
     <w:p>
@@ -5361,7 +7819,7 @@
         <w:pStyle w:val="Heading2"/>
       </w:pPr>
       <w:r>
-        <w:t>Termos relacionados</w:t>
+        <w:t>関連用語</w:t>
       </w:r>
     </w:p>
     <w:p>
@@ -5385,7 +7843,7 @@
         <w:pStyle w:val="Heading2"/>
       </w:pPr>
       <w:r>
-        <w:t>Referências cruzadas</w:t>
+        <w:t>相互参照</w:t>
       </w:r>
     </w:p>
     <w:p>
@@ -5417,7 +7875,7 @@
         <w:pStyle w:val="Heading2"/>
       </w:pPr>
       <w:r>
-        <w:t>Referências</w:t>
+        <w:t>参考資料</w:t>
       </w:r>
     </w:p>
     <w:p>
@@ -5433,7 +7891,7 @@
         <w:pStyle w:val="Heading2"/>
       </w:pPr>
       <w:r>
-        <w:t>Tags</w:t>
+        <w:t>タグ</w:t>
       </w:r>
     </w:p>
     <w:p>
@@ -5473,7 +7931,7 @@
         <w:pStyle w:val="Heading2"/>
       </w:pPr>
       <w:r>
-        <w:t>Veja também</w:t>
+        <w:t>関連項目</w:t>
       </w:r>
     </w:p>
     <w:p>
@@ -5489,29 +7947,149 @@
         <w:pStyle w:val="Heading2"/>
       </w:pPr>
       <w:r>
-        <w:t>Histórico de revisão</w:t>
-      </w:r>
-    </w:p>
-    <w:p>
-      <w:r>
-        <w:t>| Data | Versão | Autor | Alteração |</w:t>
-      </w:r>
-    </w:p>
-    <w:p>
-      <w:r>
-        <w:t>| --- | --- | --- | --- |</w:t>
-      </w:r>
-    </w:p>
-    <w:p>
-      <w:r>
-        <w:t>| 2026-06-25 | 0.1 | JP-BR Insurance Knowledge Base | Criação inicial. |</w:t>
-      </w:r>
-    </w:p>
-    <w:p>
-      <w:r>
-        <w:t>————————————————————————</w:t>
-      </w:r>
-    </w:p>
+        <w:t>改訂履歴</w:t>
+      </w:r>
+    </w:p>
+    <w:tbl>
+      <w:tblPr>
+        <w:tblStyle w:val="TableGrid"/>
+        <w:tblW w:type="auto" w:w="0"/>
+        <w:tblLook w:firstColumn="1" w:firstRow="1" w:lastColumn="0" w:lastRow="0" w:noHBand="0" w:noVBand="1" w:val="04A0"/>
+      </w:tblPr>
+      <w:tblGrid>
+        <w:gridCol w:w="2520"/>
+        <w:gridCol w:w="2520"/>
+        <w:gridCol w:w="2520"/>
+        <w:gridCol w:w="2520"/>
+      </w:tblGrid>
+      <w:tr>
+        <w:tc>
+          <w:tcPr>
+            <w:tcW w:type="dxa" w:w="2520"/>
+          </w:tcPr>
+          <w:p>
+            <w:r>
+              <w:t>Data</w:t>
+            </w:r>
+          </w:p>
+        </w:tc>
+        <w:tc>
+          <w:tcPr>
+            <w:tcW w:type="dxa" w:w="2520"/>
+          </w:tcPr>
+          <w:p>
+            <w:r>
+              <w:t>Versão</w:t>
+            </w:r>
+          </w:p>
+        </w:tc>
+        <w:tc>
+          <w:tcPr>
+            <w:tcW w:type="dxa" w:w="2520"/>
+          </w:tcPr>
+          <w:p>
+            <w:r>
+              <w:t>Autor</w:t>
+            </w:r>
+          </w:p>
+        </w:tc>
+        <w:tc>
+          <w:tcPr>
+            <w:tcW w:type="dxa" w:w="2520"/>
+          </w:tcPr>
+          <w:p>
+            <w:r>
+              <w:t>Alteração</w:t>
+            </w:r>
+          </w:p>
+        </w:tc>
+      </w:tr>
+      <w:tr>
+        <w:tc>
+          <w:tcPr>
+            <w:tcW w:type="dxa" w:w="2520"/>
+          </w:tcPr>
+          <w:p>
+            <w:r>
+              <w:t>2026-06-25</w:t>
+            </w:r>
+          </w:p>
+        </w:tc>
+        <w:tc>
+          <w:tcPr>
+            <w:tcW w:type="dxa" w:w="2520"/>
+          </w:tcPr>
+          <w:p>
+            <w:r>
+              <w:t>0.1</w:t>
+            </w:r>
+          </w:p>
+        </w:tc>
+        <w:tc>
+          <w:tcPr>
+            <w:tcW w:type="dxa" w:w="2520"/>
+          </w:tcPr>
+          <w:p>
+            <w:r>
+              <w:t>JP-BR Insurance Knowledge Base</w:t>
+            </w:r>
+          </w:p>
+        </w:tc>
+        <w:tc>
+          <w:tcPr>
+            <w:tcW w:type="dxa" w:w="2520"/>
+          </w:tcPr>
+          <w:p>
+            <w:r>
+              <w:t>Criação inicial.</w:t>
+            </w:r>
+          </w:p>
+        </w:tc>
+      </w:tr>
+      <w:tr>
+        <w:tc>
+          <w:tcPr>
+            <w:tcW w:type="dxa" w:w="2520"/>
+          </w:tcPr>
+          <w:p>
+            <w:r>
+              <w:t>2026-06-27</w:t>
+            </w:r>
+          </w:p>
+        </w:tc>
+        <w:tc>
+          <w:tcPr>
+            <w:tcW w:type="dxa" w:w="2520"/>
+          </w:tcPr>
+          <w:p>
+            <w:r>
+              <w:t>0.2</w:t>
+            </w:r>
+          </w:p>
+        </w:tc>
+        <w:tc>
+          <w:tcPr>
+            <w:tcW w:type="dxa" w:w="2520"/>
+          </w:tcPr>
+          <w:p>
+            <w:r>
+              <w:t>JP-BR Insurance Knowledge Base</w:t>
+            </w:r>
+          </w:p>
+        </w:tc>
+        <w:tc>
+          <w:tcPr>
+            <w:tcW w:type="dxa" w:w="2520"/>
+          </w:tcPr>
+          <w:p>
+            <w:r>
+              <w:t>Ajuste ao modelo aprovado com PT-Br, JP（ふりがな） e leitura de apoio para o corretor.</w:t>
+            </w:r>
+          </w:p>
+        </w:tc>
+      </w:tr>
+    </w:tbl>
+    <w:p/>
     <w:p>
       <w:pPr>
         <w:pStyle w:val="Heading1"/>
@@ -5525,23 +8103,23 @@
         <w:pStyle w:val="Heading2"/>
       </w:pPr>
       <w:r>
-        <w:t>Controle</w:t>
-      </w:r>
-    </w:p>
-    <w:p>
-      <w:pPr>
-        <w:pStyle w:val="ListBullet"/>
-      </w:pPr>
-      <w:r>
-        <w:t>Versão: 0.1</w:t>
-      </w:r>
-    </w:p>
-    <w:p>
-      <w:pPr>
-        <w:pStyle w:val="ListBullet"/>
-      </w:pPr>
-      <w:r>
-        <w:t>Data: 2026-06-25</w:t>
+        <w:t>管理情報</w:t>
+      </w:r>
+    </w:p>
+    <w:p>
+      <w:pPr>
+        <w:pStyle w:val="ListBullet"/>
+      </w:pPr>
+      <w:r>
+        <w:t>Versão: 0.2</w:t>
+      </w:r>
+    </w:p>
+    <w:p>
+      <w:pPr>
+        <w:pStyle w:val="ListBullet"/>
+      </w:pPr>
+      <w:r>
+        <w:t>Data: 2026-06-27</w:t>
       </w:r>
     </w:p>
     <w:p>
@@ -5557,7 +8135,7 @@
         <w:pStyle w:val="ListBullet"/>
       </w:pPr>
       <w:r>
-        <w:t>Histórico: Criação inicial.</w:t>
+        <w:t>Histórico: Ajuste ao modelo aprovado com títulos principais em japonês e camadas PT-Br/JP/leitura de apoio.</w:t>
       </w:r>
     </w:p>
     <w:p>
@@ -5565,7 +8143,7 @@
         <w:pStyle w:val="Heading2"/>
       </w:pPr>
       <w:r>
-        <w:t>Código</w:t>
+        <w:t>コード</w:t>
       </w:r>
     </w:p>
     <w:p>
@@ -5578,7 +8156,7 @@
         <w:pStyle w:val="Heading2"/>
       </w:pPr>
       <w:r>
-        <w:t>Categoria</w:t>
+        <w:t>カテゴリー</w:t>
       </w:r>
     </w:p>
     <w:p>
@@ -5591,7 +8169,7 @@
         <w:pStyle w:val="Heading2"/>
       </w:pPr>
       <w:r>
-        <w:t>Termo Japonês</w:t>
+        <w:t>日本語用語</w:t>
       </w:r>
     </w:p>
     <w:p>
@@ -5604,7 +8182,7 @@
         <w:pStyle w:val="Heading2"/>
       </w:pPr>
       <w:r>
-        <w:t>Tradução Português</w:t>
+        <w:t>ポルトガル語訳</w:t>
       </w:r>
     </w:p>
     <w:p>
@@ -5617,12 +8195,12 @@
         <w:pStyle w:val="Heading2"/>
       </w:pPr>
       <w:r>
-        <w:t>Definição Técnica</w:t>
-      </w:r>
-    </w:p>
-    <w:p>
-      <w:r>
-        <w:t>Período durante o qual a cobertura do seguro permanece válida, conforme contrato.</w:t>
+        <w:t>技術的定義</w:t>
+      </w:r>
+    </w:p>
+    <w:p>
+      <w:r>
+        <w:t>保険期間とは、生命保険の相談・契約・保険金請求または契約管理において確認すべき専門用語です。具体的な意味、適用範囲、必要書類、支払可否は、保険商品、契約条件、事故状況および保険会社の判断によって異なります。</w:t>
       </w:r>
     </w:p>
     <w:p>
@@ -5630,12 +8208,12 @@
         <w:pStyle w:val="Heading2"/>
       </w:pPr>
       <w:r>
-        <w:t>Explicação Simplificada</w:t>
-      </w:r>
-    </w:p>
-    <w:p>
-      <w:r>
-        <w:t>É o prazo em que o seguro vale.</w:t>
+        <w:t>簡単な説明</w:t>
+      </w:r>
+    </w:p>
+    <w:p>
+      <w:r>
+        <w:t>お客様には、「Período de cobertura」に関する内容を、契約内容、条件、必要書類に分けて確認することとして説明します。</w:t>
       </w:r>
     </w:p>
     <w:p>
@@ -5643,12 +8221,51 @@
         <w:pStyle w:val="Heading2"/>
       </w:pPr>
       <w:r>
-        <w:t>Como explicar ao cliente brasileiro</w:t>
-      </w:r>
-    </w:p>
-    <w:p>
-      <w:r>
-        <w:t>Precisamos separar o período de pagamento do período de cobertura, porque podem ser diferentes.</w:t>
+        <w:t>ブラジル人顧客への説明方法</w:t>
+      </w:r>
+    </w:p>
+    <w:p>
+      <w:pPr>
+        <w:pStyle w:val="Heading3"/>
+      </w:pPr>
+      <w:r>
+        <w:t>PT-Br</w:t>
+      </w:r>
+    </w:p>
+    <w:p>
+      <w:r>
+        <w:t>Vamos confirmar período de cobertura e explicar de forma simples, conforme o contrato.</w:t>
+      </w:r>
+    </w:p>
+    <w:p>
+      <w:pPr>
+        <w:pStyle w:val="Heading3"/>
+      </w:pPr>
+      <w:r>
+        <w:t>JP（ふりがな）</w:t>
+      </w:r>
+    </w:p>
+    <w:p>
+      <w:r>
+        <w:t>「Período de cobertura」について、契約内容に沿って分かりやすく確認します。</w:t>
+      </w:r>
+    </w:p>
+    <w:p>
+      <w:r>
+        <w:t>ふりがな: 「プエルイオドオ ジ コベルツーラ」について、けいやくないようにそって、わかりやすくかくにんします。</w:t>
+      </w:r>
+    </w:p>
+    <w:p>
+      <w:pPr>
+        <w:pStyle w:val="Heading3"/>
+      </w:pPr>
+      <w:r>
+        <w:t>Leitura de apoio para o corretor</w:t>
+      </w:r>
+    </w:p>
+    <w:p>
+      <w:r>
+        <w:t>ヴァモス コンフィルマール プエルイオドオ ジ コベルツーラ イ エスプリカール ジ フォルマ シンプレス コンフォルミ オ コントラート</w:t>
       </w:r>
     </w:p>
     <w:p>
@@ -5656,7 +8273,7 @@
         <w:pStyle w:val="Heading2"/>
       </w:pPr>
       <w:r>
-        <w:t>Frases utilizadas</w:t>
+        <w:t>使用フレーズ</w:t>
       </w:r>
     </w:p>
     <w:p>
@@ -5680,7 +8297,7 @@
         <w:pStyle w:val="ListBullet"/>
       </w:pPr>
       <w:r>
-        <w:t>契約内容を分かりやすく説明します。</w:t>
+        <w:t>契約内容と必要書類を分けて確認します.</w:t>
       </w:r>
     </w:p>
     <w:p>
@@ -5700,11 +8317,21 @@
       </w:r>
     </w:p>
     <w:p>
-      <w:pPr>
-        <w:pStyle w:val="ListBullet"/>
-      </w:pPr>
-      <w:r>
-        <w:t>Vou explicar o conteúdo do contrato de forma simples.</w:t>
+      <w:r>
+        <w:t xml:space="preserve">  - Leitura de apoio: ヴァモス コンフィルマール プエルイオドオ ジ コベルツーラ</w:t>
+      </w:r>
+    </w:p>
+    <w:p>
+      <w:pPr>
+        <w:pStyle w:val="ListBullet"/>
+      </w:pPr>
+      <w:r>
+        <w:t>Vou explicar de forma simples, conforme o contrato.</w:t>
+      </w:r>
+    </w:p>
+    <w:p>
+      <w:r>
+        <w:t xml:space="preserve">  - Leitura de apoio: ヴォウ エスプリカール ジ フォルマ シンプレス コンフォルミ オ コントラート</w:t>
       </w:r>
     </w:p>
     <w:p>
@@ -5712,7 +8339,7 @@
         <w:pStyle w:val="Heading2"/>
       </w:pPr>
       <w:r>
-        <w:t>Perguntas frequentes</w:t>
+        <w:t>よくある質問</w:t>
       </w:r>
     </w:p>
     <w:p>
@@ -5728,7 +8355,7 @@
         <w:pStyle w:val="Heading2"/>
       </w:pPr>
       <w:r>
-        <w:t>Termos relacionados</w:t>
+        <w:t>関連用語</w:t>
       </w:r>
     </w:p>
     <w:p>
@@ -5752,7 +8379,7 @@
         <w:pStyle w:val="Heading2"/>
       </w:pPr>
       <w:r>
-        <w:t>Referências cruzadas</w:t>
+        <w:t>相互参照</w:t>
       </w:r>
     </w:p>
     <w:p>
@@ -5784,7 +8411,7 @@
         <w:pStyle w:val="Heading2"/>
       </w:pPr>
       <w:r>
-        <w:t>Referências</w:t>
+        <w:t>参考資料</w:t>
       </w:r>
     </w:p>
     <w:p>
@@ -5800,7 +8427,7 @@
         <w:pStyle w:val="Heading2"/>
       </w:pPr>
       <w:r>
-        <w:t>Tags</w:t>
+        <w:t>タグ</w:t>
       </w:r>
     </w:p>
     <w:p>
@@ -5840,7 +8467,7 @@
         <w:pStyle w:val="Heading2"/>
       </w:pPr>
       <w:r>
-        <w:t>Veja também</w:t>
+        <w:t>関連項目</w:t>
       </w:r>
     </w:p>
     <w:p>
@@ -5856,29 +8483,149 @@
         <w:pStyle w:val="Heading2"/>
       </w:pPr>
       <w:r>
-        <w:t>Histórico de revisão</w:t>
-      </w:r>
-    </w:p>
-    <w:p>
-      <w:r>
-        <w:t>| Data | Versão | Autor | Alteração |</w:t>
-      </w:r>
-    </w:p>
-    <w:p>
-      <w:r>
-        <w:t>| --- | --- | --- | --- |</w:t>
-      </w:r>
-    </w:p>
-    <w:p>
-      <w:r>
-        <w:t>| 2026-06-25 | 0.1 | JP-BR Insurance Knowledge Base | Criação inicial. |</w:t>
-      </w:r>
-    </w:p>
-    <w:p>
-      <w:r>
-        <w:t>————————————————————————</w:t>
-      </w:r>
-    </w:p>
+        <w:t>改訂履歴</w:t>
+      </w:r>
+    </w:p>
+    <w:tbl>
+      <w:tblPr>
+        <w:tblStyle w:val="TableGrid"/>
+        <w:tblW w:type="auto" w:w="0"/>
+        <w:tblLook w:firstColumn="1" w:firstRow="1" w:lastColumn="0" w:lastRow="0" w:noHBand="0" w:noVBand="1" w:val="04A0"/>
+      </w:tblPr>
+      <w:tblGrid>
+        <w:gridCol w:w="2520"/>
+        <w:gridCol w:w="2520"/>
+        <w:gridCol w:w="2520"/>
+        <w:gridCol w:w="2520"/>
+      </w:tblGrid>
+      <w:tr>
+        <w:tc>
+          <w:tcPr>
+            <w:tcW w:type="dxa" w:w="2520"/>
+          </w:tcPr>
+          <w:p>
+            <w:r>
+              <w:t>Data</w:t>
+            </w:r>
+          </w:p>
+        </w:tc>
+        <w:tc>
+          <w:tcPr>
+            <w:tcW w:type="dxa" w:w="2520"/>
+          </w:tcPr>
+          <w:p>
+            <w:r>
+              <w:t>Versão</w:t>
+            </w:r>
+          </w:p>
+        </w:tc>
+        <w:tc>
+          <w:tcPr>
+            <w:tcW w:type="dxa" w:w="2520"/>
+          </w:tcPr>
+          <w:p>
+            <w:r>
+              <w:t>Autor</w:t>
+            </w:r>
+          </w:p>
+        </w:tc>
+        <w:tc>
+          <w:tcPr>
+            <w:tcW w:type="dxa" w:w="2520"/>
+          </w:tcPr>
+          <w:p>
+            <w:r>
+              <w:t>Alteração</w:t>
+            </w:r>
+          </w:p>
+        </w:tc>
+      </w:tr>
+      <w:tr>
+        <w:tc>
+          <w:tcPr>
+            <w:tcW w:type="dxa" w:w="2520"/>
+          </w:tcPr>
+          <w:p>
+            <w:r>
+              <w:t>2026-06-25</w:t>
+            </w:r>
+          </w:p>
+        </w:tc>
+        <w:tc>
+          <w:tcPr>
+            <w:tcW w:type="dxa" w:w="2520"/>
+          </w:tcPr>
+          <w:p>
+            <w:r>
+              <w:t>0.1</w:t>
+            </w:r>
+          </w:p>
+        </w:tc>
+        <w:tc>
+          <w:tcPr>
+            <w:tcW w:type="dxa" w:w="2520"/>
+          </w:tcPr>
+          <w:p>
+            <w:r>
+              <w:t>JP-BR Insurance Knowledge Base</w:t>
+            </w:r>
+          </w:p>
+        </w:tc>
+        <w:tc>
+          <w:tcPr>
+            <w:tcW w:type="dxa" w:w="2520"/>
+          </w:tcPr>
+          <w:p>
+            <w:r>
+              <w:t>Criação inicial.</w:t>
+            </w:r>
+          </w:p>
+        </w:tc>
+      </w:tr>
+      <w:tr>
+        <w:tc>
+          <w:tcPr>
+            <w:tcW w:type="dxa" w:w="2520"/>
+          </w:tcPr>
+          <w:p>
+            <w:r>
+              <w:t>2026-06-27</w:t>
+            </w:r>
+          </w:p>
+        </w:tc>
+        <w:tc>
+          <w:tcPr>
+            <w:tcW w:type="dxa" w:w="2520"/>
+          </w:tcPr>
+          <w:p>
+            <w:r>
+              <w:t>0.2</w:t>
+            </w:r>
+          </w:p>
+        </w:tc>
+        <w:tc>
+          <w:tcPr>
+            <w:tcW w:type="dxa" w:w="2520"/>
+          </w:tcPr>
+          <w:p>
+            <w:r>
+              <w:t>JP-BR Insurance Knowledge Base</w:t>
+            </w:r>
+          </w:p>
+        </w:tc>
+        <w:tc>
+          <w:tcPr>
+            <w:tcW w:type="dxa" w:w="2520"/>
+          </w:tcPr>
+          <w:p>
+            <w:r>
+              <w:t>Ajuste ao modelo aprovado com PT-Br, JP（ふりがな） e leitura de apoio para o corretor.</w:t>
+            </w:r>
+          </w:p>
+        </w:tc>
+      </w:tr>
+    </w:tbl>
+    <w:p/>
     <w:p>
       <w:pPr>
         <w:pStyle w:val="Heading1"/>
@@ -5892,23 +8639,23 @@
         <w:pStyle w:val="Heading2"/>
       </w:pPr>
       <w:r>
-        <w:t>Controle</w:t>
-      </w:r>
-    </w:p>
-    <w:p>
-      <w:pPr>
-        <w:pStyle w:val="ListBullet"/>
-      </w:pPr>
-      <w:r>
-        <w:t>Versão: 0.1</w:t>
-      </w:r>
-    </w:p>
-    <w:p>
-      <w:pPr>
-        <w:pStyle w:val="ListBullet"/>
-      </w:pPr>
-      <w:r>
-        <w:t>Data: 2026-06-25</w:t>
+        <w:t>管理情報</w:t>
+      </w:r>
+    </w:p>
+    <w:p>
+      <w:pPr>
+        <w:pStyle w:val="ListBullet"/>
+      </w:pPr>
+      <w:r>
+        <w:t>Versão: 0.2</w:t>
+      </w:r>
+    </w:p>
+    <w:p>
+      <w:pPr>
+        <w:pStyle w:val="ListBullet"/>
+      </w:pPr>
+      <w:r>
+        <w:t>Data: 2026-06-27</w:t>
       </w:r>
     </w:p>
     <w:p>
@@ -5924,7 +8671,7 @@
         <w:pStyle w:val="ListBullet"/>
       </w:pPr>
       <w:r>
-        <w:t>Histórico: Criação inicial.</w:t>
+        <w:t>Histórico: Ajuste ao modelo aprovado com títulos principais em japonês e camadas PT-Br/JP/leitura de apoio.</w:t>
       </w:r>
     </w:p>
     <w:p>
@@ -5932,7 +8679,7 @@
         <w:pStyle w:val="Heading2"/>
       </w:pPr>
       <w:r>
-        <w:t>Código</w:t>
+        <w:t>コード</w:t>
       </w:r>
     </w:p>
     <w:p>
@@ -5945,7 +8692,7 @@
         <w:pStyle w:val="Heading2"/>
       </w:pPr>
       <w:r>
-        <w:t>Categoria</w:t>
+        <w:t>カテゴリー</w:t>
       </w:r>
     </w:p>
     <w:p>
@@ -5958,7 +8705,7 @@
         <w:pStyle w:val="Heading2"/>
       </w:pPr>
       <w:r>
-        <w:t>Termo Japonês</w:t>
+        <w:t>日本語用語</w:t>
       </w:r>
     </w:p>
     <w:p>
@@ -5971,7 +8718,7 @@
         <w:pStyle w:val="Heading2"/>
       </w:pPr>
       <w:r>
-        <w:t>Tradução Português</w:t>
+        <w:t>ポルトガル語訳</w:t>
       </w:r>
     </w:p>
     <w:p>
@@ -5984,12 +8731,12 @@
         <w:pStyle w:val="Heading2"/>
       </w:pPr>
       <w:r>
-        <w:t>Definição Técnica</w:t>
-      </w:r>
-    </w:p>
-    <w:p>
-      <w:r>
-        <w:t>Valor que pode ser devolvido ao cancelar certos contratos, conforme regras, tempo decorrido e tipo de produto.</w:t>
+        <w:t>技術的定義</w:t>
+      </w:r>
+    </w:p>
+    <w:p>
+      <w:r>
+        <w:t>解約返戻金とは、生命保険の相談・契約・保険金請求または契約管理において確認すべき専門用語です。具体的な意味、適用範囲、必要書類、支払可否は、保険商品、契約条件、事故状況および保険会社の判断によって異なります。</w:t>
       </w:r>
     </w:p>
     <w:p>
@@ -5997,12 +8744,12 @@
         <w:pStyle w:val="Heading2"/>
       </w:pPr>
       <w:r>
-        <w:t>Explicação Simplificada</w:t>
-      </w:r>
-    </w:p>
-    <w:p>
-      <w:r>
-        <w:t>É o valor que pode voltar se cancelar, quando houver.</w:t>
+        <w:t>簡単な説明</w:t>
+      </w:r>
+    </w:p>
+    <w:p>
+      <w:r>
+        <w:t>お客様には、「Valor de resgate por cancelamento」に関する内容を、契約内容、条件、必要書類に分けて確認することとして説明します。</w:t>
       </w:r>
     </w:p>
     <w:p>
@@ -6010,12 +8757,51 @@
         <w:pStyle w:val="Heading2"/>
       </w:pPr>
       <w:r>
-        <w:t>Como explicar ao cliente brasileiro</w:t>
-      </w:r>
-    </w:p>
-    <w:p>
-      <w:r>
-        <w:t>Nem todo seguro tem resgate. Quando existe, o valor depende do contrato e do tempo pago.</w:t>
+        <w:t>ブラジル人顧客への説明方法</w:t>
+      </w:r>
+    </w:p>
+    <w:p>
+      <w:pPr>
+        <w:pStyle w:val="Heading3"/>
+      </w:pPr>
+      <w:r>
+        <w:t>PT-Br</w:t>
+      </w:r>
+    </w:p>
+    <w:p>
+      <w:r>
+        <w:t>Vamos confirmar valor de resgate por cancelamento e explicar de forma simples, conforme o contrato.</w:t>
+      </w:r>
+    </w:p>
+    <w:p>
+      <w:pPr>
+        <w:pStyle w:val="Heading3"/>
+      </w:pPr>
+      <w:r>
+        <w:t>JP（ふりがな）</w:t>
+      </w:r>
+    </w:p>
+    <w:p>
+      <w:r>
+        <w:t>「Valor de resgate por cancelamento」について、契約内容に沿って分かりやすく確認します。</w:t>
+      </w:r>
+    </w:p>
+    <w:p>
+      <w:r>
+        <w:t>ふりがな: 「ヴァロール ジ ルエスグアトエ ポル クアンクエルアムエントオ」について、けいやくないようにそって、わかりやすくかくにんします。</w:t>
+      </w:r>
+    </w:p>
+    <w:p>
+      <w:pPr>
+        <w:pStyle w:val="Heading3"/>
+      </w:pPr>
+      <w:r>
+        <w:t>Leitura de apoio para o corretor</w:t>
+      </w:r>
+    </w:p>
+    <w:p>
+      <w:r>
+        <w:t>ヴァモス コンフィルマール ヴァロール ジ ルエスグアトエ ポル クアンクエルアムエントオ イ エスプリカール ジ フォルマ シンプレス コンフォルミ オ コントラート</w:t>
       </w:r>
     </w:p>
     <w:p>
@@ -6023,7 +8809,7 @@
         <w:pStyle w:val="Heading2"/>
       </w:pPr>
       <w:r>
-        <w:t>Frases utilizadas</w:t>
+        <w:t>使用フレーズ</w:t>
       </w:r>
     </w:p>
     <w:p>
@@ -6047,7 +8833,7 @@
         <w:pStyle w:val="ListBullet"/>
       </w:pPr>
       <w:r>
-        <w:t>契約内容を分かりやすく説明します。</w:t>
+        <w:t>契約内容と必要書類を分けて確認します.</w:t>
       </w:r>
     </w:p>
     <w:p>
@@ -6067,11 +8853,21 @@
       </w:r>
     </w:p>
     <w:p>
-      <w:pPr>
-        <w:pStyle w:val="ListBullet"/>
-      </w:pPr>
-      <w:r>
-        <w:t>Vou explicar o conteúdo do contrato de forma simples.</w:t>
+      <w:r>
+        <w:t xml:space="preserve">  - Leitura de apoio: ヴァモス コンフィルマール ヴァロール ジ ルエスグアトエ ポル クアンクエルアムエントオ</w:t>
+      </w:r>
+    </w:p>
+    <w:p>
+      <w:pPr>
+        <w:pStyle w:val="ListBullet"/>
+      </w:pPr>
+      <w:r>
+        <w:t>Vou explicar de forma simples, conforme o contrato.</w:t>
+      </w:r>
+    </w:p>
+    <w:p>
+      <w:r>
+        <w:t xml:space="preserve">  - Leitura de apoio: ヴォウ エスプリカール ジ フォルマ シンプレス コンフォルミ オ コントラート</w:t>
       </w:r>
     </w:p>
     <w:p>
@@ -6079,7 +8875,7 @@
         <w:pStyle w:val="Heading2"/>
       </w:pPr>
       <w:r>
-        <w:t>Perguntas frequentes</w:t>
+        <w:t>よくある質問</w:t>
       </w:r>
     </w:p>
     <w:p>
@@ -6095,7 +8891,7 @@
         <w:pStyle w:val="Heading2"/>
       </w:pPr>
       <w:r>
-        <w:t>Termos relacionados</w:t>
+        <w:t>関連用語</w:t>
       </w:r>
     </w:p>
     <w:p>
@@ -6119,7 +8915,7 @@
         <w:pStyle w:val="Heading2"/>
       </w:pPr>
       <w:r>
-        <w:t>Referências cruzadas</w:t>
+        <w:t>相互参照</w:t>
       </w:r>
     </w:p>
     <w:p>
@@ -6151,7 +8947,7 @@
         <w:pStyle w:val="Heading2"/>
       </w:pPr>
       <w:r>
-        <w:t>Referências</w:t>
+        <w:t>参考資料</w:t>
       </w:r>
     </w:p>
     <w:p>
@@ -6167,7 +8963,7 @@
         <w:pStyle w:val="Heading2"/>
       </w:pPr>
       <w:r>
-        <w:t>Tags</w:t>
+        <w:t>タグ</w:t>
       </w:r>
     </w:p>
     <w:p>
@@ -6207,7 +9003,7 @@
         <w:pStyle w:val="Heading2"/>
       </w:pPr>
       <w:r>
-        <w:t>Veja também</w:t>
+        <w:t>関連項目</w:t>
       </w:r>
     </w:p>
     <w:p>
@@ -6223,29 +9019,149 @@
         <w:pStyle w:val="Heading2"/>
       </w:pPr>
       <w:r>
-        <w:t>Histórico de revisão</w:t>
-      </w:r>
-    </w:p>
-    <w:p>
-      <w:r>
-        <w:t>| Data | Versão | Autor | Alteração |</w:t>
-      </w:r>
-    </w:p>
-    <w:p>
-      <w:r>
-        <w:t>| --- | --- | --- | --- |</w:t>
-      </w:r>
-    </w:p>
-    <w:p>
-      <w:r>
-        <w:t>| 2026-06-25 | 0.1 | JP-BR Insurance Knowledge Base | Criação inicial. |</w:t>
-      </w:r>
-    </w:p>
-    <w:p>
-      <w:r>
-        <w:t>————————————————————————</w:t>
-      </w:r>
-    </w:p>
+        <w:t>改訂履歴</w:t>
+      </w:r>
+    </w:p>
+    <w:tbl>
+      <w:tblPr>
+        <w:tblStyle w:val="TableGrid"/>
+        <w:tblW w:type="auto" w:w="0"/>
+        <w:tblLook w:firstColumn="1" w:firstRow="1" w:lastColumn="0" w:lastRow="0" w:noHBand="0" w:noVBand="1" w:val="04A0"/>
+      </w:tblPr>
+      <w:tblGrid>
+        <w:gridCol w:w="2520"/>
+        <w:gridCol w:w="2520"/>
+        <w:gridCol w:w="2520"/>
+        <w:gridCol w:w="2520"/>
+      </w:tblGrid>
+      <w:tr>
+        <w:tc>
+          <w:tcPr>
+            <w:tcW w:type="dxa" w:w="2520"/>
+          </w:tcPr>
+          <w:p>
+            <w:r>
+              <w:t>Data</w:t>
+            </w:r>
+          </w:p>
+        </w:tc>
+        <w:tc>
+          <w:tcPr>
+            <w:tcW w:type="dxa" w:w="2520"/>
+          </w:tcPr>
+          <w:p>
+            <w:r>
+              <w:t>Versão</w:t>
+            </w:r>
+          </w:p>
+        </w:tc>
+        <w:tc>
+          <w:tcPr>
+            <w:tcW w:type="dxa" w:w="2520"/>
+          </w:tcPr>
+          <w:p>
+            <w:r>
+              <w:t>Autor</w:t>
+            </w:r>
+          </w:p>
+        </w:tc>
+        <w:tc>
+          <w:tcPr>
+            <w:tcW w:type="dxa" w:w="2520"/>
+          </w:tcPr>
+          <w:p>
+            <w:r>
+              <w:t>Alteração</w:t>
+            </w:r>
+          </w:p>
+        </w:tc>
+      </w:tr>
+      <w:tr>
+        <w:tc>
+          <w:tcPr>
+            <w:tcW w:type="dxa" w:w="2520"/>
+          </w:tcPr>
+          <w:p>
+            <w:r>
+              <w:t>2026-06-25</w:t>
+            </w:r>
+          </w:p>
+        </w:tc>
+        <w:tc>
+          <w:tcPr>
+            <w:tcW w:type="dxa" w:w="2520"/>
+          </w:tcPr>
+          <w:p>
+            <w:r>
+              <w:t>0.1</w:t>
+            </w:r>
+          </w:p>
+        </w:tc>
+        <w:tc>
+          <w:tcPr>
+            <w:tcW w:type="dxa" w:w="2520"/>
+          </w:tcPr>
+          <w:p>
+            <w:r>
+              <w:t>JP-BR Insurance Knowledge Base</w:t>
+            </w:r>
+          </w:p>
+        </w:tc>
+        <w:tc>
+          <w:tcPr>
+            <w:tcW w:type="dxa" w:w="2520"/>
+          </w:tcPr>
+          <w:p>
+            <w:r>
+              <w:t>Criação inicial.</w:t>
+            </w:r>
+          </w:p>
+        </w:tc>
+      </w:tr>
+      <w:tr>
+        <w:tc>
+          <w:tcPr>
+            <w:tcW w:type="dxa" w:w="2520"/>
+          </w:tcPr>
+          <w:p>
+            <w:r>
+              <w:t>2026-06-27</w:t>
+            </w:r>
+          </w:p>
+        </w:tc>
+        <w:tc>
+          <w:tcPr>
+            <w:tcW w:type="dxa" w:w="2520"/>
+          </w:tcPr>
+          <w:p>
+            <w:r>
+              <w:t>0.2</w:t>
+            </w:r>
+          </w:p>
+        </w:tc>
+        <w:tc>
+          <w:tcPr>
+            <w:tcW w:type="dxa" w:w="2520"/>
+          </w:tcPr>
+          <w:p>
+            <w:r>
+              <w:t>JP-BR Insurance Knowledge Base</w:t>
+            </w:r>
+          </w:p>
+        </w:tc>
+        <w:tc>
+          <w:tcPr>
+            <w:tcW w:type="dxa" w:w="2520"/>
+          </w:tcPr>
+          <w:p>
+            <w:r>
+              <w:t>Ajuste ao modelo aprovado com PT-Br, JP（ふりがな） e leitura de apoio para o corretor.</w:t>
+            </w:r>
+          </w:p>
+        </w:tc>
+      </w:tr>
+    </w:tbl>
+    <w:p/>
     <w:p>
       <w:pPr>
         <w:pStyle w:val="Heading1"/>
@@ -6259,23 +9175,23 @@
         <w:pStyle w:val="Heading2"/>
       </w:pPr>
       <w:r>
-        <w:t>Controle</w:t>
-      </w:r>
-    </w:p>
-    <w:p>
-      <w:pPr>
-        <w:pStyle w:val="ListBullet"/>
-      </w:pPr>
-      <w:r>
-        <w:t>Versão: 0.1</w:t>
-      </w:r>
-    </w:p>
-    <w:p>
-      <w:pPr>
-        <w:pStyle w:val="ListBullet"/>
-      </w:pPr>
-      <w:r>
-        <w:t>Data: 2026-06-25</w:t>
+        <w:t>管理情報</w:t>
+      </w:r>
+    </w:p>
+    <w:p>
+      <w:pPr>
+        <w:pStyle w:val="ListBullet"/>
+      </w:pPr>
+      <w:r>
+        <w:t>Versão: 0.2</w:t>
+      </w:r>
+    </w:p>
+    <w:p>
+      <w:pPr>
+        <w:pStyle w:val="ListBullet"/>
+      </w:pPr>
+      <w:r>
+        <w:t>Data: 2026-06-27</w:t>
       </w:r>
     </w:p>
     <w:p>
@@ -6291,7 +9207,7 @@
         <w:pStyle w:val="ListBullet"/>
       </w:pPr>
       <w:r>
-        <w:t>Histórico: Criação inicial.</w:t>
+        <w:t>Histórico: Ajuste ao modelo aprovado com títulos principais em japonês e camadas PT-Br/JP/leitura de apoio.</w:t>
       </w:r>
     </w:p>
     <w:p>
@@ -6299,7 +9215,7 @@
         <w:pStyle w:val="Heading2"/>
       </w:pPr>
       <w:r>
-        <w:t>Código</w:t>
+        <w:t>コード</w:t>
       </w:r>
     </w:p>
     <w:p>
@@ -6312,7 +9228,7 @@
         <w:pStyle w:val="Heading2"/>
       </w:pPr>
       <w:r>
-        <w:t>Categoria</w:t>
+        <w:t>カテゴリー</w:t>
       </w:r>
     </w:p>
     <w:p>
@@ -6325,7 +9241,7 @@
         <w:pStyle w:val="Heading2"/>
       </w:pPr>
       <w:r>
-        <w:t>Termo Japonês</w:t>
+        <w:t>日本語用語</w:t>
       </w:r>
     </w:p>
     <w:p>
@@ -6338,7 +9254,7 @@
         <w:pStyle w:val="Heading2"/>
       </w:pPr>
       <w:r>
-        <w:t>Tradução Português</w:t>
+        <w:t>ポルトガル語訳</w:t>
       </w:r>
     </w:p>
     <w:p>
@@ -6351,12 +9267,12 @@
         <w:pStyle w:val="Heading2"/>
       </w:pPr>
       <w:r>
-        <w:t>Definição Técnica</w:t>
-      </w:r>
-    </w:p>
-    <w:p>
-      <w:r>
-        <w:t>Dever de declarar corretamente informações de saúde e outros dados solicitados na contratação.</w:t>
+        <w:t>技術的定義</w:t>
+      </w:r>
+    </w:p>
+    <w:p>
+      <w:r>
+        <w:t>告知義務とは、生命保険の相談・契約・保険金請求または契約管理において確認すべき専門用語です。具体的な意味、適用範囲、必要書類、支払可否は、保険商品、契約条件、事故状況および保険会社の判断によって異なります。</w:t>
       </w:r>
     </w:p>
     <w:p>
@@ -6364,12 +9280,12 @@
         <w:pStyle w:val="Heading2"/>
       </w:pPr>
       <w:r>
-        <w:t>Explicação Simplificada</w:t>
-      </w:r>
-    </w:p>
-    <w:p>
-      <w:r>
-        <w:t>É responder corretamente sobre saúde e informações exigidas.</w:t>
+        <w:t>簡単な説明</w:t>
+      </w:r>
+    </w:p>
+    <w:p>
+      <w:r>
+        <w:t>お客様には、「Obrigação de declaração de saúde」に関する内容を、契約内容、条件、必要書類に分けて確認することとして説明します。</w:t>
       </w:r>
     </w:p>
     <w:p>
@@ -6377,12 +9293,51 @@
         <w:pStyle w:val="Heading2"/>
       </w:pPr>
       <w:r>
-        <w:t>Como explicar ao cliente brasileiro</w:t>
-      </w:r>
-    </w:p>
-    <w:p>
-      <w:r>
-        <w:t>Se a declaração de saúde estiver errada, pode haver problema na aceitação ou no pagamento do seguro.</w:t>
+        <w:t>ブラジル人顧客への説明方法</w:t>
+      </w:r>
+    </w:p>
+    <w:p>
+      <w:pPr>
+        <w:pStyle w:val="Heading3"/>
+      </w:pPr>
+      <w:r>
+        <w:t>PT-Br</w:t>
+      </w:r>
+    </w:p>
+    <w:p>
+      <w:r>
+        <w:t>Vamos confirmar obrigação de declaração de saúde e explicar de forma simples, conforme o contrato.</w:t>
+      </w:r>
+    </w:p>
+    <w:p>
+      <w:pPr>
+        <w:pStyle w:val="Heading3"/>
+      </w:pPr>
+      <w:r>
+        <w:t>JP（ふりがな）</w:t>
+      </w:r>
+    </w:p>
+    <w:p>
+      <w:r>
+        <w:t>「Obrigação de declaração de saúde」について、契約内容に沿って分かりやすく確認します。</w:t>
+      </w:r>
+    </w:p>
+    <w:p>
+      <w:r>
+        <w:t>ふりがな: 「オブリガサォン ジ デクララサォン ジ サウージ」について、けいやくないようにそって、わかりやすくかくにんします。</w:t>
+      </w:r>
+    </w:p>
+    <w:p>
+      <w:pPr>
+        <w:pStyle w:val="Heading3"/>
+      </w:pPr>
+      <w:r>
+        <w:t>Leitura de apoio para o corretor</w:t>
+      </w:r>
+    </w:p>
+    <w:p>
+      <w:r>
+        <w:t>ヴァモス コンフィルマール オブリガサォン ジ デクララサォン ジ サウージ イ エスプリカール ジ フォルマ シンプレス コンフォルミ オ コントラート</w:t>
       </w:r>
     </w:p>
     <w:p>
@@ -6390,7 +9345,7 @@
         <w:pStyle w:val="Heading2"/>
       </w:pPr>
       <w:r>
-        <w:t>Frases utilizadas</w:t>
+        <w:t>使用フレーズ</w:t>
       </w:r>
     </w:p>
     <w:p>
@@ -6414,7 +9369,7 @@
         <w:pStyle w:val="ListBullet"/>
       </w:pPr>
       <w:r>
-        <w:t>契約内容を分かりやすく説明します。</w:t>
+        <w:t>契約内容と必要書類を分けて確認します.</w:t>
       </w:r>
     </w:p>
     <w:p>
@@ -6434,11 +9389,21 @@
       </w:r>
     </w:p>
     <w:p>
-      <w:pPr>
-        <w:pStyle w:val="ListBullet"/>
-      </w:pPr>
-      <w:r>
-        <w:t>Vou explicar o conteúdo do contrato de forma simples.</w:t>
+      <w:r>
+        <w:t xml:space="preserve">  - Leitura de apoio: ヴァモス コンフィルマール オブリガサォン ジ デクララサォン ジ サウージ</w:t>
+      </w:r>
+    </w:p>
+    <w:p>
+      <w:pPr>
+        <w:pStyle w:val="ListBullet"/>
+      </w:pPr>
+      <w:r>
+        <w:t>Vou explicar de forma simples, conforme o contrato.</w:t>
+      </w:r>
+    </w:p>
+    <w:p>
+      <w:r>
+        <w:t xml:space="preserve">  - Leitura de apoio: ヴォウ エスプリカール ジ フォルマ シンプレス コンフォルミ オ コントラート</w:t>
       </w:r>
     </w:p>
     <w:p>
@@ -6446,7 +9411,7 @@
         <w:pStyle w:val="Heading2"/>
       </w:pPr>
       <w:r>
-        <w:t>Perguntas frequentes</w:t>
+        <w:t>よくある質問</w:t>
       </w:r>
     </w:p>
     <w:p>
@@ -6462,7 +9427,7 @@
         <w:pStyle w:val="Heading2"/>
       </w:pPr>
       <w:r>
-        <w:t>Termos relacionados</w:t>
+        <w:t>関連用語</w:t>
       </w:r>
     </w:p>
     <w:p>
@@ -6486,7 +9451,7 @@
         <w:pStyle w:val="Heading2"/>
       </w:pPr>
       <w:r>
-        <w:t>Referências cruzadas</w:t>
+        <w:t>相互参照</w:t>
       </w:r>
     </w:p>
     <w:p>
@@ -6518,7 +9483,7 @@
         <w:pStyle w:val="Heading2"/>
       </w:pPr>
       <w:r>
-        <w:t>Referências</w:t>
+        <w:t>参考資料</w:t>
       </w:r>
     </w:p>
     <w:p>
@@ -6534,7 +9499,7 @@
         <w:pStyle w:val="Heading2"/>
       </w:pPr>
       <w:r>
-        <w:t>Tags</w:t>
+        <w:t>タグ</w:t>
       </w:r>
     </w:p>
     <w:p>
@@ -6574,7 +9539,7 @@
         <w:pStyle w:val="Heading2"/>
       </w:pPr>
       <w:r>
-        <w:t>Veja também</w:t>
+        <w:t>関連項目</w:t>
       </w:r>
     </w:p>
     <w:p>
@@ -6590,29 +9555,149 @@
         <w:pStyle w:val="Heading2"/>
       </w:pPr>
       <w:r>
-        <w:t>Histórico de revisão</w:t>
-      </w:r>
-    </w:p>
-    <w:p>
-      <w:r>
-        <w:t>| Data | Versão | Autor | Alteração |</w:t>
-      </w:r>
-    </w:p>
-    <w:p>
-      <w:r>
-        <w:t>| --- | --- | --- | --- |</w:t>
-      </w:r>
-    </w:p>
-    <w:p>
-      <w:r>
-        <w:t>| 2026-06-25 | 0.1 | JP-BR Insurance Knowledge Base | Criação inicial. |</w:t>
-      </w:r>
-    </w:p>
-    <w:p>
-      <w:r>
-        <w:t>————————————————————————</w:t>
-      </w:r>
-    </w:p>
+        <w:t>改訂履歴</w:t>
+      </w:r>
+    </w:p>
+    <w:tbl>
+      <w:tblPr>
+        <w:tblStyle w:val="TableGrid"/>
+        <w:tblW w:type="auto" w:w="0"/>
+        <w:tblLook w:firstColumn="1" w:firstRow="1" w:lastColumn="0" w:lastRow="0" w:noHBand="0" w:noVBand="1" w:val="04A0"/>
+      </w:tblPr>
+      <w:tblGrid>
+        <w:gridCol w:w="2520"/>
+        <w:gridCol w:w="2520"/>
+        <w:gridCol w:w="2520"/>
+        <w:gridCol w:w="2520"/>
+      </w:tblGrid>
+      <w:tr>
+        <w:tc>
+          <w:tcPr>
+            <w:tcW w:type="dxa" w:w="2520"/>
+          </w:tcPr>
+          <w:p>
+            <w:r>
+              <w:t>Data</w:t>
+            </w:r>
+          </w:p>
+        </w:tc>
+        <w:tc>
+          <w:tcPr>
+            <w:tcW w:type="dxa" w:w="2520"/>
+          </w:tcPr>
+          <w:p>
+            <w:r>
+              <w:t>Versão</w:t>
+            </w:r>
+          </w:p>
+        </w:tc>
+        <w:tc>
+          <w:tcPr>
+            <w:tcW w:type="dxa" w:w="2520"/>
+          </w:tcPr>
+          <w:p>
+            <w:r>
+              <w:t>Autor</w:t>
+            </w:r>
+          </w:p>
+        </w:tc>
+        <w:tc>
+          <w:tcPr>
+            <w:tcW w:type="dxa" w:w="2520"/>
+          </w:tcPr>
+          <w:p>
+            <w:r>
+              <w:t>Alteração</w:t>
+            </w:r>
+          </w:p>
+        </w:tc>
+      </w:tr>
+      <w:tr>
+        <w:tc>
+          <w:tcPr>
+            <w:tcW w:type="dxa" w:w="2520"/>
+          </w:tcPr>
+          <w:p>
+            <w:r>
+              <w:t>2026-06-25</w:t>
+            </w:r>
+          </w:p>
+        </w:tc>
+        <w:tc>
+          <w:tcPr>
+            <w:tcW w:type="dxa" w:w="2520"/>
+          </w:tcPr>
+          <w:p>
+            <w:r>
+              <w:t>0.1</w:t>
+            </w:r>
+          </w:p>
+        </w:tc>
+        <w:tc>
+          <w:tcPr>
+            <w:tcW w:type="dxa" w:w="2520"/>
+          </w:tcPr>
+          <w:p>
+            <w:r>
+              <w:t>JP-BR Insurance Knowledge Base</w:t>
+            </w:r>
+          </w:p>
+        </w:tc>
+        <w:tc>
+          <w:tcPr>
+            <w:tcW w:type="dxa" w:w="2520"/>
+          </w:tcPr>
+          <w:p>
+            <w:r>
+              <w:t>Criação inicial.</w:t>
+            </w:r>
+          </w:p>
+        </w:tc>
+      </w:tr>
+      <w:tr>
+        <w:tc>
+          <w:tcPr>
+            <w:tcW w:type="dxa" w:w="2520"/>
+          </w:tcPr>
+          <w:p>
+            <w:r>
+              <w:t>2026-06-27</w:t>
+            </w:r>
+          </w:p>
+        </w:tc>
+        <w:tc>
+          <w:tcPr>
+            <w:tcW w:type="dxa" w:w="2520"/>
+          </w:tcPr>
+          <w:p>
+            <w:r>
+              <w:t>0.2</w:t>
+            </w:r>
+          </w:p>
+        </w:tc>
+        <w:tc>
+          <w:tcPr>
+            <w:tcW w:type="dxa" w:w="2520"/>
+          </w:tcPr>
+          <w:p>
+            <w:r>
+              <w:t>JP-BR Insurance Knowledge Base</w:t>
+            </w:r>
+          </w:p>
+        </w:tc>
+        <w:tc>
+          <w:tcPr>
+            <w:tcW w:type="dxa" w:w="2520"/>
+          </w:tcPr>
+          <w:p>
+            <w:r>
+              <w:t>Ajuste ao modelo aprovado com PT-Br, JP（ふりがな） e leitura de apoio para o corretor.</w:t>
+            </w:r>
+          </w:p>
+        </w:tc>
+      </w:tr>
+    </w:tbl>
+    <w:p/>
     <w:p>
       <w:pPr>
         <w:pStyle w:val="Heading1"/>
@@ -6626,23 +9711,23 @@
         <w:pStyle w:val="Heading2"/>
       </w:pPr>
       <w:r>
-        <w:t>Controle</w:t>
-      </w:r>
-    </w:p>
-    <w:p>
-      <w:pPr>
-        <w:pStyle w:val="ListBullet"/>
-      </w:pPr>
-      <w:r>
-        <w:t>Versão: 0.1</w:t>
-      </w:r>
-    </w:p>
-    <w:p>
-      <w:pPr>
-        <w:pStyle w:val="ListBullet"/>
-      </w:pPr>
-      <w:r>
-        <w:t>Data: 2026-06-25</w:t>
+        <w:t>管理情報</w:t>
+      </w:r>
+    </w:p>
+    <w:p>
+      <w:pPr>
+        <w:pStyle w:val="ListBullet"/>
+      </w:pPr>
+      <w:r>
+        <w:t>Versão: 0.2</w:t>
+      </w:r>
+    </w:p>
+    <w:p>
+      <w:pPr>
+        <w:pStyle w:val="ListBullet"/>
+      </w:pPr>
+      <w:r>
+        <w:t>Data: 2026-06-27</w:t>
       </w:r>
     </w:p>
     <w:p>
@@ -6658,7 +9743,7 @@
         <w:pStyle w:val="ListBullet"/>
       </w:pPr>
       <w:r>
-        <w:t>Histórico: Criação inicial.</w:t>
+        <w:t>Histórico: Ajuste ao modelo aprovado com títulos principais em japonês e camadas PT-Br/JP/leitura de apoio.</w:t>
       </w:r>
     </w:p>
     <w:p>
@@ -6666,7 +9751,7 @@
         <w:pStyle w:val="Heading2"/>
       </w:pPr>
       <w:r>
-        <w:t>Código</w:t>
+        <w:t>コード</w:t>
       </w:r>
     </w:p>
     <w:p>
@@ -6679,7 +9764,7 @@
         <w:pStyle w:val="Heading2"/>
       </w:pPr>
       <w:r>
-        <w:t>Categoria</w:t>
+        <w:t>カテゴリー</w:t>
       </w:r>
     </w:p>
     <w:p>
@@ -6692,7 +9777,7 @@
         <w:pStyle w:val="Heading2"/>
       </w:pPr>
       <w:r>
-        <w:t>Termo Japonês</w:t>
+        <w:t>日本語用語</w:t>
       </w:r>
     </w:p>
     <w:p>
@@ -6705,7 +9790,7 @@
         <w:pStyle w:val="Heading2"/>
       </w:pPr>
       <w:r>
-        <w:t>Tradução Português</w:t>
+        <w:t>ポルトガル語訳</w:t>
       </w:r>
     </w:p>
     <w:p>
@@ -6718,12 +9803,12 @@
         <w:pStyle w:val="Heading2"/>
       </w:pPr>
       <w:r>
-        <w:t>Definição Técnica</w:t>
-      </w:r>
-    </w:p>
-    <w:p>
-      <w:r>
-        <w:t>Período inicial em que determinada cobertura pode não valer ou ter limitação, conforme contrato.</w:t>
+        <w:t>技術的定義</w:t>
+      </w:r>
+    </w:p>
+    <w:p>
+      <w:r>
+        <w:t>免責期間とは、生命保険の相談・契約・保険金請求または契約管理において確認すべき専門用語です。具体的な意味、適用範囲、必要書類、支払可否は、保険商品、契約条件、事故状況および保険会社の判断によって異なります。</w:t>
       </w:r>
     </w:p>
     <w:p>
@@ -6731,12 +9816,12 @@
         <w:pStyle w:val="Heading2"/>
       </w:pPr>
       <w:r>
-        <w:t>Explicação Simplificada</w:t>
-      </w:r>
-    </w:p>
-    <w:p>
-      <w:r>
-        <w:t>É um prazo inicial em que a cobertura pode ser limitada.</w:t>
+        <w:t>簡単な説明</w:t>
+      </w:r>
+    </w:p>
+    <w:p>
+      <w:r>
+        <w:t>お客様には、「Período de carência ou exclusão inicial」に関する内容を、契約内容、条件、必要書類に分けて確認することとして説明します。</w:t>
       </w:r>
     </w:p>
     <w:p>
@@ -6744,12 +9829,51 @@
         <w:pStyle w:val="Heading2"/>
       </w:pPr>
       <w:r>
-        <w:t>Como explicar ao cliente brasileiro</w:t>
-      </w:r>
-    </w:p>
-    <w:p>
-      <w:r>
-        <w:t>Alguns seguros têm período inicial com regra especial. Precisamos explicar isso antes da contratação.</w:t>
+        <w:t>ブラジル人顧客への説明方法</w:t>
+      </w:r>
+    </w:p>
+    <w:p>
+      <w:pPr>
+        <w:pStyle w:val="Heading3"/>
+      </w:pPr>
+      <w:r>
+        <w:t>PT-Br</w:t>
+      </w:r>
+    </w:p>
+    <w:p>
+      <w:r>
+        <w:t>Vamos confirmar período de carência ou exclusão inicial e explicar de forma simples, conforme o contrato.</w:t>
+      </w:r>
+    </w:p>
+    <w:p>
+      <w:pPr>
+        <w:pStyle w:val="Heading3"/>
+      </w:pPr>
+      <w:r>
+        <w:t>JP（ふりがな）</w:t>
+      </w:r>
+    </w:p>
+    <w:p>
+      <w:r>
+        <w:t>「Período de carência ou exclusão inicial」について、契約内容に沿って分かりやすく確認します。</w:t>
+      </w:r>
+    </w:p>
+    <w:p>
+      <w:r>
+        <w:t>ふりがな: 「プエルイオドオ ジ クアルエンクイア オウ エシクルウスアォン インイクイアル」について、けいやくないようにそって、わかりやすくかくにんします。</w:t>
+      </w:r>
+    </w:p>
+    <w:p>
+      <w:pPr>
+        <w:pStyle w:val="Heading3"/>
+      </w:pPr>
+      <w:r>
+        <w:t>Leitura de apoio para o corretor</w:t>
+      </w:r>
+    </w:p>
+    <w:p>
+      <w:r>
+        <w:t>ヴァモス コンフィルマール プエルイオドオ ジ クアルエンクイア オウ エシクルウスアォン インイクイアル イ エスプリカール ジ フォルマ シンプレス コンフォルミ オ コントラート</w:t>
       </w:r>
     </w:p>
     <w:p>
@@ -6757,7 +9881,7 @@
         <w:pStyle w:val="Heading2"/>
       </w:pPr>
       <w:r>
-        <w:t>Frases utilizadas</w:t>
+        <w:t>使用フレーズ</w:t>
       </w:r>
     </w:p>
     <w:p>
@@ -6781,7 +9905,7 @@
         <w:pStyle w:val="ListBullet"/>
       </w:pPr>
       <w:r>
-        <w:t>契約内容を分かりやすく説明します。</w:t>
+        <w:t>契約内容と必要書類を分けて確認します.</w:t>
       </w:r>
     </w:p>
     <w:p>
@@ -6801,11 +9925,21 @@
       </w:r>
     </w:p>
     <w:p>
-      <w:pPr>
-        <w:pStyle w:val="ListBullet"/>
-      </w:pPr>
-      <w:r>
-        <w:t>Vou explicar o conteúdo do contrato de forma simples.</w:t>
+      <w:r>
+        <w:t xml:space="preserve">  - Leitura de apoio: ヴァモス コンフィルマール プエルイオドオ ジ クアルエンクイア オウ エシクルウスアォン インイクイアル</w:t>
+      </w:r>
+    </w:p>
+    <w:p>
+      <w:pPr>
+        <w:pStyle w:val="ListBullet"/>
+      </w:pPr>
+      <w:r>
+        <w:t>Vou explicar de forma simples, conforme o contrato.</w:t>
+      </w:r>
+    </w:p>
+    <w:p>
+      <w:r>
+        <w:t xml:space="preserve">  - Leitura de apoio: ヴォウ エスプリカール ジ フォルマ シンプレス コンフォルミ オ コントラート</w:t>
       </w:r>
     </w:p>
     <w:p>
@@ -6813,7 +9947,7 @@
         <w:pStyle w:val="Heading2"/>
       </w:pPr>
       <w:r>
-        <w:t>Perguntas frequentes</w:t>
+        <w:t>よくある質問</w:t>
       </w:r>
     </w:p>
     <w:p>
@@ -6829,7 +9963,7 @@
         <w:pStyle w:val="Heading2"/>
       </w:pPr>
       <w:r>
-        <w:t>Termos relacionados</w:t>
+        <w:t>関連用語</w:t>
       </w:r>
     </w:p>
     <w:p>
@@ -6853,7 +9987,7 @@
         <w:pStyle w:val="Heading2"/>
       </w:pPr>
       <w:r>
-        <w:t>Referências cruzadas</w:t>
+        <w:t>相互参照</w:t>
       </w:r>
     </w:p>
     <w:p>
@@ -6885,7 +10019,7 @@
         <w:pStyle w:val="Heading2"/>
       </w:pPr>
       <w:r>
-        <w:t>Referências</w:t>
+        <w:t>参考資料</w:t>
       </w:r>
     </w:p>
     <w:p>
@@ -6901,7 +10035,7 @@
         <w:pStyle w:val="Heading2"/>
       </w:pPr>
       <w:r>
-        <w:t>Tags</w:t>
+        <w:t>タグ</w:t>
       </w:r>
     </w:p>
     <w:p>
@@ -6941,7 +10075,7 @@
         <w:pStyle w:val="Heading2"/>
       </w:pPr>
       <w:r>
-        <w:t>Veja também</w:t>
+        <w:t>関連項目</w:t>
       </w:r>
     </w:p>
     <w:p>
@@ -6957,29 +10091,149 @@
         <w:pStyle w:val="Heading2"/>
       </w:pPr>
       <w:r>
-        <w:t>Histórico de revisão</w:t>
-      </w:r>
-    </w:p>
-    <w:p>
-      <w:r>
-        <w:t>| Data | Versão | Autor | Alteração |</w:t>
-      </w:r>
-    </w:p>
-    <w:p>
-      <w:r>
-        <w:t>| --- | --- | --- | --- |</w:t>
-      </w:r>
-    </w:p>
-    <w:p>
-      <w:r>
-        <w:t>| 2026-06-25 | 0.1 | JP-BR Insurance Knowledge Base | Criação inicial. |</w:t>
-      </w:r>
-    </w:p>
-    <w:p>
-      <w:r>
-        <w:t>————————————————————————</w:t>
-      </w:r>
-    </w:p>
+        <w:t>改訂履歴</w:t>
+      </w:r>
+    </w:p>
+    <w:tbl>
+      <w:tblPr>
+        <w:tblStyle w:val="TableGrid"/>
+        <w:tblW w:type="auto" w:w="0"/>
+        <w:tblLook w:firstColumn="1" w:firstRow="1" w:lastColumn="0" w:lastRow="0" w:noHBand="0" w:noVBand="1" w:val="04A0"/>
+      </w:tblPr>
+      <w:tblGrid>
+        <w:gridCol w:w="2520"/>
+        <w:gridCol w:w="2520"/>
+        <w:gridCol w:w="2520"/>
+        <w:gridCol w:w="2520"/>
+      </w:tblGrid>
+      <w:tr>
+        <w:tc>
+          <w:tcPr>
+            <w:tcW w:type="dxa" w:w="2520"/>
+          </w:tcPr>
+          <w:p>
+            <w:r>
+              <w:t>Data</w:t>
+            </w:r>
+          </w:p>
+        </w:tc>
+        <w:tc>
+          <w:tcPr>
+            <w:tcW w:type="dxa" w:w="2520"/>
+          </w:tcPr>
+          <w:p>
+            <w:r>
+              <w:t>Versão</w:t>
+            </w:r>
+          </w:p>
+        </w:tc>
+        <w:tc>
+          <w:tcPr>
+            <w:tcW w:type="dxa" w:w="2520"/>
+          </w:tcPr>
+          <w:p>
+            <w:r>
+              <w:t>Autor</w:t>
+            </w:r>
+          </w:p>
+        </w:tc>
+        <w:tc>
+          <w:tcPr>
+            <w:tcW w:type="dxa" w:w="2520"/>
+          </w:tcPr>
+          <w:p>
+            <w:r>
+              <w:t>Alteração</w:t>
+            </w:r>
+          </w:p>
+        </w:tc>
+      </w:tr>
+      <w:tr>
+        <w:tc>
+          <w:tcPr>
+            <w:tcW w:type="dxa" w:w="2520"/>
+          </w:tcPr>
+          <w:p>
+            <w:r>
+              <w:t>2026-06-25</w:t>
+            </w:r>
+          </w:p>
+        </w:tc>
+        <w:tc>
+          <w:tcPr>
+            <w:tcW w:type="dxa" w:w="2520"/>
+          </w:tcPr>
+          <w:p>
+            <w:r>
+              <w:t>0.1</w:t>
+            </w:r>
+          </w:p>
+        </w:tc>
+        <w:tc>
+          <w:tcPr>
+            <w:tcW w:type="dxa" w:w="2520"/>
+          </w:tcPr>
+          <w:p>
+            <w:r>
+              <w:t>JP-BR Insurance Knowledge Base</w:t>
+            </w:r>
+          </w:p>
+        </w:tc>
+        <w:tc>
+          <w:tcPr>
+            <w:tcW w:type="dxa" w:w="2520"/>
+          </w:tcPr>
+          <w:p>
+            <w:r>
+              <w:t>Criação inicial.</w:t>
+            </w:r>
+          </w:p>
+        </w:tc>
+      </w:tr>
+      <w:tr>
+        <w:tc>
+          <w:tcPr>
+            <w:tcW w:type="dxa" w:w="2520"/>
+          </w:tcPr>
+          <w:p>
+            <w:r>
+              <w:t>2026-06-27</w:t>
+            </w:r>
+          </w:p>
+        </w:tc>
+        <w:tc>
+          <w:tcPr>
+            <w:tcW w:type="dxa" w:w="2520"/>
+          </w:tcPr>
+          <w:p>
+            <w:r>
+              <w:t>0.2</w:t>
+            </w:r>
+          </w:p>
+        </w:tc>
+        <w:tc>
+          <w:tcPr>
+            <w:tcW w:type="dxa" w:w="2520"/>
+          </w:tcPr>
+          <w:p>
+            <w:r>
+              <w:t>JP-BR Insurance Knowledge Base</w:t>
+            </w:r>
+          </w:p>
+        </w:tc>
+        <w:tc>
+          <w:tcPr>
+            <w:tcW w:type="dxa" w:w="2520"/>
+          </w:tcPr>
+          <w:p>
+            <w:r>
+              <w:t>Ajuste ao modelo aprovado com PT-Br, JP（ふりがな） e leitura de apoio para o corretor.</w:t>
+            </w:r>
+          </w:p>
+        </w:tc>
+      </w:tr>
+    </w:tbl>
+    <w:p/>
     <w:p>
       <w:pPr>
         <w:pStyle w:val="Heading1"/>
@@ -6993,23 +10247,23 @@
         <w:pStyle w:val="Heading2"/>
       </w:pPr>
       <w:r>
-        <w:t>Controle</w:t>
-      </w:r>
-    </w:p>
-    <w:p>
-      <w:pPr>
-        <w:pStyle w:val="ListBullet"/>
-      </w:pPr>
-      <w:r>
-        <w:t>Versão: 0.1</w:t>
-      </w:r>
-    </w:p>
-    <w:p>
-      <w:pPr>
-        <w:pStyle w:val="ListBullet"/>
-      </w:pPr>
-      <w:r>
-        <w:t>Data: 2026-06-25</w:t>
+        <w:t>管理情報</w:t>
+      </w:r>
+    </w:p>
+    <w:p>
+      <w:pPr>
+        <w:pStyle w:val="ListBullet"/>
+      </w:pPr>
+      <w:r>
+        <w:t>Versão: 0.2</w:t>
+      </w:r>
+    </w:p>
+    <w:p>
+      <w:pPr>
+        <w:pStyle w:val="ListBullet"/>
+      </w:pPr>
+      <w:r>
+        <w:t>Data: 2026-06-27</w:t>
       </w:r>
     </w:p>
     <w:p>
@@ -7025,7 +10279,7 @@
         <w:pStyle w:val="ListBullet"/>
       </w:pPr>
       <w:r>
-        <w:t>Histórico: Criação inicial.</w:t>
+        <w:t>Histórico: Ajuste ao modelo aprovado com títulos principais em japonês e camadas PT-Br/JP/leitura de apoio.</w:t>
       </w:r>
     </w:p>
     <w:p>
@@ -7033,7 +10287,7 @@
         <w:pStyle w:val="Heading2"/>
       </w:pPr>
       <w:r>
-        <w:t>Código</w:t>
+        <w:t>コード</w:t>
       </w:r>
     </w:p>
     <w:p>
@@ -7046,7 +10300,7 @@
         <w:pStyle w:val="Heading2"/>
       </w:pPr>
       <w:r>
-        <w:t>Categoria</w:t>
+        <w:t>カテゴリー</w:t>
       </w:r>
     </w:p>
     <w:p>
@@ -7059,7 +10313,7 @@
         <w:pStyle w:val="Heading2"/>
       </w:pPr>
       <w:r>
-        <w:t>Termo Japonês</w:t>
+        <w:t>日本語用語</w:t>
       </w:r>
     </w:p>
     <w:p>
@@ -7072,7 +10326,7 @@
         <w:pStyle w:val="Heading2"/>
       </w:pPr>
       <w:r>
-        <w:t>Tradução Português</w:t>
+        <w:t>ポルトガル語訳</w:t>
       </w:r>
     </w:p>
     <w:p>
@@ -7085,12 +10339,12 @@
         <w:pStyle w:val="Heading2"/>
       </w:pPr>
       <w:r>
-        <w:t>Definição Técnica</w:t>
-      </w:r>
-    </w:p>
-    <w:p>
-      <w:r>
-        <w:t>Data a partir da qual a seguradora passa a assumir responsabilidade pela cobertura, conforme aceitação e condições do contrato.</w:t>
+        <w:t>技術的定義</w:t>
+      </w:r>
+    </w:p>
+    <w:p>
+      <w:r>
+        <w:t>責任開始日とは、生命保険の相談・契約・保険金請求または契約管理において確認すべき専門用語です。具体的な意味、適用範囲、必要書類、支払可否は、保険商品、契約条件、事故状況および保険会社の判断によって異なります。</w:t>
       </w:r>
     </w:p>
     <w:p>
@@ -7098,12 +10352,12 @@
         <w:pStyle w:val="Heading2"/>
       </w:pPr>
       <w:r>
-        <w:t>Explicação Simplificada</w:t>
-      </w:r>
-    </w:p>
-    <w:p>
-      <w:r>
-        <w:t>É quando a cobertura começa de verdade.</w:t>
+        <w:t>簡単な説明</w:t>
+      </w:r>
+    </w:p>
+    <w:p>
+      <w:r>
+        <w:t>お客様には、「Data de início da responsabilidade da seguradora」に関する内容を、契約内容、条件、必要書類に分けて確認することとして説明します。</w:t>
       </w:r>
     </w:p>
     <w:p>
@@ -7111,12 +10365,51 @@
         <w:pStyle w:val="Heading2"/>
       </w:pPr>
       <w:r>
-        <w:t>Como explicar ao cliente brasileiro</w:t>
-      </w:r>
-    </w:p>
-    <w:p>
-      <w:r>
-        <w:t>A cobertura não começa apenas porque conversamos sobre o seguro. Ela começa conforme a data e as condições aceitas pela seguradora.</w:t>
+        <w:t>ブラジル人顧客への説明方法</w:t>
+      </w:r>
+    </w:p>
+    <w:p>
+      <w:pPr>
+        <w:pStyle w:val="Heading3"/>
+      </w:pPr>
+      <w:r>
+        <w:t>PT-Br</w:t>
+      </w:r>
+    </w:p>
+    <w:p>
+      <w:r>
+        <w:t>Vamos confirmar data de início da responsabilidade da seguradora e explicar de forma simples, conforme o contrato.</w:t>
+      </w:r>
+    </w:p>
+    <w:p>
+      <w:pPr>
+        <w:pStyle w:val="Heading3"/>
+      </w:pPr>
+      <w:r>
+        <w:t>JP（ふりがな）</w:t>
+      </w:r>
+    </w:p>
+    <w:p>
+      <w:r>
+        <w:t>「Data de início da responsabilidade da seguradora」について、契約内容に沿って分かりやすく確認します。</w:t>
+      </w:r>
+    </w:p>
+    <w:p>
+      <w:r>
+        <w:t>ふりがな: 「ドアトア ジ インイクイオ ダ ヘスポンサビリダージ ダ セグラドーラ」について、けいやくないようにそって、わかりやすくかくにんします。</w:t>
+      </w:r>
+    </w:p>
+    <w:p>
+      <w:pPr>
+        <w:pStyle w:val="Heading3"/>
+      </w:pPr>
+      <w:r>
+        <w:t>Leitura de apoio para o corretor</w:t>
+      </w:r>
+    </w:p>
+    <w:p>
+      <w:r>
+        <w:t>ヴァモス コンフィルマール ドアトア ジ インイクイオ ダ ヘスポンサビリダージ ダ セグラドーラ イ エスプリカール ジ フォルマ シンプレス コンフォルミ オ コントラート</w:t>
       </w:r>
     </w:p>
     <w:p>
@@ -7124,7 +10417,7 @@
         <w:pStyle w:val="Heading2"/>
       </w:pPr>
       <w:r>
-        <w:t>Frases utilizadas</w:t>
+        <w:t>使用フレーズ</w:t>
       </w:r>
     </w:p>
     <w:p>
@@ -7148,7 +10441,7 @@
         <w:pStyle w:val="ListBullet"/>
       </w:pPr>
       <w:r>
-        <w:t>契約内容を分かりやすく説明します。</w:t>
+        <w:t>契約内容と必要書類を分けて確認します.</w:t>
       </w:r>
     </w:p>
     <w:p>
@@ -7168,11 +10461,21 @@
       </w:r>
     </w:p>
     <w:p>
-      <w:pPr>
-        <w:pStyle w:val="ListBullet"/>
-      </w:pPr>
-      <w:r>
-        <w:t>Vou explicar o conteúdo do contrato de forma simples.</w:t>
+      <w:r>
+        <w:t xml:space="preserve">  - Leitura de apoio: ヴァモス コンフィルマール ドアトア ジ インイクイオ ダ ヘスポンサビリダージ ダ セグラドーラ</w:t>
+      </w:r>
+    </w:p>
+    <w:p>
+      <w:pPr>
+        <w:pStyle w:val="ListBullet"/>
+      </w:pPr>
+      <w:r>
+        <w:t>Vou explicar de forma simples, conforme o contrato.</w:t>
+      </w:r>
+    </w:p>
+    <w:p>
+      <w:r>
+        <w:t xml:space="preserve">  - Leitura de apoio: ヴォウ エスプリカール ジ フォルマ シンプレス コンフォルミ オ コントラート</w:t>
       </w:r>
     </w:p>
     <w:p>
@@ -7180,7 +10483,7 @@
         <w:pStyle w:val="Heading2"/>
       </w:pPr>
       <w:r>
-        <w:t>Perguntas frequentes</w:t>
+        <w:t>よくある質問</w:t>
       </w:r>
     </w:p>
     <w:p>
@@ -7196,7 +10499,7 @@
         <w:pStyle w:val="Heading2"/>
       </w:pPr>
       <w:r>
-        <w:t>Termos relacionados</w:t>
+        <w:t>関連用語</w:t>
       </w:r>
     </w:p>
     <w:p>
@@ -7212,7 +10515,7 @@
         <w:pStyle w:val="Heading2"/>
       </w:pPr>
       <w:r>
-        <w:t>Referências cruzadas</w:t>
+        <w:t>相互参照</w:t>
       </w:r>
     </w:p>
     <w:p>
@@ -7244,7 +10547,7 @@
         <w:pStyle w:val="Heading2"/>
       </w:pPr>
       <w:r>
-        <w:t>Referências</w:t>
+        <w:t>参考資料</w:t>
       </w:r>
     </w:p>
     <w:p>
@@ -7260,7 +10563,7 @@
         <w:pStyle w:val="Heading2"/>
       </w:pPr>
       <w:r>
-        <w:t>Tags</w:t>
+        <w:t>タグ</w:t>
       </w:r>
     </w:p>
     <w:p>
@@ -7300,7 +10603,7 @@
         <w:pStyle w:val="Heading2"/>
       </w:pPr>
       <w:r>
-        <w:t>Veja também</w:t>
+        <w:t>関連項目</w:t>
       </w:r>
     </w:p>
     <w:p>
@@ -7316,27 +10619,152 @@
         <w:pStyle w:val="Heading2"/>
       </w:pPr>
       <w:r>
-        <w:t>Histórico de revisão</w:t>
-      </w:r>
-    </w:p>
-    <w:p>
-      <w:r>
-        <w:t>| Data | Versão | Autor | Alteração |</w:t>
-      </w:r>
-    </w:p>
-    <w:p>
-      <w:r>
-        <w:t>| --- | --- | --- | --- |</w:t>
-      </w:r>
-    </w:p>
-    <w:p>
-      <w:r>
-        <w:t>| 2026-06-25 | 0.1 | JP-BR Insurance Knowledge Base | Criação inicial. |</w:t>
-      </w:r>
-    </w:p>
+        <w:t>改訂履歴</w:t>
+      </w:r>
+    </w:p>
+    <w:tbl>
+      <w:tblPr>
+        <w:tblStyle w:val="TableGrid"/>
+        <w:tblW w:type="auto" w:w="0"/>
+        <w:tblLook w:firstColumn="1" w:firstRow="1" w:lastColumn="0" w:lastRow="0" w:noHBand="0" w:noVBand="1" w:val="04A0"/>
+      </w:tblPr>
+      <w:tblGrid>
+        <w:gridCol w:w="2520"/>
+        <w:gridCol w:w="2520"/>
+        <w:gridCol w:w="2520"/>
+        <w:gridCol w:w="2520"/>
+      </w:tblGrid>
+      <w:tr>
+        <w:tc>
+          <w:tcPr>
+            <w:tcW w:type="dxa" w:w="2520"/>
+          </w:tcPr>
+          <w:p>
+            <w:r>
+              <w:t>Data</w:t>
+            </w:r>
+          </w:p>
+        </w:tc>
+        <w:tc>
+          <w:tcPr>
+            <w:tcW w:type="dxa" w:w="2520"/>
+          </w:tcPr>
+          <w:p>
+            <w:r>
+              <w:t>Versão</w:t>
+            </w:r>
+          </w:p>
+        </w:tc>
+        <w:tc>
+          <w:tcPr>
+            <w:tcW w:type="dxa" w:w="2520"/>
+          </w:tcPr>
+          <w:p>
+            <w:r>
+              <w:t>Autor</w:t>
+            </w:r>
+          </w:p>
+        </w:tc>
+        <w:tc>
+          <w:tcPr>
+            <w:tcW w:type="dxa" w:w="2520"/>
+          </w:tcPr>
+          <w:p>
+            <w:r>
+              <w:t>Alteração</w:t>
+            </w:r>
+          </w:p>
+        </w:tc>
+      </w:tr>
+      <w:tr>
+        <w:tc>
+          <w:tcPr>
+            <w:tcW w:type="dxa" w:w="2520"/>
+          </w:tcPr>
+          <w:p>
+            <w:r>
+              <w:t>2026-06-25</w:t>
+            </w:r>
+          </w:p>
+        </w:tc>
+        <w:tc>
+          <w:tcPr>
+            <w:tcW w:type="dxa" w:w="2520"/>
+          </w:tcPr>
+          <w:p>
+            <w:r>
+              <w:t>0.1</w:t>
+            </w:r>
+          </w:p>
+        </w:tc>
+        <w:tc>
+          <w:tcPr>
+            <w:tcW w:type="dxa" w:w="2520"/>
+          </w:tcPr>
+          <w:p>
+            <w:r>
+              <w:t>JP-BR Insurance Knowledge Base</w:t>
+            </w:r>
+          </w:p>
+        </w:tc>
+        <w:tc>
+          <w:tcPr>
+            <w:tcW w:type="dxa" w:w="2520"/>
+          </w:tcPr>
+          <w:p>
+            <w:r>
+              <w:t>Criação inicial.</w:t>
+            </w:r>
+          </w:p>
+        </w:tc>
+      </w:tr>
+      <w:tr>
+        <w:tc>
+          <w:tcPr>
+            <w:tcW w:type="dxa" w:w="2520"/>
+          </w:tcPr>
+          <w:p>
+            <w:r>
+              <w:t>2026-06-27</w:t>
+            </w:r>
+          </w:p>
+        </w:tc>
+        <w:tc>
+          <w:tcPr>
+            <w:tcW w:type="dxa" w:w="2520"/>
+          </w:tcPr>
+          <w:p>
+            <w:r>
+              <w:t>0.2</w:t>
+            </w:r>
+          </w:p>
+        </w:tc>
+        <w:tc>
+          <w:tcPr>
+            <w:tcW w:type="dxa" w:w="2520"/>
+          </w:tcPr>
+          <w:p>
+            <w:r>
+              <w:t>JP-BR Insurance Knowledge Base</w:t>
+            </w:r>
+          </w:p>
+        </w:tc>
+        <w:tc>
+          <w:tcPr>
+            <w:tcW w:type="dxa" w:w="2520"/>
+          </w:tcPr>
+          <w:p>
+            <w:r>
+              <w:t>Ajuste ao modelo aprovado com PT-Br, JP（ふりがな） e leitura de apoio para o corretor.</w:t>
+            </w:r>
+          </w:p>
+        </w:tc>
+      </w:tr>
+    </w:tbl>
+    <w:p/>
     <w:sectPr>
       <w:pgSz w:w="12240" w:h="15840"/>
-      <w:pgMar w:top="1440" w:right="1800" w:bottom="1440" w:left="1800" w:header="720" w:footer="720" w:gutter="0"/>
+      <w:pgMar w:top="1008" w:right="1080" w:bottom="1008" w:left="1080" w:header="720" w:footer="720" w:gutter="0"/>
       <w:cols w:space="720"/>
       <w:docGrid w:linePitch="360"/>
     </w:sectPr>
@@ -7709,7 +11137,7 @@
     <w:rsid w:val="00FC693F"/>
     <w:rPr>
       <w:rFonts w:ascii="Arial Unicode MS" w:hAnsi="Arial Unicode MS"/>
-      <w:sz w:val="20"/>
+      <w:sz w:val="21"/>
     </w:rPr>
   </w:style>
   <w:style w:type="paragraph" w:styleId="Header">
@@ -7771,11 +11199,11 @@
       <w:outlineLvl w:val="0"/>
     </w:pPr>
     <w:rPr>
-      <w:rFonts w:asciiTheme="majorHAnsi" w:eastAsiaTheme="majorEastAsia" w:hAnsiTheme="majorHAnsi" w:cstheme="majorBidi"/>
+      <w:rFonts w:asciiTheme="majorHAnsi" w:eastAsiaTheme="majorEastAsia" w:hAnsiTheme="majorHAnsi" w:cstheme="majorBidi" w:ascii="Arial Unicode MS" w:hAnsi="Arial Unicode MS"/>
       <w:b/>
       <w:bCs/>
       <w:color w:val="365F91" w:themeColor="accent1" w:themeShade="BF"/>
-      <w:sz w:val="28"/>
+      <w:sz w:val="36"/>
       <w:szCs w:val="28"/>
     </w:rPr>
   </w:style>
@@ -7795,11 +11223,11 @@
       <w:outlineLvl w:val="1"/>
     </w:pPr>
     <w:rPr>
-      <w:rFonts w:asciiTheme="majorHAnsi" w:eastAsiaTheme="majorEastAsia" w:hAnsiTheme="majorHAnsi" w:cstheme="majorBidi"/>
+      <w:rFonts w:asciiTheme="majorHAnsi" w:eastAsiaTheme="majorEastAsia" w:hAnsiTheme="majorHAnsi" w:cstheme="majorBidi" w:ascii="Arial Unicode MS" w:hAnsi="Arial Unicode MS"/>
       <w:b/>
       <w:bCs/>
       <w:color w:val="4F81BD" w:themeColor="accent1"/>
-      <w:sz w:val="26"/>
+      <w:sz w:val="28"/>
       <w:szCs w:val="26"/>
     </w:rPr>
   </w:style>
@@ -7819,10 +11247,11 @@
       <w:outlineLvl w:val="2"/>
     </w:pPr>
     <w:rPr>
-      <w:rFonts w:asciiTheme="majorHAnsi" w:eastAsiaTheme="majorEastAsia" w:hAnsiTheme="majorHAnsi" w:cstheme="majorBidi"/>
+      <w:rFonts w:asciiTheme="majorHAnsi" w:eastAsiaTheme="majorEastAsia" w:hAnsiTheme="majorHAnsi" w:cstheme="majorBidi" w:ascii="Arial Unicode MS" w:hAnsi="Arial Unicode MS"/>
       <w:b/>
       <w:bCs/>
       <w:color w:val="4F81BD" w:themeColor="accent1"/>
+      <w:sz w:val="24"/>
     </w:rPr>
   </w:style>
   <w:style w:type="paragraph" w:styleId="Heading4">
